--- a/Received/nursery/Nursery, English 'W'.docx
+++ b/Received/nursery/Nursery, English 'W'.docx
@@ -1252,13 +1252,13 @@
           <w:lang w:bidi="ar-SA"/>
         </w:rPr>
         <w:drawing>
-          <wp:anchor distT="0" distB="0" distL="114300" distR="114300" simplePos="0" relativeHeight="251665408" behindDoc="0" locked="0" layoutInCell="1" allowOverlap="1" wp14:anchorId="52DEEC6D" wp14:editId="6A8F5CA0">
+          <wp:anchor distT="0" distB="0" distL="114300" distR="114300" simplePos="0" relativeHeight="251665408" behindDoc="0" locked="0" layoutInCell="1" allowOverlap="1" wp14:anchorId="52DEEC6D" wp14:editId="7A5DD8A0">
             <wp:simplePos x="0" y="0"/>
             <wp:positionH relativeFrom="column">
               <wp:posOffset>3800475</wp:posOffset>
             </wp:positionH>
             <wp:positionV relativeFrom="paragraph">
-              <wp:posOffset>318769</wp:posOffset>
+              <wp:posOffset>215561</wp:posOffset>
             </wp:positionV>
             <wp:extent cx="762000" cy="1013043"/>
             <wp:effectExtent l="0" t="0" r="0" b="0"/>
@@ -1289,7 +1289,7 @@
                   <pic:spPr>
                     <a:xfrm>
                       <a:off x="0" y="0"/>
-                      <a:ext cx="763026" cy="1014407"/>
+                      <a:ext cx="762000" cy="1013043"/>
                     </a:xfrm>
                     <a:prstGeom prst="rect">
                       <a:avLst/>
@@ -1360,13 +1360,13 @@
           <w:lang w:bidi="ar-SA"/>
         </w:rPr>
         <w:drawing>
-          <wp:anchor distT="0" distB="0" distL="114300" distR="114300" simplePos="0" relativeHeight="251663360" behindDoc="0" locked="0" layoutInCell="1" allowOverlap="1" wp14:anchorId="01798A6F" wp14:editId="58D7DAAF">
+          <wp:anchor distT="0" distB="0" distL="114300" distR="114300" simplePos="0" relativeHeight="251663360" behindDoc="0" locked="0" layoutInCell="1" allowOverlap="1" wp14:anchorId="01798A6F" wp14:editId="4FA837E8">
             <wp:simplePos x="0" y="0"/>
             <wp:positionH relativeFrom="column">
               <wp:posOffset>3705225</wp:posOffset>
             </wp:positionH>
             <wp:positionV relativeFrom="paragraph">
-              <wp:posOffset>193040</wp:posOffset>
+              <wp:posOffset>129245</wp:posOffset>
             </wp:positionV>
             <wp:extent cx="1069975" cy="626265"/>
             <wp:effectExtent l="0" t="0" r="0" b="2540"/>
@@ -1396,7 +1396,7 @@
                   <pic:spPr bwMode="auto">
                     <a:xfrm>
                       <a:off x="0" y="0"/>
-                      <a:ext cx="1070614" cy="626639"/>
+                      <a:ext cx="1069975" cy="626265"/>
                     </a:xfrm>
                     <a:prstGeom prst="rect">
                       <a:avLst/>
@@ -1463,13 +1463,13 @@
           <w:lang w:bidi="ar-SA"/>
         </w:rPr>
         <w:drawing>
-          <wp:anchor distT="0" distB="0" distL="114300" distR="114300" simplePos="0" relativeHeight="251666432" behindDoc="0" locked="0" layoutInCell="1" allowOverlap="1" wp14:anchorId="29B7FA06" wp14:editId="1D2098EB">
+          <wp:anchor distT="0" distB="0" distL="114300" distR="114300" simplePos="0" relativeHeight="251666432" behindDoc="0" locked="0" layoutInCell="1" allowOverlap="1" wp14:anchorId="29B7FA06" wp14:editId="7BB140E4">
             <wp:simplePos x="0" y="0"/>
             <wp:positionH relativeFrom="column">
-              <wp:posOffset>3739777</wp:posOffset>
+              <wp:posOffset>3739515</wp:posOffset>
             </wp:positionH>
             <wp:positionV relativeFrom="paragraph">
-              <wp:posOffset>118745</wp:posOffset>
+              <wp:posOffset>54950</wp:posOffset>
             </wp:positionV>
             <wp:extent cx="1035423" cy="933450"/>
             <wp:effectExtent l="0" t="0" r="0" b="0"/>
@@ -1500,7 +1500,7 @@
                   <pic:spPr>
                     <a:xfrm>
                       <a:off x="0" y="0"/>
-                      <a:ext cx="1038829" cy="936521"/>
+                      <a:ext cx="1035423" cy="933450"/>
                     </a:xfrm>
                     <a:prstGeom prst="rect">
                       <a:avLst/>
@@ -1553,39 +1553,19 @@
       <w:r>
         <w:rPr>
           <w:rFonts w:ascii="Times New Roman" w:hAnsi="Times New Roman" w:cs="Times New Roman"/>
-          <w:sz w:val="36"/>
-          <w:szCs w:val="36"/>
-        </w:rPr>
-        <w:t>S</w:t>
-      </w:r>
-    </w:p>
-    <w:p>
-      <w:pPr>
-        <w:spacing w:after="0" w:line="360" w:lineRule="auto"/>
-        <w:ind w:left="432"/>
-        <w:jc w:val="both"/>
-        <w:rPr>
-          <w:rFonts w:ascii="Times New Roman" w:hAnsi="Times New Roman" w:cs="Times New Roman"/>
-          <w:sz w:val="36"/>
-          <w:szCs w:val="36"/>
-        </w:rPr>
-      </w:pPr>
-      <w:r>
-        <w:rPr>
-          <w:rFonts w:ascii="Times New Roman" w:hAnsi="Times New Roman" w:cs="Times New Roman"/>
           <w:noProof/>
           <w:sz w:val="36"/>
           <w:szCs w:val="36"/>
           <w:lang w:bidi="ar-SA"/>
         </w:rPr>
         <w:drawing>
-          <wp:anchor distT="0" distB="0" distL="114300" distR="114300" simplePos="0" relativeHeight="251661312" behindDoc="0" locked="0" layoutInCell="1" allowOverlap="1" wp14:anchorId="14DAE832" wp14:editId="35DAFE79">
+          <wp:anchor distT="0" distB="0" distL="114300" distR="114300" simplePos="0" relativeHeight="251661312" behindDoc="0" locked="0" layoutInCell="1" allowOverlap="1" wp14:anchorId="14DAE832" wp14:editId="2C930F1D">
             <wp:simplePos x="0" y="0"/>
             <wp:positionH relativeFrom="column">
               <wp:posOffset>3752850</wp:posOffset>
             </wp:positionH>
             <wp:positionV relativeFrom="paragraph">
-              <wp:posOffset>78740</wp:posOffset>
+              <wp:posOffset>281689</wp:posOffset>
             </wp:positionV>
             <wp:extent cx="1242684" cy="619125"/>
             <wp:effectExtent l="0" t="0" r="0" b="0"/>
@@ -1615,7 +1595,7 @@
                   <pic:spPr bwMode="auto">
                     <a:xfrm>
                       <a:off x="0" y="0"/>
-                      <a:ext cx="1249531" cy="622537"/>
+                      <a:ext cx="1242684" cy="619125"/>
                     </a:xfrm>
                     <a:prstGeom prst="rect">
                       <a:avLst/>
@@ -1641,6 +1621,14 @@
           </wp:anchor>
         </w:drawing>
       </w:r>
+      <w:r>
+        <w:rPr>
+          <w:rFonts w:ascii="Times New Roman" w:hAnsi="Times New Roman" w:cs="Times New Roman"/>
+          <w:sz w:val="36"/>
+          <w:szCs w:val="36"/>
+        </w:rPr>
+        <w:t>S</w:t>
+      </w:r>
     </w:p>
     <w:p>
       <w:pPr>
@@ -1653,6 +1641,18 @@
           <w:szCs w:val="36"/>
         </w:rPr>
       </w:pPr>
+    </w:p>
+    <w:p>
+      <w:pPr>
+        <w:spacing w:after="0" w:line="360" w:lineRule="auto"/>
+        <w:ind w:left="432"/>
+        <w:jc w:val="both"/>
+        <w:rPr>
+          <w:rFonts w:ascii="Times New Roman" w:hAnsi="Times New Roman" w:cs="Times New Roman"/>
+          <w:sz w:val="36"/>
+          <w:szCs w:val="36"/>
+        </w:rPr>
+      </w:pPr>
       <w:r>
         <w:rPr>
           <w:rFonts w:ascii="Times New Roman" w:hAnsi="Times New Roman" w:cs="Times New Roman"/>
@@ -1662,13 +1662,13 @@
           <w:lang w:bidi="ar-SA"/>
         </w:rPr>
         <w:drawing>
-          <wp:anchor distT="0" distB="0" distL="114300" distR="114300" simplePos="0" relativeHeight="251660288" behindDoc="0" locked="0" layoutInCell="1" allowOverlap="1" wp14:anchorId="0477FADF" wp14:editId="0558B7A3">
+          <wp:anchor distT="0" distB="0" distL="114300" distR="114300" simplePos="0" relativeHeight="251660288" behindDoc="0" locked="0" layoutInCell="1" allowOverlap="1" wp14:anchorId="0477FADF" wp14:editId="1F0C98E1">
             <wp:simplePos x="0" y="0"/>
             <wp:positionH relativeFrom="column">
-              <wp:posOffset>4067174</wp:posOffset>
+              <wp:posOffset>4077036</wp:posOffset>
             </wp:positionH>
             <wp:positionV relativeFrom="paragraph">
-              <wp:posOffset>389890</wp:posOffset>
+              <wp:posOffset>105247</wp:posOffset>
             </wp:positionV>
             <wp:extent cx="927735" cy="923994"/>
             <wp:effectExtent l="0" t="0" r="5715" b="9525"/>
@@ -1698,7 +1698,7 @@
                   <pic:spPr bwMode="auto">
                     <a:xfrm>
                       <a:off x="0" y="0"/>
-                      <a:ext cx="929305" cy="925558"/>
+                      <a:ext cx="927735" cy="923994"/>
                     </a:xfrm>
                     <a:prstGeom prst="rect">
                       <a:avLst/>
@@ -1759,39 +1759,19 @@
       <w:r>
         <w:rPr>
           <w:rFonts w:ascii="Times New Roman" w:hAnsi="Times New Roman" w:cs="Times New Roman"/>
-          <w:sz w:val="36"/>
-          <w:szCs w:val="36"/>
-        </w:rPr>
-        <w:t>V</w:t>
-      </w:r>
-    </w:p>
-    <w:p>
-      <w:pPr>
-        <w:spacing w:after="0" w:line="360" w:lineRule="auto"/>
-        <w:ind w:left="432"/>
-        <w:jc w:val="both"/>
-        <w:rPr>
-          <w:rFonts w:ascii="Times New Roman" w:hAnsi="Times New Roman" w:cs="Times New Roman"/>
-          <w:sz w:val="36"/>
-          <w:szCs w:val="36"/>
-        </w:rPr>
-      </w:pPr>
-      <w:r>
-        <w:rPr>
-          <w:rFonts w:ascii="Times New Roman" w:hAnsi="Times New Roman" w:cs="Times New Roman"/>
           <w:noProof/>
           <w:sz w:val="36"/>
           <w:szCs w:val="36"/>
           <w:lang w:bidi="ar-SA"/>
         </w:rPr>
         <w:drawing>
-          <wp:anchor distT="0" distB="0" distL="114300" distR="114300" simplePos="0" relativeHeight="251659264" behindDoc="0" locked="0" layoutInCell="1" allowOverlap="1" wp14:anchorId="70C779BF" wp14:editId="53F393CB">
+          <wp:anchor distT="0" distB="0" distL="114300" distR="114300" simplePos="0" relativeHeight="251659264" behindDoc="0" locked="0" layoutInCell="1" allowOverlap="1" wp14:anchorId="70C779BF" wp14:editId="3D17E8E5">
             <wp:simplePos x="0" y="0"/>
             <wp:positionH relativeFrom="column">
               <wp:posOffset>4208780</wp:posOffset>
             </wp:positionH>
             <wp:positionV relativeFrom="paragraph">
-              <wp:posOffset>236119</wp:posOffset>
+              <wp:posOffset>342841</wp:posOffset>
             </wp:positionV>
             <wp:extent cx="789752" cy="942975"/>
             <wp:effectExtent l="0" t="0" r="0" b="0"/>
@@ -1847,6 +1827,14 @@
           </wp:anchor>
         </w:drawing>
       </w:r>
+      <w:r>
+        <w:rPr>
+          <w:rFonts w:ascii="Times New Roman" w:hAnsi="Times New Roman" w:cs="Times New Roman"/>
+          <w:sz w:val="36"/>
+          <w:szCs w:val="36"/>
+        </w:rPr>
+        <w:t>V</w:t>
+      </w:r>
     </w:p>
     <w:p>
       <w:pPr>
@@ -1859,14 +1847,6 @@
           <w:szCs w:val="36"/>
         </w:rPr>
       </w:pPr>
-      <w:r>
-        <w:rPr>
-          <w:rFonts w:ascii="Times New Roman" w:hAnsi="Times New Roman" w:cs="Times New Roman"/>
-          <w:sz w:val="36"/>
-          <w:szCs w:val="36"/>
-        </w:rPr>
-        <w:t>Z</w:t>
-      </w:r>
     </w:p>
     <w:p>
       <w:pPr>
@@ -1875,12 +1855,104 @@
         <w:jc w:val="both"/>
         <w:rPr>
           <w:rFonts w:ascii="Times New Roman" w:hAnsi="Times New Roman" w:cs="Times New Roman"/>
-          <w:b/>
-          <w:bCs/>
-          <w:sz w:val="36"/>
-          <w:szCs w:val="36"/>
-        </w:rPr>
-      </w:pPr>
+          <w:sz w:val="36"/>
+          <w:szCs w:val="36"/>
+        </w:rPr>
+      </w:pPr>
+      <w:r>
+        <w:rPr>
+          <w:rFonts w:ascii="Times New Roman" w:hAnsi="Times New Roman" w:cs="Times New Roman"/>
+          <w:sz w:val="36"/>
+          <w:szCs w:val="36"/>
+        </w:rPr>
+        <w:t>Z</w:t>
+      </w:r>
+    </w:p>
+    <w:p>
+      <w:pPr>
+        <w:spacing w:after="0" w:line="360" w:lineRule="auto"/>
+        <w:ind w:left="432"/>
+        <w:jc w:val="both"/>
+        <w:rPr>
+          <w:rFonts w:ascii="Times New Roman" w:hAnsi="Times New Roman" w:cs="Times New Roman"/>
+          <w:b/>
+          <w:bCs/>
+          <w:sz w:val="36"/>
+          <w:szCs w:val="36"/>
+        </w:rPr>
+      </w:pPr>
+      <w:r>
+        <w:rPr>
+          <w:rFonts w:ascii="Times New Roman" w:hAnsi="Times New Roman" w:cs="Times New Roman"/>
+          <w:noProof/>
+          <w:sz w:val="36"/>
+          <w:szCs w:val="36"/>
+          <w:u w:val="single"/>
+          <w:lang w:bidi="ar-SA"/>
+        </w:rPr>
+        <w:drawing>
+          <wp:anchor distT="0" distB="0" distL="114300" distR="114300" simplePos="0" relativeHeight="251683840" behindDoc="0" locked="0" layoutInCell="1" allowOverlap="1" wp14:anchorId="026604A7" wp14:editId="7CC8EB26">
+            <wp:simplePos x="0" y="0"/>
+            <wp:positionH relativeFrom="column">
+              <wp:posOffset>3996055</wp:posOffset>
+            </wp:positionH>
+            <wp:positionV relativeFrom="paragraph">
+              <wp:posOffset>363516</wp:posOffset>
+            </wp:positionV>
+            <wp:extent cx="1335311" cy="613622"/>
+            <wp:effectExtent l="0" t="0" r="0" b="0"/>
+            <wp:wrapNone/>
+            <wp:docPr id="115" name="Picture 115"/>
+            <wp:cNvGraphicFramePr>
+              <a:graphicFrameLocks xmlns:a="http://schemas.openxmlformats.org/drawingml/2006/main" noChangeAspect="1"/>
+            </wp:cNvGraphicFramePr>
+            <a:graphic xmlns:a="http://schemas.openxmlformats.org/drawingml/2006/main">
+              <a:graphicData uri="http://schemas.openxmlformats.org/drawingml/2006/picture">
+                <pic:pic xmlns:pic="http://schemas.openxmlformats.org/drawingml/2006/picture">
+                  <pic:nvPicPr>
+                    <pic:cNvPr id="0" name="download.jpeg"/>
+                    <pic:cNvPicPr/>
+                  </pic:nvPicPr>
+                  <pic:blipFill rotWithShape="1">
+                    <a:blip r:embed="rId13">
+                      <a:extLst>
+                        <a:ext uri="{28A0092B-C50C-407E-A947-70E740481C1C}">
+                          <a14:useLocalDpi xmlns:a14="http://schemas.microsoft.com/office/drawing/2010/main" val="0"/>
+                        </a:ext>
+                      </a:extLst>
+                    </a:blip>
+                    <a:srcRect t="7714" b="9152"/>
+                    <a:stretch/>
+                  </pic:blipFill>
+                  <pic:spPr bwMode="auto">
+                    <a:xfrm>
+                      <a:off x="0" y="0"/>
+                      <a:ext cx="1335311" cy="613622"/>
+                    </a:xfrm>
+                    <a:prstGeom prst="rect">
+                      <a:avLst/>
+                    </a:prstGeom>
+                    <a:ln>
+                      <a:noFill/>
+                    </a:ln>
+                    <a:extLst>
+                      <a:ext uri="{53640926-AAD7-44D8-BBD7-CCE9431645EC}">
+                        <a14:shadowObscured xmlns:a14="http://schemas.microsoft.com/office/drawing/2010/main"/>
+                      </a:ext>
+                    </a:extLst>
+                  </pic:spPr>
+                </pic:pic>
+              </a:graphicData>
+            </a:graphic>
+            <wp14:sizeRelH relativeFrom="page">
+              <wp14:pctWidth>0</wp14:pctWidth>
+            </wp14:sizeRelH>
+            <wp14:sizeRelV relativeFrom="page">
+              <wp14:pctHeight>0</wp14:pctHeight>
+            </wp14:sizeRelV>
+          </wp:anchor>
+        </w:drawing>
+      </w:r>
     </w:p>
     <w:p>
       <w:pPr>
@@ -2029,6 +2101,97 @@
         </w:rPr>
         <w:t>.</w:t>
       </w:r>
+      <w:r>
+        <w:rPr>
+          <w:rFonts w:ascii="Times New Roman" w:hAnsi="Times New Roman" w:cs="Times New Roman"/>
+          <w:b/>
+          <w:bCs/>
+          <w:sz w:val="36"/>
+          <w:szCs w:val="36"/>
+        </w:rPr>
+        <w:t xml:space="preserve"> </w:t>
+      </w:r>
+      <w:r>
+        <w:rPr>
+          <w:rFonts w:ascii="Times New Roman" w:hAnsi="Times New Roman" w:cs="Times New Roman"/>
+          <w:b/>
+          <w:bCs/>
+          <w:sz w:val="36"/>
+          <w:szCs w:val="36"/>
+        </w:rPr>
+        <w:tab/>
+      </w:r>
+      <w:r>
+        <w:rPr>
+          <w:rFonts w:ascii="Times New Roman" w:hAnsi="Times New Roman" w:cs="Times New Roman"/>
+          <w:b/>
+          <w:bCs/>
+          <w:sz w:val="36"/>
+          <w:szCs w:val="36"/>
+        </w:rPr>
+        <w:tab/>
+      </w:r>
+      <w:r>
+        <w:rPr>
+          <w:rFonts w:ascii="Times New Roman" w:hAnsi="Times New Roman" w:cs="Times New Roman"/>
+          <w:b/>
+          <w:bCs/>
+          <w:sz w:val="36"/>
+          <w:szCs w:val="36"/>
+        </w:rPr>
+        <w:tab/>
+      </w:r>
+      <w:r>
+        <w:rPr>
+          <w:rFonts w:ascii="Times New Roman" w:hAnsi="Times New Roman" w:cs="Times New Roman"/>
+          <w:b/>
+          <w:bCs/>
+          <w:sz w:val="36"/>
+          <w:szCs w:val="36"/>
+        </w:rPr>
+        <w:tab/>
+      </w:r>
+      <w:r>
+        <w:rPr>
+          <w:rFonts w:ascii="Times New Roman" w:hAnsi="Times New Roman" w:cs="Times New Roman"/>
+          <w:b/>
+          <w:bCs/>
+          <w:sz w:val="36"/>
+          <w:szCs w:val="36"/>
+        </w:rPr>
+        <w:tab/>
+      </w:r>
+      <w:r>
+        <w:rPr>
+          <w:rFonts w:ascii="Times New Roman" w:hAnsi="Times New Roman" w:cs="Times New Roman"/>
+          <w:b/>
+          <w:bCs/>
+          <w:sz w:val="36"/>
+          <w:szCs w:val="36"/>
+        </w:rPr>
+        <w:tab/>
+      </w:r>
+      <w:r>
+        <w:rPr>
+          <w:rFonts w:ascii="Times New Roman" w:hAnsi="Times New Roman" w:cs="Times New Roman"/>
+          <w:b/>
+          <w:bCs/>
+          <w:sz w:val="36"/>
+          <w:szCs w:val="36"/>
+        </w:rPr>
+        <w:tab/>
+      </w:r>
+      <w:r>
+        <w:rPr>
+          <w:rFonts w:ascii="Times New Roman" w:hAnsi="Times New Roman" w:cs="Times New Roman"/>
+          <w:b/>
+          <w:bCs/>
+          <w:sz w:val="36"/>
+          <w:szCs w:val="36"/>
+        </w:rPr>
+        <w:tab/>
+        <w:t>[5]</w:t>
+      </w:r>
     </w:p>
     <w:p>
       <w:pPr>
@@ -2173,6 +2336,119 @@
         </w:rPr>
         <w:tab/>
       </w:r>
+    </w:p>
+    <w:p>
+      <w:pPr>
+        <w:spacing w:after="0" w:line="360" w:lineRule="auto"/>
+        <w:ind w:left="432"/>
+        <w:jc w:val="both"/>
+        <w:rPr>
+          <w:rFonts w:ascii="Times New Roman" w:hAnsi="Times New Roman" w:cs="Times New Roman"/>
+          <w:sz w:val="36"/>
+          <w:szCs w:val="36"/>
+        </w:rPr>
+      </w:pPr>
+      <w:r>
+        <w:rPr>
+          <w:rFonts w:ascii="Times New Roman" w:hAnsi="Times New Roman" w:cs="Times New Roman"/>
+          <w:sz w:val="36"/>
+          <w:szCs w:val="36"/>
+        </w:rPr>
+        <w:t>P</w:t>
+      </w:r>
+      <w:r>
+        <w:rPr>
+          <w:rFonts w:ascii="Times New Roman" w:hAnsi="Times New Roman" w:cs="Times New Roman"/>
+          <w:sz w:val="36"/>
+          <w:szCs w:val="36"/>
+        </w:rPr>
+        <w:tab/>
+      </w:r>
+      <w:r>
+        <w:rPr>
+          <w:rFonts w:ascii="Times New Roman" w:hAnsi="Times New Roman" w:cs="Times New Roman"/>
+          <w:sz w:val="36"/>
+          <w:szCs w:val="36"/>
+        </w:rPr>
+        <w:tab/>
+        <w:t>A</w:t>
+      </w:r>
+      <w:r>
+        <w:rPr>
+          <w:rFonts w:ascii="Times New Roman" w:hAnsi="Times New Roman" w:cs="Times New Roman"/>
+          <w:sz w:val="36"/>
+          <w:szCs w:val="36"/>
+        </w:rPr>
+        <w:tab/>
+      </w:r>
+      <w:r>
+        <w:rPr>
+          <w:rFonts w:ascii="Times New Roman" w:hAnsi="Times New Roman" w:cs="Times New Roman"/>
+          <w:sz w:val="36"/>
+          <w:szCs w:val="36"/>
+        </w:rPr>
+        <w:tab/>
+        <w:t>L</w:t>
+      </w:r>
+    </w:p>
+    <w:p>
+      <w:pPr>
+        <w:spacing w:after="0" w:line="360" w:lineRule="auto"/>
+        <w:jc w:val="both"/>
+        <w:rPr>
+          <w:rFonts w:ascii="Times New Roman" w:hAnsi="Times New Roman" w:cs="Times New Roman"/>
+          <w:sz w:val="36"/>
+          <w:szCs w:val="36"/>
+        </w:rPr>
+      </w:pPr>
+      <w:r>
+        <w:rPr>
+          <w:rFonts w:ascii="Times New Roman" w:hAnsi="Times New Roman" w:cs="Times New Roman"/>
+          <w:sz w:val="36"/>
+          <w:szCs w:val="36"/>
+        </w:rPr>
+        <w:tab/>
+      </w:r>
+      <w:r>
+        <w:rPr>
+          <w:rFonts w:ascii="Times New Roman" w:hAnsi="Times New Roman" w:cs="Times New Roman"/>
+          <w:sz w:val="36"/>
+          <w:szCs w:val="36"/>
+        </w:rPr>
+        <w:t xml:space="preserve">   </w:t>
+      </w:r>
+      <w:r>
+        <w:rPr>
+          <w:rFonts w:ascii="Times New Roman" w:hAnsi="Times New Roman" w:cs="Times New Roman"/>
+          <w:sz w:val="36"/>
+          <w:szCs w:val="36"/>
+        </w:rPr>
+        <w:t>M</w:t>
+      </w:r>
+      <w:r>
+        <w:rPr>
+          <w:rFonts w:ascii="Times New Roman" w:hAnsi="Times New Roman" w:cs="Times New Roman"/>
+          <w:sz w:val="36"/>
+          <w:szCs w:val="36"/>
+        </w:rPr>
+        <w:tab/>
+      </w:r>
+      <w:r>
+        <w:rPr>
+          <w:rFonts w:ascii="Times New Roman" w:hAnsi="Times New Roman" w:cs="Times New Roman"/>
+          <w:sz w:val="36"/>
+          <w:szCs w:val="36"/>
+        </w:rPr>
+        <w:tab/>
+      </w:r>
+      <w:r>
+        <w:rPr>
+          <w:rFonts w:ascii="Times New Roman" w:hAnsi="Times New Roman" w:cs="Times New Roman"/>
+          <w:sz w:val="36"/>
+          <w:szCs w:val="36"/>
+        </w:rPr>
+        <w:tab/>
+      </w:r>
       <w:proofErr w:type="spellStart"/>
       <w:r>
         <w:rPr>
@@ -2187,6 +2463,150 @@
     <w:p>
       <w:pPr>
         <w:spacing w:after="0" w:line="360" w:lineRule="auto"/>
+        <w:jc w:val="both"/>
+        <w:rPr>
+          <w:rFonts w:ascii="Times New Roman" w:hAnsi="Times New Roman" w:cs="Times New Roman"/>
+          <w:sz w:val="36"/>
+          <w:szCs w:val="36"/>
+        </w:rPr>
+      </w:pPr>
+    </w:p>
+    <w:p>
+      <w:pPr>
+        <w:spacing w:after="0" w:line="360" w:lineRule="auto"/>
+        <w:jc w:val="both"/>
+        <w:rPr>
+          <w:rFonts w:ascii="Times New Roman" w:hAnsi="Times New Roman" w:cs="Times New Roman"/>
+          <w:b/>
+          <w:bCs/>
+          <w:sz w:val="36"/>
+          <w:szCs w:val="36"/>
+        </w:rPr>
+      </w:pPr>
+      <w:r>
+        <w:rPr>
+          <w:rFonts w:ascii="Times New Roman" w:hAnsi="Times New Roman" w:cs="Times New Roman"/>
+          <w:b/>
+          <w:bCs/>
+          <w:sz w:val="36"/>
+          <w:szCs w:val="36"/>
+        </w:rPr>
+        <w:t>3. Copy the same letters.</w:t>
+      </w:r>
+      <w:r>
+        <w:rPr>
+          <w:rFonts w:ascii="Times New Roman" w:hAnsi="Times New Roman" w:cs="Times New Roman"/>
+          <w:b/>
+          <w:bCs/>
+          <w:sz w:val="36"/>
+          <w:szCs w:val="36"/>
+        </w:rPr>
+        <w:tab/>
+      </w:r>
+      <w:r>
+        <w:rPr>
+          <w:rFonts w:ascii="Times New Roman" w:hAnsi="Times New Roman" w:cs="Times New Roman"/>
+          <w:b/>
+          <w:bCs/>
+          <w:sz w:val="36"/>
+          <w:szCs w:val="36"/>
+        </w:rPr>
+        <w:tab/>
+      </w:r>
+      <w:r>
+        <w:rPr>
+          <w:rFonts w:ascii="Times New Roman" w:hAnsi="Times New Roman" w:cs="Times New Roman"/>
+          <w:b/>
+          <w:bCs/>
+          <w:sz w:val="36"/>
+          <w:szCs w:val="36"/>
+        </w:rPr>
+        <w:tab/>
+      </w:r>
+      <w:r>
+        <w:rPr>
+          <w:rFonts w:ascii="Times New Roman" w:hAnsi="Times New Roman" w:cs="Times New Roman"/>
+          <w:b/>
+          <w:bCs/>
+          <w:sz w:val="36"/>
+          <w:szCs w:val="36"/>
+        </w:rPr>
+        <w:tab/>
+      </w:r>
+      <w:r>
+        <w:rPr>
+          <w:rFonts w:ascii="Times New Roman" w:hAnsi="Times New Roman" w:cs="Times New Roman"/>
+          <w:b/>
+          <w:bCs/>
+          <w:sz w:val="36"/>
+          <w:szCs w:val="36"/>
+        </w:rPr>
+        <w:tab/>
+      </w:r>
+      <w:r>
+        <w:rPr>
+          <w:rFonts w:ascii="Times New Roman" w:hAnsi="Times New Roman" w:cs="Times New Roman"/>
+          <w:b/>
+          <w:bCs/>
+          <w:sz w:val="36"/>
+          <w:szCs w:val="36"/>
+        </w:rPr>
+        <w:tab/>
+      </w:r>
+      <w:r>
+        <w:rPr>
+          <w:rFonts w:ascii="Times New Roman" w:hAnsi="Times New Roman" w:cs="Times New Roman"/>
+          <w:b/>
+          <w:bCs/>
+          <w:sz w:val="36"/>
+          <w:szCs w:val="36"/>
+        </w:rPr>
+        <w:tab/>
+      </w:r>
+      <w:r>
+        <w:rPr>
+          <w:rFonts w:ascii="Times New Roman" w:hAnsi="Times New Roman" w:cs="Times New Roman"/>
+          <w:b/>
+          <w:bCs/>
+          <w:sz w:val="36"/>
+          <w:szCs w:val="36"/>
+        </w:rPr>
+        <w:tab/>
+      </w:r>
+      <w:r>
+        <w:rPr>
+          <w:rFonts w:ascii="Times New Roman" w:hAnsi="Times New Roman" w:cs="Times New Roman"/>
+          <w:b/>
+          <w:bCs/>
+          <w:sz w:val="36"/>
+          <w:szCs w:val="36"/>
+        </w:rPr>
+        <w:t>[</w:t>
+      </w:r>
+      <w:r>
+        <w:rPr>
+          <w:rFonts w:ascii="Times New Roman" w:hAnsi="Times New Roman" w:cs="Times New Roman"/>
+          <w:b/>
+          <w:bCs/>
+          <w:sz w:val="36"/>
+          <w:szCs w:val="36"/>
+        </w:rPr>
+        <w:t>8</w:t>
+      </w:r>
+      <w:r>
+        <w:rPr>
+          <w:rFonts w:ascii="Times New Roman" w:hAnsi="Times New Roman" w:cs="Times New Roman"/>
+          <w:b/>
+          <w:bCs/>
+          <w:sz w:val="36"/>
+          <w:szCs w:val="36"/>
+        </w:rPr>
+        <w:t>]</w:t>
+      </w:r>
+    </w:p>
+    <w:p>
+      <w:pPr>
+        <w:spacing w:after="0" w:line="480" w:lineRule="auto"/>
         <w:ind w:left="432"/>
         <w:jc w:val="both"/>
         <w:rPr>
@@ -2201,45 +2621,902 @@
           <w:sz w:val="36"/>
           <w:szCs w:val="36"/>
         </w:rPr>
-        <w:t>P</w:t>
-      </w:r>
-      <w:r>
-        <w:rPr>
-          <w:rFonts w:ascii="Times New Roman" w:hAnsi="Times New Roman" w:cs="Times New Roman"/>
-          <w:sz w:val="36"/>
-          <w:szCs w:val="36"/>
-        </w:rPr>
-        <w:tab/>
-      </w:r>
-      <w:r>
-        <w:rPr>
-          <w:rFonts w:ascii="Times New Roman" w:hAnsi="Times New Roman" w:cs="Times New Roman"/>
-          <w:sz w:val="36"/>
-          <w:szCs w:val="36"/>
-        </w:rPr>
-        <w:tab/>
-        <w:t>A</w:t>
-      </w:r>
-      <w:r>
-        <w:rPr>
-          <w:rFonts w:ascii="Times New Roman" w:hAnsi="Times New Roman" w:cs="Times New Roman"/>
-          <w:sz w:val="36"/>
-          <w:szCs w:val="36"/>
-        </w:rPr>
-        <w:tab/>
-      </w:r>
-      <w:r>
-        <w:rPr>
-          <w:rFonts w:ascii="Times New Roman" w:hAnsi="Times New Roman" w:cs="Times New Roman"/>
-          <w:sz w:val="36"/>
-          <w:szCs w:val="36"/>
-        </w:rPr>
-        <w:tab/>
-        <w:t>L</w:t>
+        <w:t>H</w:t>
+      </w:r>
+      <w:r>
+        <w:rPr>
+          <w:rFonts w:ascii="Times New Roman" w:hAnsi="Times New Roman" w:cs="Times New Roman"/>
+          <w:sz w:val="36"/>
+          <w:szCs w:val="36"/>
+        </w:rPr>
+        <w:tab/>
+      </w:r>
+      <w:r>
+        <w:rPr>
+          <w:rFonts w:ascii="Times New Roman" w:hAnsi="Times New Roman" w:cs="Times New Roman"/>
+          <w:sz w:val="36"/>
+          <w:szCs w:val="36"/>
+        </w:rPr>
+        <w:tab/>
+      </w:r>
+      <w:r>
+        <w:rPr>
+          <w:rFonts w:ascii="Times New Roman" w:hAnsi="Times New Roman" w:cs="Times New Roman"/>
+          <w:sz w:val="36"/>
+          <w:szCs w:val="36"/>
+        </w:rPr>
+        <w:tab/>
+      </w:r>
+      <w:r>
+        <w:rPr>
+          <w:rFonts w:ascii="Times New Roman" w:hAnsi="Times New Roman" w:cs="Times New Roman"/>
+          <w:sz w:val="36"/>
+          <w:szCs w:val="36"/>
+        </w:rPr>
+        <w:t>I</w:t>
+      </w:r>
+      <w:r>
+        <w:rPr>
+          <w:rFonts w:ascii="Times New Roman" w:hAnsi="Times New Roman" w:cs="Times New Roman"/>
+          <w:sz w:val="36"/>
+          <w:szCs w:val="36"/>
+        </w:rPr>
+        <w:tab/>
+      </w:r>
+      <w:r>
+        <w:rPr>
+          <w:rFonts w:ascii="Times New Roman" w:hAnsi="Times New Roman" w:cs="Times New Roman"/>
+          <w:sz w:val="36"/>
+          <w:szCs w:val="36"/>
+        </w:rPr>
+        <w:tab/>
+      </w:r>
+      <w:r>
+        <w:rPr>
+          <w:rFonts w:ascii="Times New Roman" w:hAnsi="Times New Roman" w:cs="Times New Roman"/>
+          <w:sz w:val="36"/>
+          <w:szCs w:val="36"/>
+        </w:rPr>
+        <w:tab/>
+      </w:r>
+      <w:r>
+        <w:rPr>
+          <w:rFonts w:ascii="Times New Roman" w:hAnsi="Times New Roman" w:cs="Times New Roman"/>
+          <w:sz w:val="36"/>
+          <w:szCs w:val="36"/>
+        </w:rPr>
+        <w:t>J</w:t>
+      </w:r>
+      <w:r>
+        <w:rPr>
+          <w:rFonts w:ascii="Times New Roman" w:hAnsi="Times New Roman" w:cs="Times New Roman"/>
+          <w:sz w:val="36"/>
+          <w:szCs w:val="36"/>
+        </w:rPr>
+        <w:tab/>
+      </w:r>
+      <w:r>
+        <w:rPr>
+          <w:rFonts w:ascii="Times New Roman" w:hAnsi="Times New Roman" w:cs="Times New Roman"/>
+          <w:sz w:val="36"/>
+          <w:szCs w:val="36"/>
+        </w:rPr>
+        <w:tab/>
+      </w:r>
+      <w:r>
+        <w:rPr>
+          <w:rFonts w:ascii="Times New Roman" w:hAnsi="Times New Roman" w:cs="Times New Roman"/>
+          <w:sz w:val="36"/>
+          <w:szCs w:val="36"/>
+        </w:rPr>
+        <w:tab/>
+      </w:r>
+      <w:r>
+        <w:rPr>
+          <w:rFonts w:ascii="Times New Roman" w:hAnsi="Times New Roman" w:cs="Times New Roman"/>
+          <w:sz w:val="36"/>
+          <w:szCs w:val="36"/>
+        </w:rPr>
+        <w:t>K</w:t>
       </w:r>
     </w:p>
     <w:p>
       <w:pPr>
+        <w:spacing w:after="0" w:line="480" w:lineRule="auto"/>
+        <w:ind w:left="432"/>
+        <w:jc w:val="both"/>
+        <w:rPr>
+          <w:rFonts w:ascii="Times New Roman" w:hAnsi="Times New Roman" w:cs="Times New Roman"/>
+          <w:sz w:val="36"/>
+          <w:szCs w:val="36"/>
+        </w:rPr>
+      </w:pPr>
+      <w:r>
+        <w:rPr>
+          <w:rFonts w:ascii="Times New Roman" w:hAnsi="Times New Roman" w:cs="Times New Roman"/>
+          <w:sz w:val="36"/>
+          <w:szCs w:val="36"/>
+        </w:rPr>
+        <w:t>___</w:t>
+      </w:r>
+      <w:r>
+        <w:rPr>
+          <w:rFonts w:ascii="Times New Roman" w:hAnsi="Times New Roman" w:cs="Times New Roman"/>
+          <w:sz w:val="36"/>
+          <w:szCs w:val="36"/>
+        </w:rPr>
+        <w:tab/>
+        <w:t xml:space="preserve">      ___</w:t>
+      </w:r>
+      <w:r>
+        <w:rPr>
+          <w:rFonts w:ascii="Times New Roman" w:hAnsi="Times New Roman" w:cs="Times New Roman"/>
+          <w:sz w:val="36"/>
+          <w:szCs w:val="36"/>
+        </w:rPr>
+        <w:tab/>
+      </w:r>
+      <w:r>
+        <w:rPr>
+          <w:rFonts w:ascii="Times New Roman" w:hAnsi="Times New Roman" w:cs="Times New Roman"/>
+          <w:sz w:val="36"/>
+          <w:szCs w:val="36"/>
+        </w:rPr>
+        <w:tab/>
+        <w:t xml:space="preserve">     ___</w:t>
+      </w:r>
+      <w:r>
+        <w:rPr>
+          <w:rFonts w:ascii="Times New Roman" w:hAnsi="Times New Roman" w:cs="Times New Roman"/>
+          <w:sz w:val="36"/>
+          <w:szCs w:val="36"/>
+        </w:rPr>
+        <w:tab/>
+      </w:r>
+      <w:r>
+        <w:rPr>
+          <w:rFonts w:ascii="Times New Roman" w:hAnsi="Times New Roman" w:cs="Times New Roman"/>
+          <w:sz w:val="36"/>
+          <w:szCs w:val="36"/>
+        </w:rPr>
+        <w:tab/>
+        <w:t xml:space="preserve">       ___</w:t>
+      </w:r>
+    </w:p>
+    <w:p>
+      <w:pPr>
+        <w:spacing w:after="0" w:line="480" w:lineRule="auto"/>
+        <w:ind w:left="432"/>
+        <w:jc w:val="both"/>
+        <w:rPr>
+          <w:rFonts w:ascii="Times New Roman" w:hAnsi="Times New Roman" w:cs="Times New Roman"/>
+          <w:sz w:val="36"/>
+          <w:szCs w:val="36"/>
+        </w:rPr>
+      </w:pPr>
+    </w:p>
+    <w:p>
+      <w:pPr>
+        <w:spacing w:after="0" w:line="480" w:lineRule="auto"/>
+        <w:ind w:left="432"/>
+        <w:jc w:val="both"/>
+        <w:rPr>
+          <w:rFonts w:ascii="Times New Roman" w:hAnsi="Times New Roman" w:cs="Times New Roman"/>
+          <w:sz w:val="36"/>
+          <w:szCs w:val="36"/>
+        </w:rPr>
+      </w:pPr>
+      <w:r>
+        <w:rPr>
+          <w:rFonts w:ascii="Times New Roman" w:hAnsi="Times New Roman" w:cs="Times New Roman"/>
+          <w:sz w:val="36"/>
+          <w:szCs w:val="36"/>
+        </w:rPr>
+        <w:t>L</w:t>
+      </w:r>
+      <w:r>
+        <w:rPr>
+          <w:rFonts w:ascii="Times New Roman" w:hAnsi="Times New Roman" w:cs="Times New Roman"/>
+          <w:sz w:val="36"/>
+          <w:szCs w:val="36"/>
+        </w:rPr>
+        <w:tab/>
+      </w:r>
+      <w:r>
+        <w:rPr>
+          <w:rFonts w:ascii="Times New Roman" w:hAnsi="Times New Roman" w:cs="Times New Roman"/>
+          <w:sz w:val="36"/>
+          <w:szCs w:val="36"/>
+        </w:rPr>
+        <w:tab/>
+      </w:r>
+      <w:r>
+        <w:rPr>
+          <w:rFonts w:ascii="Times New Roman" w:hAnsi="Times New Roman" w:cs="Times New Roman"/>
+          <w:sz w:val="36"/>
+          <w:szCs w:val="36"/>
+        </w:rPr>
+        <w:tab/>
+      </w:r>
+      <w:r>
+        <w:rPr>
+          <w:rFonts w:ascii="Times New Roman" w:hAnsi="Times New Roman" w:cs="Times New Roman"/>
+          <w:sz w:val="36"/>
+          <w:szCs w:val="36"/>
+        </w:rPr>
+        <w:t>M</w:t>
+      </w:r>
+      <w:r>
+        <w:rPr>
+          <w:rFonts w:ascii="Times New Roman" w:hAnsi="Times New Roman" w:cs="Times New Roman"/>
+          <w:sz w:val="36"/>
+          <w:szCs w:val="36"/>
+        </w:rPr>
+        <w:tab/>
+      </w:r>
+      <w:r>
+        <w:rPr>
+          <w:rFonts w:ascii="Times New Roman" w:hAnsi="Times New Roman" w:cs="Times New Roman"/>
+          <w:sz w:val="36"/>
+          <w:szCs w:val="36"/>
+        </w:rPr>
+        <w:tab/>
+      </w:r>
+      <w:r>
+        <w:rPr>
+          <w:rFonts w:ascii="Times New Roman" w:hAnsi="Times New Roman" w:cs="Times New Roman"/>
+          <w:sz w:val="36"/>
+          <w:szCs w:val="36"/>
+        </w:rPr>
+        <w:tab/>
+      </w:r>
+      <w:r>
+        <w:rPr>
+          <w:rFonts w:ascii="Times New Roman" w:hAnsi="Times New Roman" w:cs="Times New Roman"/>
+          <w:sz w:val="36"/>
+          <w:szCs w:val="36"/>
+        </w:rPr>
+        <w:t>N</w:t>
+      </w:r>
+      <w:r>
+        <w:rPr>
+          <w:rFonts w:ascii="Times New Roman" w:hAnsi="Times New Roman" w:cs="Times New Roman"/>
+          <w:sz w:val="36"/>
+          <w:szCs w:val="36"/>
+        </w:rPr>
+        <w:tab/>
+      </w:r>
+      <w:r>
+        <w:rPr>
+          <w:rFonts w:ascii="Times New Roman" w:hAnsi="Times New Roman" w:cs="Times New Roman"/>
+          <w:sz w:val="36"/>
+          <w:szCs w:val="36"/>
+        </w:rPr>
+        <w:tab/>
+      </w:r>
+      <w:r>
+        <w:rPr>
+          <w:rFonts w:ascii="Times New Roman" w:hAnsi="Times New Roman" w:cs="Times New Roman"/>
+          <w:sz w:val="36"/>
+          <w:szCs w:val="36"/>
+        </w:rPr>
+        <w:tab/>
+      </w:r>
+      <w:r>
+        <w:rPr>
+          <w:rFonts w:ascii="Times New Roman" w:hAnsi="Times New Roman" w:cs="Times New Roman"/>
+          <w:sz w:val="36"/>
+          <w:szCs w:val="36"/>
+        </w:rPr>
+        <w:t>O</w:t>
+      </w:r>
+    </w:p>
+    <w:p>
+      <w:pPr>
+        <w:spacing w:after="0" w:line="480" w:lineRule="auto"/>
+        <w:ind w:left="432"/>
+        <w:jc w:val="both"/>
+        <w:rPr>
+          <w:rFonts w:ascii="Times New Roman" w:hAnsi="Times New Roman" w:cs="Times New Roman"/>
+          <w:sz w:val="36"/>
+          <w:szCs w:val="36"/>
+        </w:rPr>
+      </w:pPr>
+      <w:r>
+        <w:rPr>
+          <w:rFonts w:ascii="Times New Roman" w:hAnsi="Times New Roman" w:cs="Times New Roman"/>
+          <w:sz w:val="36"/>
+          <w:szCs w:val="36"/>
+        </w:rPr>
+        <w:t>___</w:t>
+      </w:r>
+      <w:r>
+        <w:rPr>
+          <w:rFonts w:ascii="Times New Roman" w:hAnsi="Times New Roman" w:cs="Times New Roman"/>
+          <w:sz w:val="36"/>
+          <w:szCs w:val="36"/>
+        </w:rPr>
+        <w:tab/>
+        <w:t xml:space="preserve">      ___</w:t>
+      </w:r>
+      <w:r>
+        <w:rPr>
+          <w:rFonts w:ascii="Times New Roman" w:hAnsi="Times New Roman" w:cs="Times New Roman"/>
+          <w:sz w:val="36"/>
+          <w:szCs w:val="36"/>
+        </w:rPr>
+        <w:tab/>
+      </w:r>
+      <w:r>
+        <w:rPr>
+          <w:rFonts w:ascii="Times New Roman" w:hAnsi="Times New Roman" w:cs="Times New Roman"/>
+          <w:sz w:val="36"/>
+          <w:szCs w:val="36"/>
+        </w:rPr>
+        <w:tab/>
+        <w:t xml:space="preserve">     ___</w:t>
+      </w:r>
+      <w:r>
+        <w:rPr>
+          <w:rFonts w:ascii="Times New Roman" w:hAnsi="Times New Roman" w:cs="Times New Roman"/>
+          <w:sz w:val="36"/>
+          <w:szCs w:val="36"/>
+        </w:rPr>
+        <w:tab/>
+      </w:r>
+      <w:r>
+        <w:rPr>
+          <w:rFonts w:ascii="Times New Roman" w:hAnsi="Times New Roman" w:cs="Times New Roman"/>
+          <w:sz w:val="36"/>
+          <w:szCs w:val="36"/>
+        </w:rPr>
+        <w:tab/>
+        <w:t xml:space="preserve">       ___</w:t>
+      </w:r>
+    </w:p>
+    <w:p>
+      <w:pPr>
+        <w:spacing w:after="0" w:line="480" w:lineRule="auto"/>
+        <w:jc w:val="both"/>
+        <w:rPr>
+          <w:rFonts w:ascii="Times New Roman" w:hAnsi="Times New Roman" w:cs="Times New Roman"/>
+          <w:b/>
+          <w:bCs/>
+          <w:sz w:val="36"/>
+          <w:szCs w:val="36"/>
+        </w:rPr>
+      </w:pPr>
+      <w:r>
+        <w:rPr>
+          <w:rFonts w:ascii="Times New Roman" w:hAnsi="Times New Roman" w:cs="Times New Roman"/>
+          <w:b/>
+          <w:bCs/>
+          <w:sz w:val="36"/>
+          <w:szCs w:val="36"/>
+        </w:rPr>
+        <w:t>4. Match the same capital and small letters.</w:t>
+      </w:r>
+      <w:r>
+        <w:rPr>
+          <w:rFonts w:ascii="Times New Roman" w:hAnsi="Times New Roman" w:cs="Times New Roman"/>
+          <w:b/>
+          <w:bCs/>
+          <w:sz w:val="36"/>
+          <w:szCs w:val="36"/>
+        </w:rPr>
+        <w:tab/>
+      </w:r>
+      <w:r>
+        <w:rPr>
+          <w:rFonts w:ascii="Times New Roman" w:hAnsi="Times New Roman" w:cs="Times New Roman"/>
+          <w:b/>
+          <w:bCs/>
+          <w:sz w:val="36"/>
+          <w:szCs w:val="36"/>
+        </w:rPr>
+        <w:tab/>
+      </w:r>
+      <w:r>
+        <w:rPr>
+          <w:rFonts w:ascii="Times New Roman" w:hAnsi="Times New Roman" w:cs="Times New Roman"/>
+          <w:b/>
+          <w:bCs/>
+          <w:sz w:val="36"/>
+          <w:szCs w:val="36"/>
+        </w:rPr>
+        <w:tab/>
+      </w:r>
+      <w:r>
+        <w:rPr>
+          <w:rFonts w:ascii="Times New Roman" w:hAnsi="Times New Roman" w:cs="Times New Roman"/>
+          <w:b/>
+          <w:bCs/>
+          <w:sz w:val="36"/>
+          <w:szCs w:val="36"/>
+        </w:rPr>
+        <w:tab/>
+      </w:r>
+      <w:r>
+        <w:rPr>
+          <w:rFonts w:ascii="Times New Roman" w:hAnsi="Times New Roman" w:cs="Times New Roman"/>
+          <w:b/>
+          <w:bCs/>
+          <w:sz w:val="36"/>
+          <w:szCs w:val="36"/>
+        </w:rPr>
+        <w:t>[</w:t>
+      </w:r>
+      <w:r>
+        <w:rPr>
+          <w:rFonts w:ascii="Times New Roman" w:hAnsi="Times New Roman" w:cs="Times New Roman"/>
+          <w:b/>
+          <w:bCs/>
+          <w:sz w:val="36"/>
+          <w:szCs w:val="36"/>
+        </w:rPr>
+        <w:t>6</w:t>
+      </w:r>
+      <w:r>
+        <w:rPr>
+          <w:rFonts w:ascii="Times New Roman" w:hAnsi="Times New Roman" w:cs="Times New Roman"/>
+          <w:b/>
+          <w:bCs/>
+          <w:sz w:val="36"/>
+          <w:szCs w:val="36"/>
+        </w:rPr>
+        <w:t>]</w:t>
+      </w:r>
+    </w:p>
+    <w:p>
+      <w:pPr>
+        <w:spacing w:after="0" w:line="480" w:lineRule="auto"/>
+        <w:ind w:left="432"/>
+        <w:jc w:val="both"/>
+        <w:rPr>
+          <w:rFonts w:ascii="Times New Roman" w:hAnsi="Times New Roman" w:cs="Times New Roman"/>
+          <w:sz w:val="36"/>
+          <w:szCs w:val="36"/>
+        </w:rPr>
+      </w:pPr>
+      <w:r>
+        <w:rPr>
+          <w:rFonts w:ascii="Times New Roman" w:hAnsi="Times New Roman" w:cs="Times New Roman"/>
+          <w:sz w:val="36"/>
+          <w:szCs w:val="36"/>
+        </w:rPr>
+        <w:t>R</w:t>
+      </w:r>
+      <w:r>
+        <w:rPr>
+          <w:rFonts w:ascii="Times New Roman" w:hAnsi="Times New Roman" w:cs="Times New Roman"/>
+          <w:sz w:val="36"/>
+          <w:szCs w:val="36"/>
+        </w:rPr>
+        <w:tab/>
+      </w:r>
+      <w:r>
+        <w:rPr>
+          <w:rFonts w:ascii="Times New Roman" w:hAnsi="Times New Roman" w:cs="Times New Roman"/>
+          <w:sz w:val="36"/>
+          <w:szCs w:val="36"/>
+        </w:rPr>
+        <w:tab/>
+      </w:r>
+      <w:r>
+        <w:rPr>
+          <w:rFonts w:ascii="Times New Roman" w:hAnsi="Times New Roman" w:cs="Times New Roman"/>
+          <w:sz w:val="36"/>
+          <w:szCs w:val="36"/>
+        </w:rPr>
+        <w:tab/>
+      </w:r>
+      <w:r>
+        <w:rPr>
+          <w:rFonts w:ascii="Times New Roman" w:hAnsi="Times New Roman" w:cs="Times New Roman"/>
+          <w:sz w:val="36"/>
+          <w:szCs w:val="36"/>
+        </w:rPr>
+        <w:tab/>
+      </w:r>
+      <w:r>
+        <w:rPr>
+          <w:rFonts w:ascii="Times New Roman" w:hAnsi="Times New Roman" w:cs="Times New Roman"/>
+          <w:sz w:val="36"/>
+          <w:szCs w:val="36"/>
+        </w:rPr>
+        <w:tab/>
+      </w:r>
+      <w:r>
+        <w:rPr>
+          <w:rFonts w:ascii="Times New Roman" w:hAnsi="Times New Roman" w:cs="Times New Roman"/>
+          <w:sz w:val="36"/>
+          <w:szCs w:val="36"/>
+        </w:rPr>
+        <w:tab/>
+      </w:r>
+      <w:r>
+        <w:rPr>
+          <w:rFonts w:ascii="Times New Roman" w:hAnsi="Times New Roman" w:cs="Times New Roman"/>
+          <w:sz w:val="36"/>
+          <w:szCs w:val="36"/>
+        </w:rPr>
+        <w:t>t</w:t>
+      </w:r>
+    </w:p>
+    <w:p>
+      <w:pPr>
+        <w:spacing w:after="0" w:line="480" w:lineRule="auto"/>
+        <w:ind w:left="432"/>
+        <w:jc w:val="both"/>
+        <w:rPr>
+          <w:rFonts w:ascii="Times New Roman" w:hAnsi="Times New Roman" w:cs="Times New Roman"/>
+          <w:sz w:val="36"/>
+          <w:szCs w:val="36"/>
+        </w:rPr>
+      </w:pPr>
+      <w:r>
+        <w:rPr>
+          <w:rFonts w:ascii="Times New Roman" w:hAnsi="Times New Roman" w:cs="Times New Roman"/>
+          <w:sz w:val="36"/>
+          <w:szCs w:val="36"/>
+        </w:rPr>
+        <w:t>T</w:t>
+      </w:r>
+      <w:r>
+        <w:rPr>
+          <w:rFonts w:ascii="Times New Roman" w:hAnsi="Times New Roman" w:cs="Times New Roman"/>
+          <w:sz w:val="36"/>
+          <w:szCs w:val="36"/>
+        </w:rPr>
+        <w:tab/>
+      </w:r>
+      <w:r>
+        <w:rPr>
+          <w:rFonts w:ascii="Times New Roman" w:hAnsi="Times New Roman" w:cs="Times New Roman"/>
+          <w:sz w:val="36"/>
+          <w:szCs w:val="36"/>
+        </w:rPr>
+        <w:tab/>
+      </w:r>
+      <w:r>
+        <w:rPr>
+          <w:rFonts w:ascii="Times New Roman" w:hAnsi="Times New Roman" w:cs="Times New Roman"/>
+          <w:sz w:val="36"/>
+          <w:szCs w:val="36"/>
+        </w:rPr>
+        <w:tab/>
+      </w:r>
+      <w:r>
+        <w:rPr>
+          <w:rFonts w:ascii="Times New Roman" w:hAnsi="Times New Roman" w:cs="Times New Roman"/>
+          <w:sz w:val="36"/>
+          <w:szCs w:val="36"/>
+        </w:rPr>
+        <w:tab/>
+      </w:r>
+      <w:r>
+        <w:rPr>
+          <w:rFonts w:ascii="Times New Roman" w:hAnsi="Times New Roman" w:cs="Times New Roman"/>
+          <w:sz w:val="36"/>
+          <w:szCs w:val="36"/>
+        </w:rPr>
+        <w:tab/>
+      </w:r>
+      <w:r>
+        <w:rPr>
+          <w:rFonts w:ascii="Times New Roman" w:hAnsi="Times New Roman" w:cs="Times New Roman"/>
+          <w:sz w:val="36"/>
+          <w:szCs w:val="36"/>
+        </w:rPr>
+        <w:tab/>
+      </w:r>
+      <w:r>
+        <w:rPr>
+          <w:rFonts w:ascii="Times New Roman" w:hAnsi="Times New Roman" w:cs="Times New Roman"/>
+          <w:sz w:val="36"/>
+          <w:szCs w:val="36"/>
+        </w:rPr>
+        <w:t>r</w:t>
+      </w:r>
+    </w:p>
+    <w:p>
+      <w:pPr>
+        <w:spacing w:after="0" w:line="480" w:lineRule="auto"/>
+        <w:ind w:left="432"/>
+        <w:jc w:val="both"/>
+        <w:rPr>
+          <w:rFonts w:ascii="Times New Roman" w:hAnsi="Times New Roman" w:cs="Times New Roman"/>
+          <w:sz w:val="36"/>
+          <w:szCs w:val="36"/>
+        </w:rPr>
+      </w:pPr>
+      <w:r>
+        <w:rPr>
+          <w:rFonts w:ascii="Times New Roman" w:hAnsi="Times New Roman" w:cs="Times New Roman"/>
+          <w:sz w:val="36"/>
+          <w:szCs w:val="36"/>
+        </w:rPr>
+        <w:t>H</w:t>
+      </w:r>
+      <w:r>
+        <w:rPr>
+          <w:rFonts w:ascii="Times New Roman" w:hAnsi="Times New Roman" w:cs="Times New Roman"/>
+          <w:sz w:val="36"/>
+          <w:szCs w:val="36"/>
+        </w:rPr>
+        <w:tab/>
+      </w:r>
+      <w:r>
+        <w:rPr>
+          <w:rFonts w:ascii="Times New Roman" w:hAnsi="Times New Roman" w:cs="Times New Roman"/>
+          <w:sz w:val="36"/>
+          <w:szCs w:val="36"/>
+        </w:rPr>
+        <w:tab/>
+      </w:r>
+      <w:r>
+        <w:rPr>
+          <w:rFonts w:ascii="Times New Roman" w:hAnsi="Times New Roman" w:cs="Times New Roman"/>
+          <w:sz w:val="36"/>
+          <w:szCs w:val="36"/>
+        </w:rPr>
+        <w:tab/>
+      </w:r>
+      <w:r>
+        <w:rPr>
+          <w:rFonts w:ascii="Times New Roman" w:hAnsi="Times New Roman" w:cs="Times New Roman"/>
+          <w:sz w:val="36"/>
+          <w:szCs w:val="36"/>
+        </w:rPr>
+        <w:tab/>
+      </w:r>
+      <w:r>
+        <w:rPr>
+          <w:rFonts w:ascii="Times New Roman" w:hAnsi="Times New Roman" w:cs="Times New Roman"/>
+          <w:sz w:val="36"/>
+          <w:szCs w:val="36"/>
+        </w:rPr>
+        <w:tab/>
+      </w:r>
+      <w:r>
+        <w:rPr>
+          <w:rFonts w:ascii="Times New Roman" w:hAnsi="Times New Roman" w:cs="Times New Roman"/>
+          <w:sz w:val="36"/>
+          <w:szCs w:val="36"/>
+        </w:rPr>
+        <w:tab/>
+      </w:r>
+      <w:r>
+        <w:rPr>
+          <w:rFonts w:ascii="Times New Roman" w:hAnsi="Times New Roman" w:cs="Times New Roman"/>
+          <w:sz w:val="36"/>
+          <w:szCs w:val="36"/>
+        </w:rPr>
+        <w:t>e</w:t>
+      </w:r>
+    </w:p>
+    <w:p>
+      <w:pPr>
+        <w:spacing w:after="0" w:line="480" w:lineRule="auto"/>
+        <w:ind w:left="432"/>
+        <w:jc w:val="both"/>
+        <w:rPr>
+          <w:rFonts w:ascii="Times New Roman" w:hAnsi="Times New Roman" w:cs="Times New Roman"/>
+          <w:sz w:val="36"/>
+          <w:szCs w:val="36"/>
+        </w:rPr>
+      </w:pPr>
+      <w:r>
+        <w:rPr>
+          <w:rFonts w:ascii="Times New Roman" w:hAnsi="Times New Roman" w:cs="Times New Roman"/>
+          <w:sz w:val="36"/>
+          <w:szCs w:val="36"/>
+        </w:rPr>
+        <w:t>E</w:t>
+      </w:r>
+      <w:r>
+        <w:rPr>
+          <w:rFonts w:ascii="Times New Roman" w:hAnsi="Times New Roman" w:cs="Times New Roman"/>
+          <w:sz w:val="36"/>
+          <w:szCs w:val="36"/>
+        </w:rPr>
+        <w:tab/>
+      </w:r>
+      <w:r>
+        <w:rPr>
+          <w:rFonts w:ascii="Times New Roman" w:hAnsi="Times New Roman" w:cs="Times New Roman"/>
+          <w:sz w:val="36"/>
+          <w:szCs w:val="36"/>
+        </w:rPr>
+        <w:tab/>
+      </w:r>
+      <w:r>
+        <w:rPr>
+          <w:rFonts w:ascii="Times New Roman" w:hAnsi="Times New Roman" w:cs="Times New Roman"/>
+          <w:sz w:val="36"/>
+          <w:szCs w:val="36"/>
+        </w:rPr>
+        <w:tab/>
+      </w:r>
+      <w:r>
+        <w:rPr>
+          <w:rFonts w:ascii="Times New Roman" w:hAnsi="Times New Roman" w:cs="Times New Roman"/>
+          <w:sz w:val="36"/>
+          <w:szCs w:val="36"/>
+        </w:rPr>
+        <w:tab/>
+      </w:r>
+      <w:r>
+        <w:rPr>
+          <w:rFonts w:ascii="Times New Roman" w:hAnsi="Times New Roman" w:cs="Times New Roman"/>
+          <w:sz w:val="36"/>
+          <w:szCs w:val="36"/>
+        </w:rPr>
+        <w:tab/>
+      </w:r>
+      <w:r>
+        <w:rPr>
+          <w:rFonts w:ascii="Times New Roman" w:hAnsi="Times New Roman" w:cs="Times New Roman"/>
+          <w:sz w:val="36"/>
+          <w:szCs w:val="36"/>
+        </w:rPr>
+        <w:tab/>
+      </w:r>
+      <w:r>
+        <w:rPr>
+          <w:rFonts w:ascii="Times New Roman" w:hAnsi="Times New Roman" w:cs="Times New Roman"/>
+          <w:sz w:val="36"/>
+          <w:szCs w:val="36"/>
+        </w:rPr>
+        <w:t>h</w:t>
+      </w:r>
+    </w:p>
+    <w:p>
+      <w:pPr>
+        <w:spacing w:after="0" w:line="480" w:lineRule="auto"/>
+        <w:ind w:left="432"/>
+        <w:jc w:val="both"/>
+        <w:rPr>
+          <w:rFonts w:ascii="Times New Roman" w:hAnsi="Times New Roman" w:cs="Times New Roman"/>
+          <w:sz w:val="36"/>
+          <w:szCs w:val="36"/>
+        </w:rPr>
+      </w:pPr>
+      <w:r>
+        <w:rPr>
+          <w:rFonts w:ascii="Times New Roman" w:hAnsi="Times New Roman" w:cs="Times New Roman"/>
+          <w:sz w:val="36"/>
+          <w:szCs w:val="36"/>
+        </w:rPr>
+        <w:t>W</w:t>
+      </w:r>
+      <w:r>
+        <w:rPr>
+          <w:rFonts w:ascii="Times New Roman" w:hAnsi="Times New Roman" w:cs="Times New Roman"/>
+          <w:sz w:val="36"/>
+          <w:szCs w:val="36"/>
+        </w:rPr>
+        <w:tab/>
+      </w:r>
+      <w:r>
+        <w:rPr>
+          <w:rFonts w:ascii="Times New Roman" w:hAnsi="Times New Roman" w:cs="Times New Roman"/>
+          <w:sz w:val="36"/>
+          <w:szCs w:val="36"/>
+        </w:rPr>
+        <w:tab/>
+      </w:r>
+      <w:r>
+        <w:rPr>
+          <w:rFonts w:ascii="Times New Roman" w:hAnsi="Times New Roman" w:cs="Times New Roman"/>
+          <w:sz w:val="36"/>
+          <w:szCs w:val="36"/>
+        </w:rPr>
+        <w:tab/>
+      </w:r>
+      <w:r>
+        <w:rPr>
+          <w:rFonts w:ascii="Times New Roman" w:hAnsi="Times New Roman" w:cs="Times New Roman"/>
+          <w:sz w:val="36"/>
+          <w:szCs w:val="36"/>
+        </w:rPr>
+        <w:tab/>
+      </w:r>
+      <w:r>
+        <w:rPr>
+          <w:rFonts w:ascii="Times New Roman" w:hAnsi="Times New Roman" w:cs="Times New Roman"/>
+          <w:sz w:val="36"/>
+          <w:szCs w:val="36"/>
+        </w:rPr>
+        <w:tab/>
+      </w:r>
+      <w:r>
+        <w:rPr>
+          <w:rFonts w:ascii="Times New Roman" w:hAnsi="Times New Roman" w:cs="Times New Roman"/>
+          <w:sz w:val="36"/>
+          <w:szCs w:val="36"/>
+        </w:rPr>
+        <w:t>z</w:t>
+      </w:r>
+    </w:p>
+    <w:p>
+      <w:pPr>
+        <w:spacing w:after="0" w:line="480" w:lineRule="auto"/>
+        <w:ind w:left="432"/>
+        <w:jc w:val="both"/>
+        <w:rPr>
+          <w:rFonts w:ascii="Times New Roman" w:hAnsi="Times New Roman" w:cs="Times New Roman"/>
+          <w:sz w:val="36"/>
+          <w:szCs w:val="36"/>
+        </w:rPr>
+      </w:pPr>
+      <w:r>
+        <w:rPr>
+          <w:rFonts w:ascii="Times New Roman" w:hAnsi="Times New Roman" w:cs="Times New Roman"/>
+          <w:sz w:val="36"/>
+          <w:szCs w:val="36"/>
+        </w:rPr>
+        <w:t>Z</w:t>
+      </w:r>
+      <w:r>
+        <w:rPr>
+          <w:rFonts w:ascii="Times New Roman" w:hAnsi="Times New Roman" w:cs="Times New Roman"/>
+          <w:sz w:val="36"/>
+          <w:szCs w:val="36"/>
+        </w:rPr>
+        <w:tab/>
+      </w:r>
+      <w:r>
+        <w:rPr>
+          <w:rFonts w:ascii="Times New Roman" w:hAnsi="Times New Roman" w:cs="Times New Roman"/>
+          <w:sz w:val="36"/>
+          <w:szCs w:val="36"/>
+        </w:rPr>
+        <w:tab/>
+      </w:r>
+      <w:r>
+        <w:rPr>
+          <w:rFonts w:ascii="Times New Roman" w:hAnsi="Times New Roman" w:cs="Times New Roman"/>
+          <w:sz w:val="36"/>
+          <w:szCs w:val="36"/>
+        </w:rPr>
+        <w:tab/>
+      </w:r>
+      <w:r>
+        <w:rPr>
+          <w:rFonts w:ascii="Times New Roman" w:hAnsi="Times New Roman" w:cs="Times New Roman"/>
+          <w:sz w:val="36"/>
+          <w:szCs w:val="36"/>
+        </w:rPr>
+        <w:tab/>
+      </w:r>
+      <w:r>
+        <w:rPr>
+          <w:rFonts w:ascii="Times New Roman" w:hAnsi="Times New Roman" w:cs="Times New Roman"/>
+          <w:sz w:val="36"/>
+          <w:szCs w:val="36"/>
+        </w:rPr>
+        <w:tab/>
+      </w:r>
+      <w:r>
+        <w:rPr>
+          <w:rFonts w:ascii="Times New Roman" w:hAnsi="Times New Roman" w:cs="Times New Roman"/>
+          <w:sz w:val="36"/>
+          <w:szCs w:val="36"/>
+        </w:rPr>
+        <w:tab/>
+      </w:r>
+      <w:r>
+        <w:rPr>
+          <w:rFonts w:ascii="Times New Roman" w:hAnsi="Times New Roman" w:cs="Times New Roman"/>
+          <w:sz w:val="36"/>
+          <w:szCs w:val="36"/>
+        </w:rPr>
+        <w:t>w</w:t>
+      </w:r>
+    </w:p>
+    <w:p>
+      <w:pPr>
         <w:spacing w:after="0" w:line="360" w:lineRule="auto"/>
         <w:jc w:val="both"/>
         <w:rPr>
@@ -2248,52 +3525,329 @@
           <w:szCs w:val="36"/>
         </w:rPr>
       </w:pPr>
-      <w:r>
-        <w:rPr>
-          <w:rFonts w:ascii="Times New Roman" w:hAnsi="Times New Roman" w:cs="Times New Roman"/>
-          <w:sz w:val="36"/>
-          <w:szCs w:val="36"/>
-        </w:rPr>
-        <w:tab/>
-      </w:r>
-      <w:r>
-        <w:rPr>
-          <w:rFonts w:ascii="Times New Roman" w:hAnsi="Times New Roman" w:cs="Times New Roman"/>
-          <w:sz w:val="36"/>
-          <w:szCs w:val="36"/>
-        </w:rPr>
-        <w:tab/>
-        <w:t>M</w:t>
-      </w:r>
-      <w:r>
-        <w:rPr>
-          <w:rFonts w:ascii="Times New Roman" w:hAnsi="Times New Roman" w:cs="Times New Roman"/>
-          <w:sz w:val="36"/>
-          <w:szCs w:val="36"/>
-        </w:rPr>
-        <w:tab/>
-      </w:r>
-      <w:proofErr w:type="spellStart"/>
-      <w:r>
-        <w:rPr>
-          <w:rFonts w:ascii="Times New Roman" w:hAnsi="Times New Roman" w:cs="Times New Roman"/>
-          <w:sz w:val="36"/>
-          <w:szCs w:val="36"/>
-        </w:rPr>
-        <w:t>M</w:t>
-      </w:r>
-      <w:proofErr w:type="spellEnd"/>
     </w:p>
     <w:p>
       <w:pPr>
+        <w:spacing w:after="0" w:line="600" w:lineRule="auto"/>
+        <w:jc w:val="both"/>
+        <w:rPr>
+          <w:rFonts w:ascii="Times New Roman" w:hAnsi="Times New Roman" w:cs="Times New Roman"/>
+          <w:b/>
+          <w:bCs/>
+          <w:sz w:val="36"/>
+          <w:szCs w:val="36"/>
+        </w:rPr>
+      </w:pPr>
+      <w:r>
+        <w:rPr>
+          <w:rFonts w:ascii="Times New Roman" w:hAnsi="Times New Roman" w:cs="Times New Roman"/>
+          <w:b/>
+          <w:bCs/>
+          <w:sz w:val="36"/>
+          <w:szCs w:val="36"/>
+        </w:rPr>
+        <w:lastRenderedPageBreak/>
+        <w:t>5. Write (</w:t>
+      </w:r>
+      <w:proofErr w:type="spellStart"/>
+      <w:r>
+        <w:rPr>
+          <w:rFonts w:ascii="Times New Roman" w:hAnsi="Times New Roman" w:cs="Times New Roman"/>
+          <w:b/>
+          <w:bCs/>
+          <w:sz w:val="36"/>
+          <w:szCs w:val="36"/>
+        </w:rPr>
+        <w:t>Qq</w:t>
+      </w:r>
+      <w:proofErr w:type="spellEnd"/>
+      <w:r>
+        <w:rPr>
+          <w:rFonts w:ascii="Times New Roman" w:hAnsi="Times New Roman" w:cs="Times New Roman"/>
+          <w:b/>
+          <w:bCs/>
+          <w:sz w:val="36"/>
+          <w:szCs w:val="36"/>
+        </w:rPr>
+        <w:t xml:space="preserve"> to </w:t>
+      </w:r>
+      <w:proofErr w:type="spellStart"/>
+      <w:r>
+        <w:rPr>
+          <w:rFonts w:ascii="Times New Roman" w:hAnsi="Times New Roman" w:cs="Times New Roman"/>
+          <w:b/>
+          <w:bCs/>
+          <w:sz w:val="36"/>
+          <w:szCs w:val="36"/>
+        </w:rPr>
+        <w:t>Zz</w:t>
+      </w:r>
+      <w:proofErr w:type="spellEnd"/>
+      <w:r>
+        <w:rPr>
+          <w:rFonts w:ascii="Times New Roman" w:hAnsi="Times New Roman" w:cs="Times New Roman"/>
+          <w:b/>
+          <w:bCs/>
+          <w:sz w:val="36"/>
+          <w:szCs w:val="36"/>
+        </w:rPr>
+        <w:t>)</w:t>
+      </w:r>
+      <w:r>
+        <w:rPr>
+          <w:rFonts w:ascii="Times New Roman" w:hAnsi="Times New Roman" w:cs="Times New Roman"/>
+          <w:b/>
+          <w:bCs/>
+          <w:sz w:val="36"/>
+          <w:szCs w:val="36"/>
+        </w:rPr>
+        <w:t>.</w:t>
+      </w:r>
+      <w:r>
+        <w:rPr>
+          <w:rFonts w:ascii="Times New Roman" w:hAnsi="Times New Roman" w:cs="Times New Roman"/>
+          <w:b/>
+          <w:bCs/>
+          <w:sz w:val="36"/>
+          <w:szCs w:val="36"/>
+        </w:rPr>
+        <w:tab/>
+      </w:r>
+      <w:r>
+        <w:rPr>
+          <w:rFonts w:ascii="Times New Roman" w:hAnsi="Times New Roman" w:cs="Times New Roman"/>
+          <w:b/>
+          <w:bCs/>
+          <w:sz w:val="36"/>
+          <w:szCs w:val="36"/>
+        </w:rPr>
+        <w:tab/>
+      </w:r>
+      <w:r>
+        <w:rPr>
+          <w:rFonts w:ascii="Times New Roman" w:hAnsi="Times New Roman" w:cs="Times New Roman"/>
+          <w:b/>
+          <w:bCs/>
+          <w:sz w:val="36"/>
+          <w:szCs w:val="36"/>
+        </w:rPr>
+        <w:tab/>
+      </w:r>
+      <w:r>
+        <w:rPr>
+          <w:rFonts w:ascii="Times New Roman" w:hAnsi="Times New Roman" w:cs="Times New Roman"/>
+          <w:b/>
+          <w:bCs/>
+          <w:sz w:val="36"/>
+          <w:szCs w:val="36"/>
+        </w:rPr>
+        <w:tab/>
+      </w:r>
+      <w:r>
+        <w:rPr>
+          <w:rFonts w:ascii="Times New Roman" w:hAnsi="Times New Roman" w:cs="Times New Roman"/>
+          <w:b/>
+          <w:bCs/>
+          <w:sz w:val="36"/>
+          <w:szCs w:val="36"/>
+        </w:rPr>
+        <w:tab/>
+      </w:r>
+      <w:r>
+        <w:rPr>
+          <w:rFonts w:ascii="Times New Roman" w:hAnsi="Times New Roman" w:cs="Times New Roman"/>
+          <w:b/>
+          <w:bCs/>
+          <w:sz w:val="36"/>
+          <w:szCs w:val="36"/>
+        </w:rPr>
+        <w:tab/>
+      </w:r>
+      <w:r>
+        <w:rPr>
+          <w:rFonts w:ascii="Times New Roman" w:hAnsi="Times New Roman" w:cs="Times New Roman"/>
+          <w:b/>
+          <w:bCs/>
+          <w:sz w:val="36"/>
+          <w:szCs w:val="36"/>
+        </w:rPr>
+        <w:tab/>
+      </w:r>
+      <w:r>
+        <w:rPr>
+          <w:rFonts w:ascii="Times New Roman" w:hAnsi="Times New Roman" w:cs="Times New Roman"/>
+          <w:b/>
+          <w:bCs/>
+          <w:sz w:val="36"/>
+          <w:szCs w:val="36"/>
+        </w:rPr>
+        <w:tab/>
+      </w:r>
+      <w:r>
+        <w:rPr>
+          <w:rFonts w:ascii="Times New Roman" w:hAnsi="Times New Roman" w:cs="Times New Roman"/>
+          <w:b/>
+          <w:bCs/>
+          <w:sz w:val="36"/>
+          <w:szCs w:val="36"/>
+        </w:rPr>
+        <w:tab/>
+        <w:t>[</w:t>
+      </w:r>
+      <w:r>
+        <w:rPr>
+          <w:rFonts w:ascii="Times New Roman" w:hAnsi="Times New Roman" w:cs="Times New Roman"/>
+          <w:b/>
+          <w:bCs/>
+          <w:sz w:val="36"/>
+          <w:szCs w:val="36"/>
+        </w:rPr>
+        <w:t>10</w:t>
+      </w:r>
+      <w:r>
+        <w:rPr>
+          <w:rFonts w:ascii="Times New Roman" w:hAnsi="Times New Roman" w:cs="Times New Roman"/>
+          <w:b/>
+          <w:bCs/>
+          <w:sz w:val="36"/>
+          <w:szCs w:val="36"/>
+        </w:rPr>
+        <w:t>]</w:t>
+      </w:r>
+    </w:p>
+    <w:p>
+      <w:pPr>
         <w:spacing w:after="0" w:line="360" w:lineRule="auto"/>
         <w:jc w:val="both"/>
         <w:rPr>
           <w:rFonts w:ascii="Times New Roman" w:hAnsi="Times New Roman" w:cs="Times New Roman"/>
           <w:sz w:val="36"/>
           <w:szCs w:val="36"/>
-        </w:rPr>
-      </w:pPr>
+          <w:u w:val="single"/>
+        </w:rPr>
+      </w:pPr>
+      <w:r>
+        <w:rPr>
+          <w:rFonts w:ascii="Times New Roman" w:hAnsi="Times New Roman" w:cs="Times New Roman"/>
+          <w:sz w:val="36"/>
+          <w:szCs w:val="36"/>
+          <w:u w:val="single"/>
+        </w:rPr>
+        <w:tab/>
+      </w:r>
+      <w:r>
+        <w:rPr>
+          <w:rFonts w:ascii="Times New Roman" w:hAnsi="Times New Roman" w:cs="Times New Roman"/>
+          <w:sz w:val="36"/>
+          <w:szCs w:val="36"/>
+          <w:u w:val="single"/>
+        </w:rPr>
+        <w:tab/>
+      </w:r>
+      <w:r>
+        <w:rPr>
+          <w:rFonts w:ascii="Times New Roman" w:hAnsi="Times New Roman" w:cs="Times New Roman"/>
+          <w:sz w:val="36"/>
+          <w:szCs w:val="36"/>
+        </w:rPr>
+        <w:tab/>
+      </w:r>
+      <w:r>
+        <w:rPr>
+          <w:rFonts w:ascii="Times New Roman" w:hAnsi="Times New Roman" w:cs="Times New Roman"/>
+          <w:sz w:val="36"/>
+          <w:szCs w:val="36"/>
+          <w:u w:val="single"/>
+        </w:rPr>
+        <w:tab/>
+      </w:r>
+      <w:r>
+        <w:rPr>
+          <w:rFonts w:ascii="Times New Roman" w:hAnsi="Times New Roman" w:cs="Times New Roman"/>
+          <w:sz w:val="36"/>
+          <w:szCs w:val="36"/>
+          <w:u w:val="single"/>
+        </w:rPr>
+        <w:tab/>
+      </w:r>
+      <w:r>
+        <w:rPr>
+          <w:rFonts w:ascii="Times New Roman" w:hAnsi="Times New Roman" w:cs="Times New Roman"/>
+          <w:sz w:val="36"/>
+          <w:szCs w:val="36"/>
+        </w:rPr>
+        <w:tab/>
+      </w:r>
+      <w:r>
+        <w:rPr>
+          <w:rFonts w:ascii="Times New Roman" w:hAnsi="Times New Roman" w:cs="Times New Roman"/>
+          <w:sz w:val="36"/>
+          <w:szCs w:val="36"/>
+          <w:u w:val="single"/>
+        </w:rPr>
+        <w:tab/>
+      </w:r>
+      <w:r>
+        <w:rPr>
+          <w:rFonts w:ascii="Times New Roman" w:hAnsi="Times New Roman" w:cs="Times New Roman"/>
+          <w:sz w:val="36"/>
+          <w:szCs w:val="36"/>
+          <w:u w:val="single"/>
+        </w:rPr>
+        <w:tab/>
+      </w:r>
+      <w:r>
+        <w:rPr>
+          <w:rFonts w:ascii="Times New Roman" w:hAnsi="Times New Roman" w:cs="Times New Roman"/>
+          <w:sz w:val="36"/>
+          <w:szCs w:val="36"/>
+        </w:rPr>
+        <w:tab/>
+      </w:r>
+      <w:r>
+        <w:rPr>
+          <w:rFonts w:ascii="Times New Roman" w:hAnsi="Times New Roman" w:cs="Times New Roman"/>
+          <w:sz w:val="36"/>
+          <w:szCs w:val="36"/>
+          <w:u w:val="single"/>
+        </w:rPr>
+        <w:tab/>
+      </w:r>
+      <w:r>
+        <w:rPr>
+          <w:rFonts w:ascii="Times New Roman" w:hAnsi="Times New Roman" w:cs="Times New Roman"/>
+          <w:sz w:val="36"/>
+          <w:szCs w:val="36"/>
+          <w:u w:val="single"/>
+        </w:rPr>
+        <w:tab/>
+      </w:r>
+      <w:r>
+        <w:rPr>
+          <w:rFonts w:ascii="Times New Roman" w:hAnsi="Times New Roman" w:cs="Times New Roman"/>
+          <w:sz w:val="36"/>
+          <w:szCs w:val="36"/>
+        </w:rPr>
+        <w:tab/>
+      </w:r>
+      <w:r>
+        <w:rPr>
+          <w:rFonts w:ascii="Times New Roman" w:hAnsi="Times New Roman" w:cs="Times New Roman"/>
+          <w:sz w:val="36"/>
+          <w:szCs w:val="36"/>
+          <w:u w:val="single"/>
+        </w:rPr>
+        <w:tab/>
+      </w:r>
+      <w:r>
+        <w:rPr>
+          <w:rFonts w:ascii="Times New Roman" w:hAnsi="Times New Roman" w:cs="Times New Roman"/>
+          <w:sz w:val="36"/>
+          <w:szCs w:val="36"/>
+          <w:u w:val="single"/>
+        </w:rPr>
+        <w:tab/>
+      </w:r>
     </w:p>
     <w:p>
       <w:pPr>
@@ -2301,1550 +3855,149 @@
         <w:jc w:val="both"/>
         <w:rPr>
           <w:rFonts w:ascii="Times New Roman" w:hAnsi="Times New Roman" w:cs="Times New Roman"/>
-          <w:b/>
-          <w:bCs/>
-          <w:sz w:val="36"/>
-          <w:szCs w:val="36"/>
-        </w:rPr>
-      </w:pPr>
-      <w:r>
-        <w:rPr>
-          <w:rFonts w:ascii="Times New Roman" w:hAnsi="Times New Roman" w:cs="Times New Roman"/>
-          <w:b/>
-          <w:bCs/>
-          <w:sz w:val="36"/>
-          <w:szCs w:val="36"/>
-        </w:rPr>
-        <w:t>3. Copy the same letters.</w:t>
-      </w:r>
-      <w:r>
-        <w:rPr>
-          <w:rFonts w:ascii="Times New Roman" w:hAnsi="Times New Roman" w:cs="Times New Roman"/>
-          <w:b/>
-          <w:bCs/>
-          <w:sz w:val="36"/>
-          <w:szCs w:val="36"/>
-        </w:rPr>
-        <w:tab/>
-      </w:r>
-      <w:r>
-        <w:rPr>
-          <w:rFonts w:ascii="Times New Roman" w:hAnsi="Times New Roman" w:cs="Times New Roman"/>
-          <w:b/>
-          <w:bCs/>
-          <w:sz w:val="36"/>
-          <w:szCs w:val="36"/>
-        </w:rPr>
-        <w:tab/>
-      </w:r>
-      <w:r>
-        <w:rPr>
-          <w:rFonts w:ascii="Times New Roman" w:hAnsi="Times New Roman" w:cs="Times New Roman"/>
-          <w:b/>
-          <w:bCs/>
-          <w:sz w:val="36"/>
-          <w:szCs w:val="36"/>
-        </w:rPr>
-        <w:tab/>
-      </w:r>
-      <w:r>
-        <w:rPr>
-          <w:rFonts w:ascii="Times New Roman" w:hAnsi="Times New Roman" w:cs="Times New Roman"/>
-          <w:b/>
-          <w:bCs/>
-          <w:sz w:val="36"/>
-          <w:szCs w:val="36"/>
-        </w:rPr>
-        <w:tab/>
-      </w:r>
-      <w:r>
-        <w:rPr>
-          <w:rFonts w:ascii="Times New Roman" w:hAnsi="Times New Roman" w:cs="Times New Roman"/>
-          <w:b/>
-          <w:bCs/>
-          <w:sz w:val="36"/>
-          <w:szCs w:val="36"/>
-        </w:rPr>
-        <w:tab/>
-      </w:r>
-      <w:r>
-        <w:rPr>
-          <w:rFonts w:ascii="Times New Roman" w:hAnsi="Times New Roman" w:cs="Times New Roman"/>
-          <w:b/>
-          <w:bCs/>
-          <w:sz w:val="36"/>
-          <w:szCs w:val="36"/>
-        </w:rPr>
-        <w:tab/>
-      </w:r>
-      <w:r>
-        <w:rPr>
-          <w:rFonts w:ascii="Times New Roman" w:hAnsi="Times New Roman" w:cs="Times New Roman"/>
-          <w:b/>
-          <w:bCs/>
-          <w:sz w:val="36"/>
-          <w:szCs w:val="36"/>
-        </w:rPr>
-        <w:tab/>
-      </w:r>
-      <w:r>
-        <w:rPr>
-          <w:rFonts w:ascii="Times New Roman" w:hAnsi="Times New Roman" w:cs="Times New Roman"/>
-          <w:b/>
-          <w:bCs/>
-          <w:sz w:val="36"/>
-          <w:szCs w:val="36"/>
-        </w:rPr>
-        <w:tab/>
-      </w:r>
-      <w:r>
-        <w:rPr>
-          <w:rFonts w:ascii="Times New Roman" w:hAnsi="Times New Roman" w:cs="Times New Roman"/>
-          <w:b/>
-          <w:bCs/>
-          <w:sz w:val="36"/>
-          <w:szCs w:val="36"/>
-        </w:rPr>
-        <w:t>[</w:t>
-      </w:r>
-      <w:r>
-        <w:rPr>
-          <w:rFonts w:ascii="Times New Roman" w:hAnsi="Times New Roman" w:cs="Times New Roman"/>
-          <w:b/>
-          <w:bCs/>
-          <w:sz w:val="36"/>
-          <w:szCs w:val="36"/>
-        </w:rPr>
-        <w:t>5</w:t>
-      </w:r>
-      <w:r>
-        <w:rPr>
-          <w:rFonts w:ascii="Times New Roman" w:hAnsi="Times New Roman" w:cs="Times New Roman"/>
-          <w:b/>
-          <w:bCs/>
-          <w:sz w:val="36"/>
-          <w:szCs w:val="36"/>
-        </w:rPr>
-        <w:t>]</w:t>
-      </w:r>
+          <w:sz w:val="36"/>
+          <w:szCs w:val="36"/>
+          <w:u w:val="single"/>
+        </w:rPr>
+      </w:pPr>
     </w:p>
     <w:p>
       <w:pPr>
         <w:spacing w:after="0" w:line="360" w:lineRule="auto"/>
-        <w:ind w:left="432"/>
         <w:jc w:val="both"/>
         <w:rPr>
           <w:rFonts w:ascii="Times New Roman" w:hAnsi="Times New Roman" w:cs="Times New Roman"/>
           <w:sz w:val="36"/>
           <w:szCs w:val="36"/>
-        </w:rPr>
-      </w:pPr>
-      <w:r>
-        <w:rPr>
-          <w:rFonts w:ascii="Times New Roman" w:hAnsi="Times New Roman" w:cs="Times New Roman"/>
-          <w:sz w:val="36"/>
-          <w:szCs w:val="36"/>
-        </w:rPr>
-        <w:t>H</w:t>
-      </w:r>
-      <w:r>
-        <w:rPr>
-          <w:rFonts w:ascii="Times New Roman" w:hAnsi="Times New Roman" w:cs="Times New Roman"/>
-          <w:sz w:val="36"/>
-          <w:szCs w:val="36"/>
-        </w:rPr>
-        <w:tab/>
-      </w:r>
-      <w:r>
-        <w:rPr>
-          <w:rFonts w:ascii="Times New Roman" w:hAnsi="Times New Roman" w:cs="Times New Roman"/>
-          <w:sz w:val="36"/>
-          <w:szCs w:val="36"/>
-        </w:rPr>
-        <w:tab/>
-      </w:r>
-      <w:r>
-        <w:rPr>
-          <w:rFonts w:ascii="Times New Roman" w:hAnsi="Times New Roman" w:cs="Times New Roman"/>
-          <w:sz w:val="36"/>
-          <w:szCs w:val="36"/>
-        </w:rPr>
-        <w:tab/>
-      </w:r>
-      <w:r>
-        <w:rPr>
-          <w:rFonts w:ascii="Times New Roman" w:hAnsi="Times New Roman" w:cs="Times New Roman"/>
-          <w:sz w:val="36"/>
-          <w:szCs w:val="36"/>
-        </w:rPr>
-        <w:t>I</w:t>
-      </w:r>
-      <w:r>
-        <w:rPr>
-          <w:rFonts w:ascii="Times New Roman" w:hAnsi="Times New Roman" w:cs="Times New Roman"/>
-          <w:sz w:val="36"/>
-          <w:szCs w:val="36"/>
-        </w:rPr>
-        <w:tab/>
-      </w:r>
-      <w:r>
-        <w:rPr>
-          <w:rFonts w:ascii="Times New Roman" w:hAnsi="Times New Roman" w:cs="Times New Roman"/>
-          <w:sz w:val="36"/>
-          <w:szCs w:val="36"/>
-        </w:rPr>
-        <w:tab/>
-      </w:r>
-      <w:r>
-        <w:rPr>
-          <w:rFonts w:ascii="Times New Roman" w:hAnsi="Times New Roman" w:cs="Times New Roman"/>
-          <w:sz w:val="36"/>
-          <w:szCs w:val="36"/>
-        </w:rPr>
-        <w:tab/>
-      </w:r>
-      <w:r>
-        <w:rPr>
-          <w:rFonts w:ascii="Times New Roman" w:hAnsi="Times New Roman" w:cs="Times New Roman"/>
-          <w:sz w:val="36"/>
-          <w:szCs w:val="36"/>
-        </w:rPr>
-        <w:t>J</w:t>
-      </w:r>
-      <w:r>
-        <w:rPr>
-          <w:rFonts w:ascii="Times New Roman" w:hAnsi="Times New Roman" w:cs="Times New Roman"/>
-          <w:sz w:val="36"/>
-          <w:szCs w:val="36"/>
-        </w:rPr>
-        <w:tab/>
-      </w:r>
-      <w:r>
-        <w:rPr>
-          <w:rFonts w:ascii="Times New Roman" w:hAnsi="Times New Roman" w:cs="Times New Roman"/>
-          <w:sz w:val="36"/>
-          <w:szCs w:val="36"/>
-        </w:rPr>
-        <w:tab/>
-      </w:r>
-      <w:r>
-        <w:rPr>
-          <w:rFonts w:ascii="Times New Roman" w:hAnsi="Times New Roman" w:cs="Times New Roman"/>
-          <w:sz w:val="36"/>
-          <w:szCs w:val="36"/>
-        </w:rPr>
-        <w:tab/>
-      </w:r>
-      <w:r>
-        <w:rPr>
-          <w:rFonts w:ascii="Times New Roman" w:hAnsi="Times New Roman" w:cs="Times New Roman"/>
-          <w:sz w:val="36"/>
-          <w:szCs w:val="36"/>
-        </w:rPr>
-        <w:t>K</w:t>
+          <w:u w:val="single"/>
+        </w:rPr>
+      </w:pPr>
+      <w:r>
+        <w:rPr>
+          <w:rFonts w:ascii="Times New Roman" w:hAnsi="Times New Roman" w:cs="Times New Roman"/>
+          <w:sz w:val="36"/>
+          <w:szCs w:val="36"/>
+          <w:u w:val="single"/>
+        </w:rPr>
+        <w:tab/>
+      </w:r>
+      <w:r>
+        <w:rPr>
+          <w:rFonts w:ascii="Times New Roman" w:hAnsi="Times New Roman" w:cs="Times New Roman"/>
+          <w:sz w:val="36"/>
+          <w:szCs w:val="36"/>
+          <w:u w:val="single"/>
+        </w:rPr>
+        <w:tab/>
+      </w:r>
+      <w:r>
+        <w:rPr>
+          <w:rFonts w:ascii="Times New Roman" w:hAnsi="Times New Roman" w:cs="Times New Roman"/>
+          <w:sz w:val="36"/>
+          <w:szCs w:val="36"/>
+        </w:rPr>
+        <w:tab/>
+      </w:r>
+      <w:r>
+        <w:rPr>
+          <w:rFonts w:ascii="Times New Roman" w:hAnsi="Times New Roman" w:cs="Times New Roman"/>
+          <w:sz w:val="36"/>
+          <w:szCs w:val="36"/>
+          <w:u w:val="single"/>
+        </w:rPr>
+        <w:tab/>
+      </w:r>
+      <w:r>
+        <w:rPr>
+          <w:rFonts w:ascii="Times New Roman" w:hAnsi="Times New Roman" w:cs="Times New Roman"/>
+          <w:sz w:val="36"/>
+          <w:szCs w:val="36"/>
+          <w:u w:val="single"/>
+        </w:rPr>
+        <w:tab/>
+      </w:r>
+      <w:r>
+        <w:rPr>
+          <w:rFonts w:ascii="Times New Roman" w:hAnsi="Times New Roman" w:cs="Times New Roman"/>
+          <w:sz w:val="36"/>
+          <w:szCs w:val="36"/>
+        </w:rPr>
+        <w:tab/>
+      </w:r>
+      <w:r>
+        <w:rPr>
+          <w:rFonts w:ascii="Times New Roman" w:hAnsi="Times New Roman" w:cs="Times New Roman"/>
+          <w:sz w:val="36"/>
+          <w:szCs w:val="36"/>
+          <w:u w:val="single"/>
+        </w:rPr>
+        <w:tab/>
+      </w:r>
+      <w:r>
+        <w:rPr>
+          <w:rFonts w:ascii="Times New Roman" w:hAnsi="Times New Roman" w:cs="Times New Roman"/>
+          <w:sz w:val="36"/>
+          <w:szCs w:val="36"/>
+          <w:u w:val="single"/>
+        </w:rPr>
+        <w:tab/>
+      </w:r>
+      <w:r>
+        <w:rPr>
+          <w:rFonts w:ascii="Times New Roman" w:hAnsi="Times New Roman" w:cs="Times New Roman"/>
+          <w:sz w:val="36"/>
+          <w:szCs w:val="36"/>
+        </w:rPr>
+        <w:tab/>
+      </w:r>
+      <w:r>
+        <w:rPr>
+          <w:rFonts w:ascii="Times New Roman" w:hAnsi="Times New Roman" w:cs="Times New Roman"/>
+          <w:sz w:val="36"/>
+          <w:szCs w:val="36"/>
+          <w:u w:val="single"/>
+        </w:rPr>
+        <w:tab/>
+      </w:r>
+      <w:r>
+        <w:rPr>
+          <w:rFonts w:ascii="Times New Roman" w:hAnsi="Times New Roman" w:cs="Times New Roman"/>
+          <w:sz w:val="36"/>
+          <w:szCs w:val="36"/>
+          <w:u w:val="single"/>
+        </w:rPr>
+        <w:tab/>
+      </w:r>
+      <w:r>
+        <w:rPr>
+          <w:rFonts w:ascii="Times New Roman" w:hAnsi="Times New Roman" w:cs="Times New Roman"/>
+          <w:sz w:val="36"/>
+          <w:szCs w:val="36"/>
+        </w:rPr>
+        <w:tab/>
+      </w:r>
+      <w:r>
+        <w:rPr>
+          <w:rFonts w:ascii="Times New Roman" w:hAnsi="Times New Roman" w:cs="Times New Roman"/>
+          <w:sz w:val="36"/>
+          <w:szCs w:val="36"/>
+          <w:u w:val="single"/>
+        </w:rPr>
+        <w:tab/>
+      </w:r>
+      <w:r>
+        <w:rPr>
+          <w:rFonts w:ascii="Times New Roman" w:hAnsi="Times New Roman" w:cs="Times New Roman"/>
+          <w:sz w:val="36"/>
+          <w:szCs w:val="36"/>
+          <w:u w:val="single"/>
+        </w:rPr>
+        <w:tab/>
       </w:r>
     </w:p>
     <w:p>
       <w:pPr>
-        <w:spacing w:after="0" w:line="360" w:lineRule="auto"/>
-        <w:ind w:left="432"/>
-        <w:jc w:val="both"/>
-        <w:rPr>
-          <w:rFonts w:ascii="Times New Roman" w:hAnsi="Times New Roman" w:cs="Times New Roman"/>
-          <w:sz w:val="36"/>
-          <w:szCs w:val="36"/>
-        </w:rPr>
-      </w:pPr>
-      <w:r>
-        <w:rPr>
-          <w:rFonts w:ascii="Times New Roman" w:hAnsi="Times New Roman" w:cs="Times New Roman"/>
-          <w:sz w:val="36"/>
-          <w:szCs w:val="36"/>
-        </w:rPr>
-        <w:t>___</w:t>
-      </w:r>
-      <w:r>
-        <w:rPr>
-          <w:rFonts w:ascii="Times New Roman" w:hAnsi="Times New Roman" w:cs="Times New Roman"/>
-          <w:sz w:val="36"/>
-          <w:szCs w:val="36"/>
-        </w:rPr>
-        <w:tab/>
-        <w:t xml:space="preserve">      </w:t>
-      </w:r>
-      <w:r>
-        <w:rPr>
-          <w:rFonts w:ascii="Times New Roman" w:hAnsi="Times New Roman" w:cs="Times New Roman"/>
-          <w:sz w:val="36"/>
-          <w:szCs w:val="36"/>
-        </w:rPr>
-        <w:t>___</w:t>
-      </w:r>
-      <w:r>
-        <w:rPr>
-          <w:rFonts w:ascii="Times New Roman" w:hAnsi="Times New Roman" w:cs="Times New Roman"/>
-          <w:sz w:val="36"/>
-          <w:szCs w:val="36"/>
-        </w:rPr>
-        <w:tab/>
-      </w:r>
-      <w:r>
-        <w:rPr>
-          <w:rFonts w:ascii="Times New Roman" w:hAnsi="Times New Roman" w:cs="Times New Roman"/>
-          <w:sz w:val="36"/>
-          <w:szCs w:val="36"/>
-        </w:rPr>
-        <w:tab/>
-        <w:t xml:space="preserve">     </w:t>
-      </w:r>
-      <w:r>
-        <w:rPr>
-          <w:rFonts w:ascii="Times New Roman" w:hAnsi="Times New Roman" w:cs="Times New Roman"/>
-          <w:sz w:val="36"/>
-          <w:szCs w:val="36"/>
-        </w:rPr>
-        <w:t>___</w:t>
-      </w:r>
-      <w:r>
-        <w:rPr>
-          <w:rFonts w:ascii="Times New Roman" w:hAnsi="Times New Roman" w:cs="Times New Roman"/>
-          <w:sz w:val="36"/>
-          <w:szCs w:val="36"/>
-        </w:rPr>
-        <w:tab/>
-      </w:r>
-      <w:r>
-        <w:rPr>
-          <w:rFonts w:ascii="Times New Roman" w:hAnsi="Times New Roman" w:cs="Times New Roman"/>
-          <w:sz w:val="36"/>
-          <w:szCs w:val="36"/>
-        </w:rPr>
-        <w:tab/>
-        <w:t xml:space="preserve">       </w:t>
-      </w:r>
-      <w:r>
-        <w:rPr>
-          <w:rFonts w:ascii="Times New Roman" w:hAnsi="Times New Roman" w:cs="Times New Roman"/>
-          <w:sz w:val="36"/>
-          <w:szCs w:val="36"/>
-        </w:rPr>
-        <w:t>___</w:t>
-      </w:r>
-    </w:p>
-    <w:p>
-      <w:pPr>
-        <w:spacing w:after="0" w:line="360" w:lineRule="auto"/>
-        <w:ind w:left="432"/>
-        <w:jc w:val="both"/>
-        <w:rPr>
-          <w:rFonts w:ascii="Times New Roman" w:hAnsi="Times New Roman" w:cs="Times New Roman"/>
-          <w:sz w:val="36"/>
-          <w:szCs w:val="36"/>
-        </w:rPr>
-      </w:pPr>
-    </w:p>
-    <w:p>
-      <w:pPr>
-        <w:spacing w:after="0" w:line="360" w:lineRule="auto"/>
-        <w:ind w:left="432"/>
-        <w:jc w:val="both"/>
-        <w:rPr>
-          <w:rFonts w:ascii="Times New Roman" w:hAnsi="Times New Roman" w:cs="Times New Roman"/>
-          <w:sz w:val="36"/>
-          <w:szCs w:val="36"/>
-        </w:rPr>
-      </w:pPr>
-      <w:r>
-        <w:rPr>
-          <w:rFonts w:ascii="Times New Roman" w:hAnsi="Times New Roman" w:cs="Times New Roman"/>
-          <w:sz w:val="36"/>
-          <w:szCs w:val="36"/>
-        </w:rPr>
-        <w:t>L</w:t>
-      </w:r>
-      <w:r>
-        <w:rPr>
-          <w:rFonts w:ascii="Times New Roman" w:hAnsi="Times New Roman" w:cs="Times New Roman"/>
-          <w:sz w:val="36"/>
-          <w:szCs w:val="36"/>
-        </w:rPr>
-        <w:tab/>
-      </w:r>
-      <w:r>
-        <w:rPr>
-          <w:rFonts w:ascii="Times New Roman" w:hAnsi="Times New Roman" w:cs="Times New Roman"/>
-          <w:sz w:val="36"/>
-          <w:szCs w:val="36"/>
-        </w:rPr>
-        <w:tab/>
-      </w:r>
-      <w:r>
-        <w:rPr>
-          <w:rFonts w:ascii="Times New Roman" w:hAnsi="Times New Roman" w:cs="Times New Roman"/>
-          <w:sz w:val="36"/>
-          <w:szCs w:val="36"/>
-        </w:rPr>
-        <w:tab/>
-      </w:r>
-      <w:r>
-        <w:rPr>
-          <w:rFonts w:ascii="Times New Roman" w:hAnsi="Times New Roman" w:cs="Times New Roman"/>
-          <w:sz w:val="36"/>
-          <w:szCs w:val="36"/>
-        </w:rPr>
-        <w:t>M</w:t>
-      </w:r>
-      <w:r>
-        <w:rPr>
-          <w:rFonts w:ascii="Times New Roman" w:hAnsi="Times New Roman" w:cs="Times New Roman"/>
-          <w:sz w:val="36"/>
-          <w:szCs w:val="36"/>
-        </w:rPr>
-        <w:tab/>
-      </w:r>
-      <w:r>
-        <w:rPr>
-          <w:rFonts w:ascii="Times New Roman" w:hAnsi="Times New Roman" w:cs="Times New Roman"/>
-          <w:sz w:val="36"/>
-          <w:szCs w:val="36"/>
-        </w:rPr>
-        <w:tab/>
-      </w:r>
-      <w:r>
-        <w:rPr>
-          <w:rFonts w:ascii="Times New Roman" w:hAnsi="Times New Roman" w:cs="Times New Roman"/>
-          <w:sz w:val="36"/>
-          <w:szCs w:val="36"/>
-        </w:rPr>
-        <w:tab/>
-      </w:r>
-      <w:r>
-        <w:rPr>
-          <w:rFonts w:ascii="Times New Roman" w:hAnsi="Times New Roman" w:cs="Times New Roman"/>
-          <w:sz w:val="36"/>
-          <w:szCs w:val="36"/>
-        </w:rPr>
-        <w:t>N</w:t>
-      </w:r>
-      <w:r>
-        <w:rPr>
-          <w:rFonts w:ascii="Times New Roman" w:hAnsi="Times New Roman" w:cs="Times New Roman"/>
-          <w:sz w:val="36"/>
-          <w:szCs w:val="36"/>
-        </w:rPr>
-        <w:tab/>
-      </w:r>
-      <w:r>
-        <w:rPr>
-          <w:rFonts w:ascii="Times New Roman" w:hAnsi="Times New Roman" w:cs="Times New Roman"/>
-          <w:sz w:val="36"/>
-          <w:szCs w:val="36"/>
-        </w:rPr>
-        <w:tab/>
-      </w:r>
-      <w:r>
-        <w:rPr>
-          <w:rFonts w:ascii="Times New Roman" w:hAnsi="Times New Roman" w:cs="Times New Roman"/>
-          <w:sz w:val="36"/>
-          <w:szCs w:val="36"/>
-        </w:rPr>
-        <w:tab/>
-      </w:r>
-      <w:r>
-        <w:rPr>
-          <w:rFonts w:ascii="Times New Roman" w:hAnsi="Times New Roman" w:cs="Times New Roman"/>
-          <w:sz w:val="36"/>
-          <w:szCs w:val="36"/>
-        </w:rPr>
-        <w:t>O</w:t>
-      </w:r>
-    </w:p>
-    <w:p>
-      <w:pPr>
-        <w:spacing w:after="0" w:line="360" w:lineRule="auto"/>
-        <w:ind w:left="432"/>
-        <w:jc w:val="both"/>
-        <w:rPr>
-          <w:rFonts w:ascii="Times New Roman" w:hAnsi="Times New Roman" w:cs="Times New Roman"/>
-          <w:sz w:val="36"/>
-          <w:szCs w:val="36"/>
-        </w:rPr>
-      </w:pPr>
-      <w:r>
-        <w:rPr>
-          <w:rFonts w:ascii="Times New Roman" w:hAnsi="Times New Roman" w:cs="Times New Roman"/>
-          <w:sz w:val="36"/>
-          <w:szCs w:val="36"/>
-        </w:rPr>
-        <w:t>___</w:t>
-      </w:r>
-      <w:r>
-        <w:rPr>
-          <w:rFonts w:ascii="Times New Roman" w:hAnsi="Times New Roman" w:cs="Times New Roman"/>
-          <w:sz w:val="36"/>
-          <w:szCs w:val="36"/>
-        </w:rPr>
-        <w:tab/>
-        <w:t xml:space="preserve">      ___</w:t>
-      </w:r>
-      <w:r>
-        <w:rPr>
-          <w:rFonts w:ascii="Times New Roman" w:hAnsi="Times New Roman" w:cs="Times New Roman"/>
-          <w:sz w:val="36"/>
-          <w:szCs w:val="36"/>
-        </w:rPr>
-        <w:tab/>
-      </w:r>
-      <w:r>
-        <w:rPr>
-          <w:rFonts w:ascii="Times New Roman" w:hAnsi="Times New Roman" w:cs="Times New Roman"/>
-          <w:sz w:val="36"/>
-          <w:szCs w:val="36"/>
-        </w:rPr>
-        <w:tab/>
-        <w:t xml:space="preserve">     ___</w:t>
-      </w:r>
-      <w:r>
-        <w:rPr>
-          <w:rFonts w:ascii="Times New Roman" w:hAnsi="Times New Roman" w:cs="Times New Roman"/>
-          <w:sz w:val="36"/>
-          <w:szCs w:val="36"/>
-        </w:rPr>
-        <w:tab/>
-      </w:r>
-      <w:r>
-        <w:rPr>
-          <w:rFonts w:ascii="Times New Roman" w:hAnsi="Times New Roman" w:cs="Times New Roman"/>
-          <w:sz w:val="36"/>
-          <w:szCs w:val="36"/>
-        </w:rPr>
-        <w:tab/>
-        <w:t xml:space="preserve">       ___</w:t>
-      </w:r>
-    </w:p>
-    <w:p>
-      <w:pPr>
-        <w:spacing w:after="0" w:line="360" w:lineRule="auto"/>
-        <w:jc w:val="both"/>
-        <w:rPr>
-          <w:rFonts w:ascii="Times New Roman" w:hAnsi="Times New Roman" w:cs="Times New Roman"/>
-          <w:b/>
-          <w:bCs/>
-          <w:sz w:val="36"/>
-          <w:szCs w:val="36"/>
-        </w:rPr>
-      </w:pPr>
-      <w:r>
-        <w:rPr>
-          <w:rFonts w:ascii="Times New Roman" w:hAnsi="Times New Roman" w:cs="Times New Roman"/>
-          <w:b/>
-          <w:bCs/>
-          <w:sz w:val="36"/>
-          <w:szCs w:val="36"/>
-        </w:rPr>
-        <w:t>4. Match the same capital and small letters.</w:t>
-      </w:r>
-      <w:r>
-        <w:rPr>
-          <w:rFonts w:ascii="Times New Roman" w:hAnsi="Times New Roman" w:cs="Times New Roman"/>
-          <w:b/>
-          <w:bCs/>
-          <w:sz w:val="36"/>
-          <w:szCs w:val="36"/>
-        </w:rPr>
-        <w:tab/>
-      </w:r>
-      <w:r>
-        <w:rPr>
-          <w:rFonts w:ascii="Times New Roman" w:hAnsi="Times New Roman" w:cs="Times New Roman"/>
-          <w:b/>
-          <w:bCs/>
-          <w:sz w:val="36"/>
-          <w:szCs w:val="36"/>
-        </w:rPr>
-        <w:tab/>
-      </w:r>
-      <w:r>
-        <w:rPr>
-          <w:rFonts w:ascii="Times New Roman" w:hAnsi="Times New Roman" w:cs="Times New Roman"/>
-          <w:b/>
-          <w:bCs/>
-          <w:sz w:val="36"/>
-          <w:szCs w:val="36"/>
-        </w:rPr>
-        <w:tab/>
-      </w:r>
-      <w:r>
-        <w:rPr>
-          <w:rFonts w:ascii="Times New Roman" w:hAnsi="Times New Roman" w:cs="Times New Roman"/>
-          <w:b/>
-          <w:bCs/>
-          <w:sz w:val="36"/>
-          <w:szCs w:val="36"/>
-        </w:rPr>
-        <w:tab/>
-      </w:r>
-      <w:r>
-        <w:rPr>
-          <w:rFonts w:ascii="Times New Roman" w:hAnsi="Times New Roman" w:cs="Times New Roman"/>
-          <w:b/>
-          <w:bCs/>
-          <w:sz w:val="36"/>
-          <w:szCs w:val="36"/>
-        </w:rPr>
-        <w:t>[</w:t>
-      </w:r>
-      <w:r>
-        <w:rPr>
-          <w:rFonts w:ascii="Times New Roman" w:hAnsi="Times New Roman" w:cs="Times New Roman"/>
-          <w:b/>
-          <w:bCs/>
-          <w:sz w:val="36"/>
-          <w:szCs w:val="36"/>
-        </w:rPr>
-        <w:t>6</w:t>
-      </w:r>
-      <w:r>
-        <w:rPr>
-          <w:rFonts w:ascii="Times New Roman" w:hAnsi="Times New Roman" w:cs="Times New Roman"/>
-          <w:b/>
-          <w:bCs/>
-          <w:sz w:val="36"/>
-          <w:szCs w:val="36"/>
-        </w:rPr>
-        <w:t>]</w:t>
-      </w:r>
-    </w:p>
-    <w:p>
-      <w:pPr>
-        <w:spacing w:after="0" w:line="360" w:lineRule="auto"/>
-        <w:ind w:left="432"/>
-        <w:jc w:val="both"/>
-        <w:rPr>
-          <w:rFonts w:ascii="Times New Roman" w:hAnsi="Times New Roman" w:cs="Times New Roman"/>
-          <w:sz w:val="36"/>
-          <w:szCs w:val="36"/>
-        </w:rPr>
-      </w:pPr>
-      <w:r>
-        <w:rPr>
-          <w:rFonts w:ascii="Times New Roman" w:hAnsi="Times New Roman" w:cs="Times New Roman"/>
-          <w:sz w:val="36"/>
-          <w:szCs w:val="36"/>
-        </w:rPr>
-        <w:t>R</w:t>
-      </w:r>
-      <w:r>
-        <w:rPr>
-          <w:rFonts w:ascii="Times New Roman" w:hAnsi="Times New Roman" w:cs="Times New Roman"/>
-          <w:sz w:val="36"/>
-          <w:szCs w:val="36"/>
-        </w:rPr>
-        <w:tab/>
-      </w:r>
-      <w:r>
-        <w:rPr>
-          <w:rFonts w:ascii="Times New Roman" w:hAnsi="Times New Roman" w:cs="Times New Roman"/>
-          <w:sz w:val="36"/>
-          <w:szCs w:val="36"/>
-        </w:rPr>
-        <w:tab/>
-      </w:r>
-      <w:r>
-        <w:rPr>
-          <w:rFonts w:ascii="Times New Roman" w:hAnsi="Times New Roman" w:cs="Times New Roman"/>
-          <w:sz w:val="36"/>
-          <w:szCs w:val="36"/>
-        </w:rPr>
-        <w:tab/>
-      </w:r>
-      <w:r>
-        <w:rPr>
-          <w:rFonts w:ascii="Times New Roman" w:hAnsi="Times New Roman" w:cs="Times New Roman"/>
-          <w:sz w:val="36"/>
-          <w:szCs w:val="36"/>
-        </w:rPr>
-        <w:tab/>
-      </w:r>
-      <w:r>
-        <w:rPr>
-          <w:rFonts w:ascii="Times New Roman" w:hAnsi="Times New Roman" w:cs="Times New Roman"/>
-          <w:sz w:val="36"/>
-          <w:szCs w:val="36"/>
-        </w:rPr>
-        <w:tab/>
-      </w:r>
-      <w:r>
-        <w:rPr>
-          <w:rFonts w:ascii="Times New Roman" w:hAnsi="Times New Roman" w:cs="Times New Roman"/>
-          <w:sz w:val="36"/>
-          <w:szCs w:val="36"/>
-        </w:rPr>
-        <w:tab/>
-      </w:r>
-      <w:r>
-        <w:rPr>
-          <w:rFonts w:ascii="Times New Roman" w:hAnsi="Times New Roman" w:cs="Times New Roman"/>
-          <w:sz w:val="36"/>
-          <w:szCs w:val="36"/>
-        </w:rPr>
-        <w:t>t</w:t>
-      </w:r>
-    </w:p>
-    <w:p>
-      <w:pPr>
-        <w:spacing w:after="0" w:line="360" w:lineRule="auto"/>
-        <w:ind w:left="432"/>
-        <w:jc w:val="both"/>
-        <w:rPr>
-          <w:rFonts w:ascii="Times New Roman" w:hAnsi="Times New Roman" w:cs="Times New Roman"/>
-          <w:sz w:val="36"/>
-          <w:szCs w:val="36"/>
-        </w:rPr>
-      </w:pPr>
-      <w:r>
-        <w:rPr>
-          <w:rFonts w:ascii="Times New Roman" w:hAnsi="Times New Roman" w:cs="Times New Roman"/>
-          <w:sz w:val="36"/>
-          <w:szCs w:val="36"/>
-        </w:rPr>
-        <w:t>T</w:t>
-      </w:r>
-      <w:r>
-        <w:rPr>
-          <w:rFonts w:ascii="Times New Roman" w:hAnsi="Times New Roman" w:cs="Times New Roman"/>
-          <w:sz w:val="36"/>
-          <w:szCs w:val="36"/>
-        </w:rPr>
-        <w:tab/>
-      </w:r>
-      <w:r>
-        <w:rPr>
-          <w:rFonts w:ascii="Times New Roman" w:hAnsi="Times New Roman" w:cs="Times New Roman"/>
-          <w:sz w:val="36"/>
-          <w:szCs w:val="36"/>
-        </w:rPr>
-        <w:tab/>
-      </w:r>
-      <w:r>
-        <w:rPr>
-          <w:rFonts w:ascii="Times New Roman" w:hAnsi="Times New Roman" w:cs="Times New Roman"/>
-          <w:sz w:val="36"/>
-          <w:szCs w:val="36"/>
-        </w:rPr>
-        <w:tab/>
-      </w:r>
-      <w:r>
-        <w:rPr>
-          <w:rFonts w:ascii="Times New Roman" w:hAnsi="Times New Roman" w:cs="Times New Roman"/>
-          <w:sz w:val="36"/>
-          <w:szCs w:val="36"/>
-        </w:rPr>
-        <w:tab/>
-      </w:r>
-      <w:r>
-        <w:rPr>
-          <w:rFonts w:ascii="Times New Roman" w:hAnsi="Times New Roman" w:cs="Times New Roman"/>
-          <w:sz w:val="36"/>
-          <w:szCs w:val="36"/>
-        </w:rPr>
-        <w:tab/>
-      </w:r>
-      <w:r>
-        <w:rPr>
-          <w:rFonts w:ascii="Times New Roman" w:hAnsi="Times New Roman" w:cs="Times New Roman"/>
-          <w:sz w:val="36"/>
-          <w:szCs w:val="36"/>
-        </w:rPr>
-        <w:tab/>
-      </w:r>
-      <w:r>
-        <w:rPr>
-          <w:rFonts w:ascii="Times New Roman" w:hAnsi="Times New Roman" w:cs="Times New Roman"/>
-          <w:sz w:val="36"/>
-          <w:szCs w:val="36"/>
-        </w:rPr>
-        <w:t>r</w:t>
-      </w:r>
-    </w:p>
-    <w:p>
-      <w:pPr>
-        <w:spacing w:after="0" w:line="360" w:lineRule="auto"/>
-        <w:ind w:left="432"/>
-        <w:jc w:val="both"/>
-        <w:rPr>
-          <w:rFonts w:ascii="Times New Roman" w:hAnsi="Times New Roman" w:cs="Times New Roman"/>
-          <w:sz w:val="36"/>
-          <w:szCs w:val="36"/>
-        </w:rPr>
-      </w:pPr>
-      <w:r>
-        <w:rPr>
-          <w:rFonts w:ascii="Times New Roman" w:hAnsi="Times New Roman" w:cs="Times New Roman"/>
-          <w:sz w:val="36"/>
-          <w:szCs w:val="36"/>
-        </w:rPr>
-        <w:t>H</w:t>
-      </w:r>
-      <w:r>
-        <w:rPr>
-          <w:rFonts w:ascii="Times New Roman" w:hAnsi="Times New Roman" w:cs="Times New Roman"/>
-          <w:sz w:val="36"/>
-          <w:szCs w:val="36"/>
-        </w:rPr>
-        <w:tab/>
-      </w:r>
-      <w:r>
-        <w:rPr>
-          <w:rFonts w:ascii="Times New Roman" w:hAnsi="Times New Roman" w:cs="Times New Roman"/>
-          <w:sz w:val="36"/>
-          <w:szCs w:val="36"/>
-        </w:rPr>
-        <w:tab/>
-      </w:r>
-      <w:r>
-        <w:rPr>
-          <w:rFonts w:ascii="Times New Roman" w:hAnsi="Times New Roman" w:cs="Times New Roman"/>
-          <w:sz w:val="36"/>
-          <w:szCs w:val="36"/>
-        </w:rPr>
-        <w:tab/>
-      </w:r>
-      <w:r>
-        <w:rPr>
-          <w:rFonts w:ascii="Times New Roman" w:hAnsi="Times New Roman" w:cs="Times New Roman"/>
-          <w:sz w:val="36"/>
-          <w:szCs w:val="36"/>
-        </w:rPr>
-        <w:tab/>
-      </w:r>
-      <w:r>
-        <w:rPr>
-          <w:rFonts w:ascii="Times New Roman" w:hAnsi="Times New Roman" w:cs="Times New Roman"/>
-          <w:sz w:val="36"/>
-          <w:szCs w:val="36"/>
-        </w:rPr>
-        <w:tab/>
-      </w:r>
-      <w:r>
-        <w:rPr>
-          <w:rFonts w:ascii="Times New Roman" w:hAnsi="Times New Roman" w:cs="Times New Roman"/>
-          <w:sz w:val="36"/>
-          <w:szCs w:val="36"/>
-        </w:rPr>
-        <w:tab/>
-      </w:r>
-      <w:r>
-        <w:rPr>
-          <w:rFonts w:ascii="Times New Roman" w:hAnsi="Times New Roman" w:cs="Times New Roman"/>
-          <w:sz w:val="36"/>
-          <w:szCs w:val="36"/>
-        </w:rPr>
-        <w:t>e</w:t>
-      </w:r>
-    </w:p>
-    <w:p>
-      <w:pPr>
-        <w:spacing w:after="0" w:line="360" w:lineRule="auto"/>
-        <w:ind w:left="432"/>
-        <w:jc w:val="both"/>
-        <w:rPr>
-          <w:rFonts w:ascii="Times New Roman" w:hAnsi="Times New Roman" w:cs="Times New Roman"/>
-          <w:sz w:val="36"/>
-          <w:szCs w:val="36"/>
-        </w:rPr>
-      </w:pPr>
-      <w:r>
-        <w:rPr>
-          <w:rFonts w:ascii="Times New Roman" w:hAnsi="Times New Roman" w:cs="Times New Roman"/>
-          <w:sz w:val="36"/>
-          <w:szCs w:val="36"/>
-        </w:rPr>
-        <w:t>E</w:t>
-      </w:r>
-      <w:r>
-        <w:rPr>
-          <w:rFonts w:ascii="Times New Roman" w:hAnsi="Times New Roman" w:cs="Times New Roman"/>
-          <w:sz w:val="36"/>
-          <w:szCs w:val="36"/>
-        </w:rPr>
-        <w:tab/>
-      </w:r>
-      <w:r>
-        <w:rPr>
-          <w:rFonts w:ascii="Times New Roman" w:hAnsi="Times New Roman" w:cs="Times New Roman"/>
-          <w:sz w:val="36"/>
-          <w:szCs w:val="36"/>
-        </w:rPr>
-        <w:tab/>
-      </w:r>
-      <w:r>
-        <w:rPr>
-          <w:rFonts w:ascii="Times New Roman" w:hAnsi="Times New Roman" w:cs="Times New Roman"/>
-          <w:sz w:val="36"/>
-          <w:szCs w:val="36"/>
-        </w:rPr>
-        <w:tab/>
-      </w:r>
-      <w:r>
-        <w:rPr>
-          <w:rFonts w:ascii="Times New Roman" w:hAnsi="Times New Roman" w:cs="Times New Roman"/>
-          <w:sz w:val="36"/>
-          <w:szCs w:val="36"/>
-        </w:rPr>
-        <w:tab/>
-      </w:r>
-      <w:r>
-        <w:rPr>
-          <w:rFonts w:ascii="Times New Roman" w:hAnsi="Times New Roman" w:cs="Times New Roman"/>
-          <w:sz w:val="36"/>
-          <w:szCs w:val="36"/>
-        </w:rPr>
-        <w:tab/>
-      </w:r>
-      <w:r>
-        <w:rPr>
-          <w:rFonts w:ascii="Times New Roman" w:hAnsi="Times New Roman" w:cs="Times New Roman"/>
-          <w:sz w:val="36"/>
-          <w:szCs w:val="36"/>
-        </w:rPr>
-        <w:tab/>
-      </w:r>
-      <w:r>
-        <w:rPr>
-          <w:rFonts w:ascii="Times New Roman" w:hAnsi="Times New Roman" w:cs="Times New Roman"/>
-          <w:sz w:val="36"/>
-          <w:szCs w:val="36"/>
-        </w:rPr>
-        <w:t>h</w:t>
-      </w:r>
-    </w:p>
-    <w:p>
-      <w:pPr>
-        <w:spacing w:after="0" w:line="360" w:lineRule="auto"/>
-        <w:ind w:left="432"/>
-        <w:jc w:val="both"/>
-        <w:rPr>
-          <w:rFonts w:ascii="Times New Roman" w:hAnsi="Times New Roman" w:cs="Times New Roman"/>
-          <w:sz w:val="36"/>
-          <w:szCs w:val="36"/>
-        </w:rPr>
-      </w:pPr>
-      <w:r>
-        <w:rPr>
-          <w:rFonts w:ascii="Times New Roman" w:hAnsi="Times New Roman" w:cs="Times New Roman"/>
-          <w:sz w:val="36"/>
-          <w:szCs w:val="36"/>
-        </w:rPr>
-        <w:t>W</w:t>
-      </w:r>
-      <w:r>
-        <w:rPr>
-          <w:rFonts w:ascii="Times New Roman" w:hAnsi="Times New Roman" w:cs="Times New Roman"/>
-          <w:sz w:val="36"/>
-          <w:szCs w:val="36"/>
-        </w:rPr>
-        <w:tab/>
-      </w:r>
-      <w:r>
-        <w:rPr>
-          <w:rFonts w:ascii="Times New Roman" w:hAnsi="Times New Roman" w:cs="Times New Roman"/>
-          <w:sz w:val="36"/>
-          <w:szCs w:val="36"/>
-        </w:rPr>
-        <w:tab/>
-      </w:r>
-      <w:r>
-        <w:rPr>
-          <w:rFonts w:ascii="Times New Roman" w:hAnsi="Times New Roman" w:cs="Times New Roman"/>
-          <w:sz w:val="36"/>
-          <w:szCs w:val="36"/>
-        </w:rPr>
-        <w:tab/>
-      </w:r>
-      <w:r>
-        <w:rPr>
-          <w:rFonts w:ascii="Times New Roman" w:hAnsi="Times New Roman" w:cs="Times New Roman"/>
-          <w:sz w:val="36"/>
-          <w:szCs w:val="36"/>
-        </w:rPr>
-        <w:tab/>
-      </w:r>
-      <w:r>
-        <w:rPr>
-          <w:rFonts w:ascii="Times New Roman" w:hAnsi="Times New Roman" w:cs="Times New Roman"/>
-          <w:sz w:val="36"/>
-          <w:szCs w:val="36"/>
-        </w:rPr>
-        <w:tab/>
-      </w:r>
-      <w:r>
-        <w:rPr>
-          <w:rFonts w:ascii="Times New Roman" w:hAnsi="Times New Roman" w:cs="Times New Roman"/>
-          <w:sz w:val="36"/>
-          <w:szCs w:val="36"/>
-        </w:rPr>
-        <w:t>z</w:t>
-      </w:r>
-    </w:p>
-    <w:p>
-      <w:pPr>
-        <w:spacing w:after="0" w:line="360" w:lineRule="auto"/>
-        <w:ind w:left="432"/>
-        <w:jc w:val="both"/>
-        <w:rPr>
-          <w:rFonts w:ascii="Times New Roman" w:hAnsi="Times New Roman" w:cs="Times New Roman"/>
-          <w:sz w:val="36"/>
-          <w:szCs w:val="36"/>
-        </w:rPr>
-      </w:pPr>
-      <w:r>
-        <w:rPr>
-          <w:rFonts w:ascii="Times New Roman" w:hAnsi="Times New Roman" w:cs="Times New Roman"/>
-          <w:sz w:val="36"/>
-          <w:szCs w:val="36"/>
-        </w:rPr>
-        <w:t>Z</w:t>
-      </w:r>
-      <w:r>
-        <w:rPr>
-          <w:rFonts w:ascii="Times New Roman" w:hAnsi="Times New Roman" w:cs="Times New Roman"/>
-          <w:sz w:val="36"/>
-          <w:szCs w:val="36"/>
-        </w:rPr>
-        <w:tab/>
-      </w:r>
-      <w:r>
-        <w:rPr>
-          <w:rFonts w:ascii="Times New Roman" w:hAnsi="Times New Roman" w:cs="Times New Roman"/>
-          <w:sz w:val="36"/>
-          <w:szCs w:val="36"/>
-        </w:rPr>
-        <w:tab/>
-      </w:r>
-      <w:r>
-        <w:rPr>
-          <w:rFonts w:ascii="Times New Roman" w:hAnsi="Times New Roman" w:cs="Times New Roman"/>
-          <w:sz w:val="36"/>
-          <w:szCs w:val="36"/>
-        </w:rPr>
-        <w:tab/>
-      </w:r>
-      <w:r>
-        <w:rPr>
-          <w:rFonts w:ascii="Times New Roman" w:hAnsi="Times New Roman" w:cs="Times New Roman"/>
-          <w:sz w:val="36"/>
-          <w:szCs w:val="36"/>
-        </w:rPr>
-        <w:tab/>
-      </w:r>
-      <w:r>
-        <w:rPr>
-          <w:rFonts w:ascii="Times New Roman" w:hAnsi="Times New Roman" w:cs="Times New Roman"/>
-          <w:sz w:val="36"/>
-          <w:szCs w:val="36"/>
-        </w:rPr>
-        <w:tab/>
-      </w:r>
-      <w:r>
-        <w:rPr>
-          <w:rFonts w:ascii="Times New Roman" w:hAnsi="Times New Roman" w:cs="Times New Roman"/>
-          <w:sz w:val="36"/>
-          <w:szCs w:val="36"/>
-        </w:rPr>
-        <w:tab/>
-      </w:r>
-      <w:r>
-        <w:rPr>
-          <w:rFonts w:ascii="Times New Roman" w:hAnsi="Times New Roman" w:cs="Times New Roman"/>
-          <w:sz w:val="36"/>
-          <w:szCs w:val="36"/>
-        </w:rPr>
-        <w:t>w</w:t>
-      </w:r>
-    </w:p>
-    <w:p>
-      <w:pPr>
-        <w:spacing w:after="0" w:line="360" w:lineRule="auto"/>
-        <w:jc w:val="both"/>
-        <w:rPr>
-          <w:rFonts w:ascii="Times New Roman" w:hAnsi="Times New Roman" w:cs="Times New Roman"/>
-          <w:sz w:val="36"/>
-          <w:szCs w:val="36"/>
-        </w:rPr>
-      </w:pPr>
-    </w:p>
-    <w:p>
-      <w:pPr>
-        <w:spacing w:after="0" w:line="360" w:lineRule="auto"/>
-        <w:jc w:val="both"/>
-        <w:rPr>
-          <w:rFonts w:ascii="Times New Roman" w:hAnsi="Times New Roman" w:cs="Times New Roman"/>
-          <w:b/>
-          <w:bCs/>
-          <w:sz w:val="36"/>
-          <w:szCs w:val="36"/>
-        </w:rPr>
-      </w:pPr>
-      <w:r>
-        <w:rPr>
-          <w:rFonts w:ascii="Times New Roman" w:hAnsi="Times New Roman" w:cs="Times New Roman"/>
-          <w:b/>
-          <w:bCs/>
-          <w:sz w:val="36"/>
-          <w:szCs w:val="36"/>
-        </w:rPr>
-        <w:t>5. Write (</w:t>
-      </w:r>
-      <w:proofErr w:type="spellStart"/>
-      <w:r>
-        <w:rPr>
-          <w:rFonts w:ascii="Times New Roman" w:hAnsi="Times New Roman" w:cs="Times New Roman"/>
-          <w:b/>
-          <w:bCs/>
-          <w:sz w:val="36"/>
-          <w:szCs w:val="36"/>
-        </w:rPr>
-        <w:t>Qq</w:t>
-      </w:r>
-      <w:proofErr w:type="spellEnd"/>
-      <w:r>
-        <w:rPr>
-          <w:rFonts w:ascii="Times New Roman" w:hAnsi="Times New Roman" w:cs="Times New Roman"/>
-          <w:b/>
-          <w:bCs/>
-          <w:sz w:val="36"/>
-          <w:szCs w:val="36"/>
-        </w:rPr>
-        <w:t xml:space="preserve"> to </w:t>
-      </w:r>
-      <w:proofErr w:type="spellStart"/>
-      <w:r>
-        <w:rPr>
-          <w:rFonts w:ascii="Times New Roman" w:hAnsi="Times New Roman" w:cs="Times New Roman"/>
-          <w:b/>
-          <w:bCs/>
-          <w:sz w:val="36"/>
-          <w:szCs w:val="36"/>
-        </w:rPr>
-        <w:t>Zz</w:t>
-      </w:r>
-      <w:proofErr w:type="spellEnd"/>
-      <w:r>
-        <w:rPr>
-          <w:rFonts w:ascii="Times New Roman" w:hAnsi="Times New Roman" w:cs="Times New Roman"/>
-          <w:b/>
-          <w:bCs/>
-          <w:sz w:val="36"/>
-          <w:szCs w:val="36"/>
-        </w:rPr>
-        <w:t>)</w:t>
-      </w:r>
-      <w:r>
-        <w:rPr>
-          <w:rFonts w:ascii="Times New Roman" w:hAnsi="Times New Roman" w:cs="Times New Roman"/>
-          <w:b/>
-          <w:bCs/>
-          <w:sz w:val="36"/>
-          <w:szCs w:val="36"/>
-        </w:rPr>
-        <w:t>.</w:t>
-      </w:r>
-      <w:r>
-        <w:rPr>
-          <w:rFonts w:ascii="Times New Roman" w:hAnsi="Times New Roman" w:cs="Times New Roman"/>
-          <w:b/>
-          <w:bCs/>
-          <w:sz w:val="36"/>
-          <w:szCs w:val="36"/>
-        </w:rPr>
-        <w:tab/>
-      </w:r>
-      <w:r>
-        <w:rPr>
-          <w:rFonts w:ascii="Times New Roman" w:hAnsi="Times New Roman" w:cs="Times New Roman"/>
-          <w:b/>
-          <w:bCs/>
-          <w:sz w:val="36"/>
-          <w:szCs w:val="36"/>
-        </w:rPr>
-        <w:tab/>
-      </w:r>
-      <w:r>
-        <w:rPr>
-          <w:rFonts w:ascii="Times New Roman" w:hAnsi="Times New Roman" w:cs="Times New Roman"/>
-          <w:b/>
-          <w:bCs/>
-          <w:sz w:val="36"/>
-          <w:szCs w:val="36"/>
-        </w:rPr>
-        <w:tab/>
-      </w:r>
-      <w:r>
-        <w:rPr>
-          <w:rFonts w:ascii="Times New Roman" w:hAnsi="Times New Roman" w:cs="Times New Roman"/>
-          <w:b/>
-          <w:bCs/>
-          <w:sz w:val="36"/>
-          <w:szCs w:val="36"/>
-        </w:rPr>
-        <w:tab/>
-      </w:r>
-      <w:r>
-        <w:rPr>
-          <w:rFonts w:ascii="Times New Roman" w:hAnsi="Times New Roman" w:cs="Times New Roman"/>
-          <w:b/>
-          <w:bCs/>
-          <w:sz w:val="36"/>
-          <w:szCs w:val="36"/>
-        </w:rPr>
-        <w:tab/>
-      </w:r>
-      <w:r>
-        <w:rPr>
-          <w:rFonts w:ascii="Times New Roman" w:hAnsi="Times New Roman" w:cs="Times New Roman"/>
-          <w:b/>
-          <w:bCs/>
-          <w:sz w:val="36"/>
-          <w:szCs w:val="36"/>
-        </w:rPr>
-        <w:tab/>
-      </w:r>
-      <w:r>
-        <w:rPr>
-          <w:rFonts w:ascii="Times New Roman" w:hAnsi="Times New Roman" w:cs="Times New Roman"/>
-          <w:b/>
-          <w:bCs/>
-          <w:sz w:val="36"/>
-          <w:szCs w:val="36"/>
-        </w:rPr>
-        <w:tab/>
-      </w:r>
-      <w:r>
-        <w:rPr>
-          <w:rFonts w:ascii="Times New Roman" w:hAnsi="Times New Roman" w:cs="Times New Roman"/>
-          <w:b/>
-          <w:bCs/>
-          <w:sz w:val="36"/>
-          <w:szCs w:val="36"/>
-        </w:rPr>
-        <w:tab/>
-      </w:r>
-      <w:r>
-        <w:rPr>
-          <w:rFonts w:ascii="Times New Roman" w:hAnsi="Times New Roman" w:cs="Times New Roman"/>
-          <w:b/>
-          <w:bCs/>
-          <w:sz w:val="36"/>
-          <w:szCs w:val="36"/>
-        </w:rPr>
-        <w:tab/>
-        <w:t>[</w:t>
-      </w:r>
-      <w:r>
-        <w:rPr>
-          <w:rFonts w:ascii="Times New Roman" w:hAnsi="Times New Roman" w:cs="Times New Roman"/>
-          <w:b/>
-          <w:bCs/>
-          <w:sz w:val="36"/>
-          <w:szCs w:val="36"/>
-        </w:rPr>
-        <w:t>10</w:t>
-      </w:r>
-      <w:r>
-        <w:rPr>
-          <w:rFonts w:ascii="Times New Roman" w:hAnsi="Times New Roman" w:cs="Times New Roman"/>
-          <w:b/>
-          <w:bCs/>
-          <w:sz w:val="36"/>
-          <w:szCs w:val="36"/>
-        </w:rPr>
-        <w:t>]</w:t>
-      </w:r>
-    </w:p>
-    <w:p>
-      <w:pPr>
-        <w:spacing w:after="0" w:line="360" w:lineRule="auto"/>
-        <w:jc w:val="both"/>
-        <w:rPr>
-          <w:rFonts w:ascii="Times New Roman" w:hAnsi="Times New Roman" w:cs="Times New Roman"/>
-          <w:sz w:val="36"/>
-          <w:szCs w:val="36"/>
-          <w:u w:val="single"/>
-        </w:rPr>
-      </w:pPr>
-      <w:r>
-        <w:rPr>
-          <w:rFonts w:ascii="Times New Roman" w:hAnsi="Times New Roman" w:cs="Times New Roman"/>
-          <w:sz w:val="36"/>
-          <w:szCs w:val="36"/>
-          <w:u w:val="single"/>
-        </w:rPr>
-        <w:tab/>
-      </w:r>
-      <w:r>
-        <w:rPr>
-          <w:rFonts w:ascii="Times New Roman" w:hAnsi="Times New Roman" w:cs="Times New Roman"/>
-          <w:sz w:val="36"/>
-          <w:szCs w:val="36"/>
-          <w:u w:val="single"/>
-        </w:rPr>
-        <w:tab/>
-      </w:r>
-      <w:r>
-        <w:rPr>
-          <w:rFonts w:ascii="Times New Roman" w:hAnsi="Times New Roman" w:cs="Times New Roman"/>
-          <w:sz w:val="36"/>
-          <w:szCs w:val="36"/>
-        </w:rPr>
-        <w:tab/>
-      </w:r>
-      <w:r>
-        <w:rPr>
-          <w:rFonts w:ascii="Times New Roman" w:hAnsi="Times New Roman" w:cs="Times New Roman"/>
-          <w:sz w:val="36"/>
-          <w:szCs w:val="36"/>
-          <w:u w:val="single"/>
-        </w:rPr>
-        <w:tab/>
-      </w:r>
-      <w:r>
-        <w:rPr>
-          <w:rFonts w:ascii="Times New Roman" w:hAnsi="Times New Roman" w:cs="Times New Roman"/>
-          <w:sz w:val="36"/>
-          <w:szCs w:val="36"/>
-          <w:u w:val="single"/>
-        </w:rPr>
-        <w:tab/>
-      </w:r>
-      <w:r>
-        <w:rPr>
-          <w:rFonts w:ascii="Times New Roman" w:hAnsi="Times New Roman" w:cs="Times New Roman"/>
-          <w:sz w:val="36"/>
-          <w:szCs w:val="36"/>
-        </w:rPr>
-        <w:tab/>
-      </w:r>
-      <w:r>
-        <w:rPr>
-          <w:rFonts w:ascii="Times New Roman" w:hAnsi="Times New Roman" w:cs="Times New Roman"/>
-          <w:sz w:val="36"/>
-          <w:szCs w:val="36"/>
-          <w:u w:val="single"/>
-        </w:rPr>
-        <w:tab/>
-      </w:r>
-      <w:r>
-        <w:rPr>
-          <w:rFonts w:ascii="Times New Roman" w:hAnsi="Times New Roman" w:cs="Times New Roman"/>
-          <w:sz w:val="36"/>
-          <w:szCs w:val="36"/>
-          <w:u w:val="single"/>
-        </w:rPr>
-        <w:tab/>
-      </w:r>
-      <w:r>
-        <w:rPr>
-          <w:rFonts w:ascii="Times New Roman" w:hAnsi="Times New Roman" w:cs="Times New Roman"/>
-          <w:sz w:val="36"/>
-          <w:szCs w:val="36"/>
-        </w:rPr>
-        <w:tab/>
-      </w:r>
-      <w:r>
-        <w:rPr>
-          <w:rFonts w:ascii="Times New Roman" w:hAnsi="Times New Roman" w:cs="Times New Roman"/>
-          <w:sz w:val="36"/>
-          <w:szCs w:val="36"/>
-          <w:u w:val="single"/>
-        </w:rPr>
-        <w:tab/>
-      </w:r>
-      <w:r>
-        <w:rPr>
-          <w:rFonts w:ascii="Times New Roman" w:hAnsi="Times New Roman" w:cs="Times New Roman"/>
-          <w:sz w:val="36"/>
-          <w:szCs w:val="36"/>
-          <w:u w:val="single"/>
-        </w:rPr>
-        <w:tab/>
-      </w:r>
-      <w:r>
-        <w:rPr>
-          <w:rFonts w:ascii="Times New Roman" w:hAnsi="Times New Roman" w:cs="Times New Roman"/>
-          <w:sz w:val="36"/>
-          <w:szCs w:val="36"/>
-        </w:rPr>
-        <w:tab/>
-      </w:r>
-      <w:r>
-        <w:rPr>
-          <w:rFonts w:ascii="Times New Roman" w:hAnsi="Times New Roman" w:cs="Times New Roman"/>
-          <w:sz w:val="36"/>
-          <w:szCs w:val="36"/>
-          <w:u w:val="single"/>
-        </w:rPr>
-        <w:tab/>
-      </w:r>
-      <w:r>
-        <w:rPr>
-          <w:rFonts w:ascii="Times New Roman" w:hAnsi="Times New Roman" w:cs="Times New Roman"/>
-          <w:sz w:val="36"/>
-          <w:szCs w:val="36"/>
-          <w:u w:val="single"/>
-        </w:rPr>
-        <w:tab/>
-      </w:r>
-    </w:p>
-    <w:p>
-      <w:pPr>
-        <w:spacing w:after="0" w:line="360" w:lineRule="auto"/>
-        <w:jc w:val="both"/>
-        <w:rPr>
-          <w:rFonts w:ascii="Times New Roman" w:hAnsi="Times New Roman" w:cs="Times New Roman"/>
-          <w:sz w:val="36"/>
-          <w:szCs w:val="36"/>
-          <w:u w:val="single"/>
-        </w:rPr>
-      </w:pPr>
-    </w:p>
-    <w:p>
-      <w:pPr>
-        <w:spacing w:after="0" w:line="360" w:lineRule="auto"/>
-        <w:jc w:val="both"/>
-        <w:rPr>
-          <w:rFonts w:ascii="Times New Roman" w:hAnsi="Times New Roman" w:cs="Times New Roman"/>
-          <w:sz w:val="36"/>
-          <w:szCs w:val="36"/>
-          <w:u w:val="single"/>
-        </w:rPr>
-      </w:pPr>
-      <w:r>
-        <w:rPr>
-          <w:rFonts w:ascii="Times New Roman" w:hAnsi="Times New Roman" w:cs="Times New Roman"/>
-          <w:sz w:val="36"/>
-          <w:szCs w:val="36"/>
-          <w:u w:val="single"/>
-        </w:rPr>
-        <w:tab/>
-      </w:r>
-      <w:r>
-        <w:rPr>
-          <w:rFonts w:ascii="Times New Roman" w:hAnsi="Times New Roman" w:cs="Times New Roman"/>
-          <w:sz w:val="36"/>
-          <w:szCs w:val="36"/>
-          <w:u w:val="single"/>
-        </w:rPr>
-        <w:tab/>
-      </w:r>
-      <w:r>
-        <w:rPr>
-          <w:rFonts w:ascii="Times New Roman" w:hAnsi="Times New Roman" w:cs="Times New Roman"/>
-          <w:sz w:val="36"/>
-          <w:szCs w:val="36"/>
-        </w:rPr>
-        <w:tab/>
-      </w:r>
-      <w:r>
-        <w:rPr>
-          <w:rFonts w:ascii="Times New Roman" w:hAnsi="Times New Roman" w:cs="Times New Roman"/>
-          <w:sz w:val="36"/>
-          <w:szCs w:val="36"/>
-          <w:u w:val="single"/>
-        </w:rPr>
-        <w:tab/>
-      </w:r>
-      <w:r>
-        <w:rPr>
-          <w:rFonts w:ascii="Times New Roman" w:hAnsi="Times New Roman" w:cs="Times New Roman"/>
-          <w:sz w:val="36"/>
-          <w:szCs w:val="36"/>
-          <w:u w:val="single"/>
-        </w:rPr>
-        <w:tab/>
-      </w:r>
-      <w:r>
-        <w:rPr>
-          <w:rFonts w:ascii="Times New Roman" w:hAnsi="Times New Roman" w:cs="Times New Roman"/>
-          <w:sz w:val="36"/>
-          <w:szCs w:val="36"/>
-        </w:rPr>
-        <w:tab/>
-      </w:r>
-      <w:r>
-        <w:rPr>
-          <w:rFonts w:ascii="Times New Roman" w:hAnsi="Times New Roman" w:cs="Times New Roman"/>
-          <w:sz w:val="36"/>
-          <w:szCs w:val="36"/>
-          <w:u w:val="single"/>
-        </w:rPr>
-        <w:tab/>
-      </w:r>
-      <w:r>
-        <w:rPr>
-          <w:rFonts w:ascii="Times New Roman" w:hAnsi="Times New Roman" w:cs="Times New Roman"/>
-          <w:sz w:val="36"/>
-          <w:szCs w:val="36"/>
-          <w:u w:val="single"/>
-        </w:rPr>
-        <w:tab/>
-      </w:r>
-      <w:r>
-        <w:rPr>
-          <w:rFonts w:ascii="Times New Roman" w:hAnsi="Times New Roman" w:cs="Times New Roman"/>
-          <w:sz w:val="36"/>
-          <w:szCs w:val="36"/>
-        </w:rPr>
-        <w:tab/>
-      </w:r>
-      <w:r>
-        <w:rPr>
-          <w:rFonts w:ascii="Times New Roman" w:hAnsi="Times New Roman" w:cs="Times New Roman"/>
-          <w:sz w:val="36"/>
-          <w:szCs w:val="36"/>
-          <w:u w:val="single"/>
-        </w:rPr>
-        <w:tab/>
-      </w:r>
-      <w:r>
-        <w:rPr>
-          <w:rFonts w:ascii="Times New Roman" w:hAnsi="Times New Roman" w:cs="Times New Roman"/>
-          <w:sz w:val="36"/>
-          <w:szCs w:val="36"/>
-          <w:u w:val="single"/>
-        </w:rPr>
-        <w:tab/>
-      </w:r>
-      <w:r>
-        <w:rPr>
-          <w:rFonts w:ascii="Times New Roman" w:hAnsi="Times New Roman" w:cs="Times New Roman"/>
-          <w:sz w:val="36"/>
-          <w:szCs w:val="36"/>
-        </w:rPr>
-        <w:tab/>
-      </w:r>
-      <w:r>
-        <w:rPr>
-          <w:rFonts w:ascii="Times New Roman" w:hAnsi="Times New Roman" w:cs="Times New Roman"/>
-          <w:sz w:val="36"/>
-          <w:szCs w:val="36"/>
-          <w:u w:val="single"/>
-        </w:rPr>
-        <w:tab/>
-      </w:r>
-      <w:r>
-        <w:rPr>
-          <w:rFonts w:ascii="Times New Roman" w:hAnsi="Times New Roman" w:cs="Times New Roman"/>
-          <w:sz w:val="36"/>
-          <w:szCs w:val="36"/>
-          <w:u w:val="single"/>
-        </w:rPr>
-        <w:tab/>
-      </w:r>
-    </w:p>
-    <w:p>
-      <w:pPr>
-        <w:spacing w:after="0" w:line="360" w:lineRule="auto"/>
+        <w:spacing w:after="0" w:line="600" w:lineRule="auto"/>
         <w:jc w:val="both"/>
         <w:rPr>
           <w:rFonts w:ascii="Times New Roman" w:hAnsi="Times New Roman" w:cs="Times New Roman"/>
@@ -3865,9 +4018,222 @@
           <w:u w:val="single"/>
           <w:lang w:bidi="ar-SA"/>
         </w:rPr>
-        <w:lastRenderedPageBreak/>
         <w:drawing>
-          <wp:anchor distT="0" distB="0" distL="114300" distR="114300" simplePos="0" relativeHeight="251670528" behindDoc="0" locked="0" layoutInCell="1" allowOverlap="1" wp14:anchorId="279E39B8" wp14:editId="6E9AA062">
+          <wp:anchor distT="0" distB="0" distL="114300" distR="114300" simplePos="0" relativeHeight="251676672" behindDoc="0" locked="0" layoutInCell="1" allowOverlap="1" wp14:anchorId="15611614" wp14:editId="5D70E827">
+            <wp:simplePos x="0" y="0"/>
+            <wp:positionH relativeFrom="column">
+              <wp:posOffset>3888572</wp:posOffset>
+            </wp:positionH>
+            <wp:positionV relativeFrom="paragraph">
+              <wp:posOffset>259511</wp:posOffset>
+            </wp:positionV>
+            <wp:extent cx="419100" cy="507631"/>
+            <wp:effectExtent l="0" t="0" r="0" b="6985"/>
+            <wp:wrapNone/>
+            <wp:docPr id="121" name="Picture 121"/>
+            <wp:cNvGraphicFramePr>
+              <a:graphicFrameLocks xmlns:a="http://schemas.openxmlformats.org/drawingml/2006/main" noChangeAspect="1"/>
+            </wp:cNvGraphicFramePr>
+            <a:graphic xmlns:a="http://schemas.openxmlformats.org/drawingml/2006/main">
+              <a:graphicData uri="http://schemas.openxmlformats.org/drawingml/2006/picture">
+                <pic:pic xmlns:pic="http://schemas.openxmlformats.org/drawingml/2006/picture">
+                  <pic:nvPicPr>
+                    <pic:cNvPr id="0" name="download (8).png"/>
+                    <pic:cNvPicPr/>
+                  </pic:nvPicPr>
+                  <pic:blipFill rotWithShape="1">
+                    <a:blip r:embed="rId14" cstate="print">
+                      <a:extLst>
+                        <a:ext uri="{28A0092B-C50C-407E-A947-70E740481C1C}">
+                          <a14:useLocalDpi xmlns:a14="http://schemas.microsoft.com/office/drawing/2010/main" val="0"/>
+                        </a:ext>
+                      </a:extLst>
+                    </a:blip>
+                    <a:srcRect l="18072" t="14860" r="19679" b="9638"/>
+                    <a:stretch/>
+                  </pic:blipFill>
+                  <pic:spPr bwMode="auto">
+                    <a:xfrm>
+                      <a:off x="0" y="0"/>
+                      <a:ext cx="419100" cy="507631"/>
+                    </a:xfrm>
+                    <a:prstGeom prst="rect">
+                      <a:avLst/>
+                    </a:prstGeom>
+                    <a:ln>
+                      <a:noFill/>
+                    </a:ln>
+                    <a:extLst>
+                      <a:ext uri="{53640926-AAD7-44D8-BBD7-CCE9431645EC}">
+                        <a14:shadowObscured xmlns:a14="http://schemas.microsoft.com/office/drawing/2010/main"/>
+                      </a:ext>
+                    </a:extLst>
+                  </pic:spPr>
+                </pic:pic>
+              </a:graphicData>
+            </a:graphic>
+            <wp14:sizeRelH relativeFrom="page">
+              <wp14:pctWidth>0</wp14:pctWidth>
+            </wp14:sizeRelH>
+            <wp14:sizeRelV relativeFrom="page">
+              <wp14:pctHeight>0</wp14:pctHeight>
+            </wp14:sizeRelV>
+          </wp:anchor>
+        </w:drawing>
+      </w:r>
+      <w:r>
+        <w:rPr>
+          <w:rFonts w:ascii="Times New Roman" w:hAnsi="Times New Roman" w:cs="Times New Roman"/>
+          <w:b/>
+          <w:bCs/>
+          <w:noProof/>
+          <w:sz w:val="36"/>
+          <w:szCs w:val="36"/>
+          <w:lang w:bidi="ar-SA"/>
+        </w:rPr>
+        <w:drawing>
+          <wp:anchor distT="0" distB="0" distL="114300" distR="114300" simplePos="0" relativeHeight="251662336" behindDoc="0" locked="0" layoutInCell="1" allowOverlap="1" wp14:anchorId="3186A1EB" wp14:editId="2238B1A8">
+            <wp:simplePos x="0" y="0"/>
+            <wp:positionH relativeFrom="column">
+              <wp:posOffset>1948180</wp:posOffset>
+            </wp:positionH>
+            <wp:positionV relativeFrom="paragraph">
+              <wp:posOffset>266700</wp:posOffset>
+            </wp:positionV>
+            <wp:extent cx="894080" cy="404495"/>
+            <wp:effectExtent l="0" t="0" r="1270" b="0"/>
+            <wp:wrapNone/>
+            <wp:docPr id="110" name="Picture 110"/>
+            <wp:cNvGraphicFramePr>
+              <a:graphicFrameLocks xmlns:a="http://schemas.openxmlformats.org/drawingml/2006/main" noChangeAspect="1"/>
+            </wp:cNvGraphicFramePr>
+            <a:graphic xmlns:a="http://schemas.openxmlformats.org/drawingml/2006/main">
+              <a:graphicData uri="http://schemas.openxmlformats.org/drawingml/2006/picture">
+                <pic:pic xmlns:pic="http://schemas.openxmlformats.org/drawingml/2006/picture">
+                  <pic:nvPicPr>
+                    <pic:cNvPr id="0" name="download.jpeg"/>
+                    <pic:cNvPicPr/>
+                  </pic:nvPicPr>
+                  <pic:blipFill rotWithShape="1">
+                    <a:blip r:embed="rId15" cstate="print">
+                      <a:extLst>
+                        <a:ext uri="{28A0092B-C50C-407E-A947-70E740481C1C}">
+                          <a14:useLocalDpi xmlns:a14="http://schemas.microsoft.com/office/drawing/2010/main" val="0"/>
+                        </a:ext>
+                      </a:extLst>
+                    </a:blip>
+                    <a:srcRect t="8571" b="9581"/>
+                    <a:stretch/>
+                  </pic:blipFill>
+                  <pic:spPr bwMode="auto">
+                    <a:xfrm>
+                      <a:off x="0" y="0"/>
+                      <a:ext cx="894080" cy="404495"/>
+                    </a:xfrm>
+                    <a:prstGeom prst="rect">
+                      <a:avLst/>
+                    </a:prstGeom>
+                    <a:ln>
+                      <a:noFill/>
+                    </a:ln>
+                    <a:extLst>
+                      <a:ext uri="{53640926-AAD7-44D8-BBD7-CCE9431645EC}">
+                        <a14:shadowObscured xmlns:a14="http://schemas.microsoft.com/office/drawing/2010/main"/>
+                      </a:ext>
+                    </a:extLst>
+                  </pic:spPr>
+                </pic:pic>
+              </a:graphicData>
+            </a:graphic>
+            <wp14:sizeRelH relativeFrom="page">
+              <wp14:pctWidth>0</wp14:pctWidth>
+            </wp14:sizeRelH>
+            <wp14:sizeRelV relativeFrom="page">
+              <wp14:pctHeight>0</wp14:pctHeight>
+            </wp14:sizeRelV>
+          </wp:anchor>
+        </w:drawing>
+      </w:r>
+      <w:r>
+        <w:rPr>
+          <w:rFonts w:ascii="Times New Roman" w:hAnsi="Times New Roman" w:cs="Times New Roman"/>
+          <w:b/>
+          <w:bCs/>
+          <w:noProof/>
+          <w:sz w:val="36"/>
+          <w:szCs w:val="36"/>
+          <w:u w:val="single"/>
+          <w:lang w:bidi="ar-SA"/>
+        </w:rPr>
+        <w:drawing>
+          <wp:anchor distT="0" distB="0" distL="114300" distR="114300" simplePos="0" relativeHeight="251675648" behindDoc="0" locked="0" layoutInCell="1" allowOverlap="1" wp14:anchorId="68DB0304" wp14:editId="2340AFEA">
+            <wp:simplePos x="0" y="0"/>
+            <wp:positionH relativeFrom="column">
+              <wp:posOffset>103625</wp:posOffset>
+            </wp:positionH>
+            <wp:positionV relativeFrom="paragraph">
+              <wp:posOffset>255905</wp:posOffset>
+            </wp:positionV>
+            <wp:extent cx="552090" cy="552090"/>
+            <wp:effectExtent l="0" t="0" r="635" b="635"/>
+            <wp:wrapNone/>
+            <wp:docPr id="117" name="Picture 117"/>
+            <wp:cNvGraphicFramePr>
+              <a:graphicFrameLocks xmlns:a="http://schemas.openxmlformats.org/drawingml/2006/main" noChangeAspect="1"/>
+            </wp:cNvGraphicFramePr>
+            <a:graphic xmlns:a="http://schemas.openxmlformats.org/drawingml/2006/main">
+              <a:graphicData uri="http://schemas.openxmlformats.org/drawingml/2006/picture">
+                <pic:pic xmlns:pic="http://schemas.openxmlformats.org/drawingml/2006/picture">
+                  <pic:nvPicPr>
+                    <pic:cNvPr id="0" name="download (2).jpeg"/>
+                    <pic:cNvPicPr/>
+                  </pic:nvPicPr>
+                  <pic:blipFill>
+                    <a:blip r:embed="rId16" cstate="print">
+                      <a:extLst>
+                        <a:ext uri="{28A0092B-C50C-407E-A947-70E740481C1C}">
+                          <a14:useLocalDpi xmlns:a14="http://schemas.microsoft.com/office/drawing/2010/main" val="0"/>
+                        </a:ext>
+                      </a:extLst>
+                    </a:blip>
+                    <a:stretch>
+                      <a:fillRect/>
+                    </a:stretch>
+                  </pic:blipFill>
+                  <pic:spPr>
+                    <a:xfrm>
+                      <a:off x="0" y="0"/>
+                      <a:ext cx="552090" cy="552090"/>
+                    </a:xfrm>
+                    <a:prstGeom prst="rect">
+                      <a:avLst/>
+                    </a:prstGeom>
+                  </pic:spPr>
+                </pic:pic>
+              </a:graphicData>
+            </a:graphic>
+            <wp14:sizeRelH relativeFrom="page">
+              <wp14:pctWidth>0</wp14:pctWidth>
+            </wp14:sizeRelH>
+            <wp14:sizeRelV relativeFrom="page">
+              <wp14:pctHeight>0</wp14:pctHeight>
+            </wp14:sizeRelV>
+          </wp:anchor>
+        </w:drawing>
+      </w:r>
+      <w:r>
+        <w:rPr>
+          <w:rFonts w:ascii="Times New Roman" w:hAnsi="Times New Roman" w:cs="Times New Roman"/>
+          <w:b/>
+          <w:bCs/>
+          <w:noProof/>
+          <w:sz w:val="36"/>
+          <w:szCs w:val="36"/>
+          <w:u w:val="single"/>
+          <w:lang w:bidi="ar-SA"/>
+        </w:rPr>
+        <w:drawing>
+          <wp:anchor distT="0" distB="0" distL="114300" distR="114300" simplePos="0" relativeHeight="251670528" behindDoc="0" locked="0" layoutInCell="1" allowOverlap="1" wp14:anchorId="279E39B8" wp14:editId="0670CFEA">
             <wp:simplePos x="0" y="0"/>
             <wp:positionH relativeFrom="column">
               <wp:posOffset>5441950</wp:posOffset>
@@ -3934,6 +4300,117 @@
           <w:rFonts w:ascii="Times New Roman" w:hAnsi="Times New Roman" w:cs="Times New Roman"/>
           <w:b/>
           <w:bCs/>
+          <w:sz w:val="36"/>
+          <w:szCs w:val="36"/>
+        </w:rPr>
+        <w:t>6. Write the first letters of given pictures.</w:t>
+      </w:r>
+      <w:r>
+        <w:rPr>
+          <w:rFonts w:ascii="Times New Roman" w:hAnsi="Times New Roman" w:cs="Times New Roman"/>
+          <w:b/>
+          <w:bCs/>
+          <w:sz w:val="36"/>
+          <w:szCs w:val="36"/>
+        </w:rPr>
+        <w:tab/>
+      </w:r>
+      <w:r>
+        <w:rPr>
+          <w:rFonts w:ascii="Times New Roman" w:hAnsi="Times New Roman" w:cs="Times New Roman"/>
+          <w:b/>
+          <w:bCs/>
+          <w:sz w:val="36"/>
+          <w:szCs w:val="36"/>
+        </w:rPr>
+        <w:tab/>
+      </w:r>
+      <w:r>
+        <w:rPr>
+          <w:rFonts w:ascii="Times New Roman" w:hAnsi="Times New Roman" w:cs="Times New Roman"/>
+          <w:b/>
+          <w:bCs/>
+          <w:sz w:val="36"/>
+          <w:szCs w:val="36"/>
+        </w:rPr>
+        <w:tab/>
+      </w:r>
+      <w:r>
+        <w:rPr>
+          <w:rFonts w:ascii="Times New Roman" w:hAnsi="Times New Roman" w:cs="Times New Roman"/>
+          <w:b/>
+          <w:bCs/>
+          <w:sz w:val="36"/>
+          <w:szCs w:val="36"/>
+        </w:rPr>
+        <w:tab/>
+      </w:r>
+      <w:r>
+        <w:rPr>
+          <w:rFonts w:ascii="Times New Roman" w:hAnsi="Times New Roman" w:cs="Times New Roman"/>
+          <w:b/>
+          <w:bCs/>
+          <w:sz w:val="36"/>
+          <w:szCs w:val="36"/>
+        </w:rPr>
+        <w:tab/>
+      </w:r>
+      <w:r>
+        <w:rPr>
+          <w:rFonts w:ascii="Times New Roman" w:hAnsi="Times New Roman" w:cs="Times New Roman"/>
+          <w:b/>
+          <w:bCs/>
+          <w:sz w:val="36"/>
+          <w:szCs w:val="36"/>
+        </w:rPr>
+        <w:t>[</w:t>
+      </w:r>
+      <w:r>
+        <w:rPr>
+          <w:rFonts w:ascii="Times New Roman" w:hAnsi="Times New Roman" w:cs="Times New Roman"/>
+          <w:b/>
+          <w:bCs/>
+          <w:sz w:val="36"/>
+          <w:szCs w:val="36"/>
+        </w:rPr>
+        <w:t>8</w:t>
+      </w:r>
+      <w:r>
+        <w:rPr>
+          <w:rFonts w:ascii="Times New Roman" w:hAnsi="Times New Roman" w:cs="Times New Roman"/>
+          <w:b/>
+          <w:bCs/>
+          <w:sz w:val="36"/>
+          <w:szCs w:val="36"/>
+        </w:rPr>
+        <w:t>]</w:t>
+      </w:r>
+    </w:p>
+    <w:p>
+      <w:pPr>
+        <w:spacing w:after="0" w:line="480" w:lineRule="auto"/>
+        <w:jc w:val="both"/>
+        <w:rPr>
+          <w:rFonts w:ascii="Times New Roman" w:hAnsi="Times New Roman" w:cs="Times New Roman"/>
+          <w:sz w:val="36"/>
+          <w:szCs w:val="36"/>
+        </w:rPr>
+      </w:pPr>
+    </w:p>
+    <w:p>
+      <w:pPr>
+        <w:spacing w:after="0" w:line="480" w:lineRule="auto"/>
+        <w:jc w:val="both"/>
+        <w:rPr>
+          <w:rFonts w:ascii="Times New Roman" w:hAnsi="Times New Roman" w:cs="Times New Roman"/>
+          <w:sz w:val="36"/>
+          <w:szCs w:val="36"/>
+          <w:u w:val="single"/>
+        </w:rPr>
+      </w:pPr>
+      <w:r>
+        <w:rPr>
+          <w:rFonts w:ascii="Times New Roman" w:hAnsi="Times New Roman" w:cs="Times New Roman"/>
           <w:noProof/>
           <w:sz w:val="36"/>
           <w:szCs w:val="36"/>
@@ -3941,18 +4418,18 @@
           <w:lang w:bidi="ar-SA"/>
         </w:rPr>
         <w:drawing>
-          <wp:anchor distT="0" distB="0" distL="114300" distR="114300" simplePos="0" relativeHeight="251676672" behindDoc="0" locked="0" layoutInCell="1" allowOverlap="1" wp14:anchorId="15611614" wp14:editId="4F55D051">
+          <wp:anchor distT="0" distB="0" distL="114300" distR="114300" simplePos="0" relativeHeight="251674624" behindDoc="0" locked="0" layoutInCell="1" allowOverlap="1" wp14:anchorId="01EADE97" wp14:editId="0120F705">
             <wp:simplePos x="0" y="0"/>
             <wp:positionH relativeFrom="column">
-              <wp:posOffset>3966210</wp:posOffset>
+              <wp:posOffset>3861747</wp:posOffset>
             </wp:positionH>
             <wp:positionV relativeFrom="paragraph">
-              <wp:posOffset>190500</wp:posOffset>
+              <wp:posOffset>315188</wp:posOffset>
             </wp:positionV>
-            <wp:extent cx="419100" cy="507631"/>
-            <wp:effectExtent l="0" t="0" r="0" b="6985"/>
+            <wp:extent cx="607252" cy="608965"/>
+            <wp:effectExtent l="0" t="0" r="2540" b="635"/>
             <wp:wrapNone/>
-            <wp:docPr id="121" name="Picture 121"/>
+            <wp:docPr id="118" name="Picture 118"/>
             <wp:cNvGraphicFramePr>
               <a:graphicFrameLocks xmlns:a="http://schemas.openxmlformats.org/drawingml/2006/main" noChangeAspect="1"/>
             </wp:cNvGraphicFramePr>
@@ -3960,24 +4437,24 @@
               <a:graphicData uri="http://schemas.openxmlformats.org/drawingml/2006/picture">
                 <pic:pic xmlns:pic="http://schemas.openxmlformats.org/drawingml/2006/picture">
                   <pic:nvPicPr>
-                    <pic:cNvPr id="0" name="download (8).png"/>
+                    <pic:cNvPr id="0" name="download (3).jpeg"/>
                     <pic:cNvPicPr/>
                   </pic:nvPicPr>
                   <pic:blipFill rotWithShape="1">
-                    <a:blip r:embed="rId13" cstate="print">
+                    <a:blip r:embed="rId17" cstate="print">
                       <a:extLst>
                         <a:ext uri="{28A0092B-C50C-407E-A947-70E740481C1C}">
                           <a14:useLocalDpi xmlns:a14="http://schemas.microsoft.com/office/drawing/2010/main" val="0"/>
                         </a:ext>
                       </a:extLst>
                     </a:blip>
-                    <a:srcRect l="18072" t="14860" r="19679" b="9638"/>
+                    <a:srcRect l="52422" t="4571"/>
                     <a:stretch/>
                   </pic:blipFill>
                   <pic:spPr bwMode="auto">
                     <a:xfrm>
                       <a:off x="0" y="0"/>
-                      <a:ext cx="419100" cy="507631"/>
+                      <a:ext cx="607828" cy="609543"/>
                     </a:xfrm>
                     <a:prstGeom prst="rect">
                       <a:avLst/>
@@ -4006,259 +4483,6 @@
       <w:r>
         <w:rPr>
           <w:rFonts w:ascii="Times New Roman" w:hAnsi="Times New Roman" w:cs="Times New Roman"/>
-          <w:b/>
-          <w:bCs/>
-          <w:noProof/>
-          <w:sz w:val="36"/>
-          <w:szCs w:val="36"/>
-          <w:lang w:bidi="ar-SA"/>
-        </w:rPr>
-        <w:drawing>
-          <wp:anchor distT="0" distB="0" distL="114300" distR="114300" simplePos="0" relativeHeight="251662336" behindDoc="0" locked="0" layoutInCell="1" allowOverlap="1" wp14:anchorId="3186A1EB" wp14:editId="7957D0BC">
-            <wp:simplePos x="0" y="0"/>
-            <wp:positionH relativeFrom="column">
-              <wp:posOffset>2009774</wp:posOffset>
-            </wp:positionH>
-            <wp:positionV relativeFrom="paragraph">
-              <wp:posOffset>266700</wp:posOffset>
-            </wp:positionV>
-            <wp:extent cx="894507" cy="404495"/>
-            <wp:effectExtent l="0" t="0" r="1270" b="0"/>
-            <wp:wrapNone/>
-            <wp:docPr id="110" name="Picture 110"/>
-            <wp:cNvGraphicFramePr>
-              <a:graphicFrameLocks xmlns:a="http://schemas.openxmlformats.org/drawingml/2006/main" noChangeAspect="1"/>
-            </wp:cNvGraphicFramePr>
-            <a:graphic xmlns:a="http://schemas.openxmlformats.org/drawingml/2006/main">
-              <a:graphicData uri="http://schemas.openxmlformats.org/drawingml/2006/picture">
-                <pic:pic xmlns:pic="http://schemas.openxmlformats.org/drawingml/2006/picture">
-                  <pic:nvPicPr>
-                    <pic:cNvPr id="0" name="download.jpeg"/>
-                    <pic:cNvPicPr/>
-                  </pic:nvPicPr>
-                  <pic:blipFill rotWithShape="1">
-                    <a:blip r:embed="rId14" cstate="print">
-                      <a:extLst>
-                        <a:ext uri="{28A0092B-C50C-407E-A947-70E740481C1C}">
-                          <a14:useLocalDpi xmlns:a14="http://schemas.microsoft.com/office/drawing/2010/main" val="0"/>
-                        </a:ext>
-                      </a:extLst>
-                    </a:blip>
-                    <a:srcRect t="8571" b="9581"/>
-                    <a:stretch/>
-                  </pic:blipFill>
-                  <pic:spPr bwMode="auto">
-                    <a:xfrm>
-                      <a:off x="0" y="0"/>
-                      <a:ext cx="896463" cy="405379"/>
-                    </a:xfrm>
-                    <a:prstGeom prst="rect">
-                      <a:avLst/>
-                    </a:prstGeom>
-                    <a:ln>
-                      <a:noFill/>
-                    </a:ln>
-                    <a:extLst>
-                      <a:ext uri="{53640926-AAD7-44D8-BBD7-CCE9431645EC}">
-                        <a14:shadowObscured xmlns:a14="http://schemas.microsoft.com/office/drawing/2010/main"/>
-                      </a:ext>
-                    </a:extLst>
-                  </pic:spPr>
-                </pic:pic>
-              </a:graphicData>
-            </a:graphic>
-            <wp14:sizeRelH relativeFrom="page">
-              <wp14:pctWidth>0</wp14:pctWidth>
-            </wp14:sizeRelH>
-            <wp14:sizeRelV relativeFrom="page">
-              <wp14:pctHeight>0</wp14:pctHeight>
-            </wp14:sizeRelV>
-          </wp:anchor>
-        </w:drawing>
-      </w:r>
-      <w:r>
-        <w:rPr>
-          <w:rFonts w:ascii="Times New Roman" w:hAnsi="Times New Roman" w:cs="Times New Roman"/>
-          <w:b/>
-          <w:bCs/>
-          <w:noProof/>
-          <w:sz w:val="36"/>
-          <w:szCs w:val="36"/>
-          <w:u w:val="single"/>
-          <w:lang w:bidi="ar-SA"/>
-        </w:rPr>
-        <w:drawing>
-          <wp:anchor distT="0" distB="0" distL="114300" distR="114300" simplePos="0" relativeHeight="251675648" behindDoc="0" locked="0" layoutInCell="1" allowOverlap="1" wp14:anchorId="68DB0304" wp14:editId="3E512D3D">
-            <wp:simplePos x="0" y="0"/>
-            <wp:positionH relativeFrom="column">
-              <wp:posOffset>120650</wp:posOffset>
-            </wp:positionH>
-            <wp:positionV relativeFrom="paragraph">
-              <wp:posOffset>253365</wp:posOffset>
-            </wp:positionV>
-            <wp:extent cx="414020" cy="414020"/>
-            <wp:effectExtent l="0" t="0" r="5080" b="5080"/>
-            <wp:wrapNone/>
-            <wp:docPr id="117" name="Picture 117"/>
-            <wp:cNvGraphicFramePr>
-              <a:graphicFrameLocks xmlns:a="http://schemas.openxmlformats.org/drawingml/2006/main" noChangeAspect="1"/>
-            </wp:cNvGraphicFramePr>
-            <a:graphic xmlns:a="http://schemas.openxmlformats.org/drawingml/2006/main">
-              <a:graphicData uri="http://schemas.openxmlformats.org/drawingml/2006/picture">
-                <pic:pic xmlns:pic="http://schemas.openxmlformats.org/drawingml/2006/picture">
-                  <pic:nvPicPr>
-                    <pic:cNvPr id="0" name="download (2).jpeg"/>
-                    <pic:cNvPicPr/>
-                  </pic:nvPicPr>
-                  <pic:blipFill>
-                    <a:blip r:embed="rId15" cstate="print">
-                      <a:extLst>
-                        <a:ext uri="{28A0092B-C50C-407E-A947-70E740481C1C}">
-                          <a14:useLocalDpi xmlns:a14="http://schemas.microsoft.com/office/drawing/2010/main" val="0"/>
-                        </a:ext>
-                      </a:extLst>
-                    </a:blip>
-                    <a:stretch>
-                      <a:fillRect/>
-                    </a:stretch>
-                  </pic:blipFill>
-                  <pic:spPr>
-                    <a:xfrm>
-                      <a:off x="0" y="0"/>
-                      <a:ext cx="414020" cy="414020"/>
-                    </a:xfrm>
-                    <a:prstGeom prst="rect">
-                      <a:avLst/>
-                    </a:prstGeom>
-                  </pic:spPr>
-                </pic:pic>
-              </a:graphicData>
-            </a:graphic>
-            <wp14:sizeRelH relativeFrom="page">
-              <wp14:pctWidth>0</wp14:pctWidth>
-            </wp14:sizeRelH>
-            <wp14:sizeRelV relativeFrom="page">
-              <wp14:pctHeight>0</wp14:pctHeight>
-            </wp14:sizeRelV>
-          </wp:anchor>
-        </w:drawing>
-      </w:r>
-      <w:r>
-        <w:rPr>
-          <w:rFonts w:ascii="Times New Roman" w:hAnsi="Times New Roman" w:cs="Times New Roman"/>
-          <w:b/>
-          <w:bCs/>
-          <w:sz w:val="36"/>
-          <w:szCs w:val="36"/>
-        </w:rPr>
-        <w:t>6. Write the first letters of given pictures.</w:t>
-      </w:r>
-      <w:r>
-        <w:rPr>
-          <w:rFonts w:ascii="Times New Roman" w:hAnsi="Times New Roman" w:cs="Times New Roman"/>
-          <w:b/>
-          <w:bCs/>
-          <w:sz w:val="36"/>
-          <w:szCs w:val="36"/>
-        </w:rPr>
-        <w:tab/>
-      </w:r>
-      <w:r>
-        <w:rPr>
-          <w:rFonts w:ascii="Times New Roman" w:hAnsi="Times New Roman" w:cs="Times New Roman"/>
-          <w:b/>
-          <w:bCs/>
-          <w:sz w:val="36"/>
-          <w:szCs w:val="36"/>
-        </w:rPr>
-        <w:tab/>
-      </w:r>
-      <w:r>
-        <w:rPr>
-          <w:rFonts w:ascii="Times New Roman" w:hAnsi="Times New Roman" w:cs="Times New Roman"/>
-          <w:b/>
-          <w:bCs/>
-          <w:sz w:val="36"/>
-          <w:szCs w:val="36"/>
-        </w:rPr>
-        <w:tab/>
-      </w:r>
-      <w:r>
-        <w:rPr>
-          <w:rFonts w:ascii="Times New Roman" w:hAnsi="Times New Roman" w:cs="Times New Roman"/>
-          <w:b/>
-          <w:bCs/>
-          <w:sz w:val="36"/>
-          <w:szCs w:val="36"/>
-        </w:rPr>
-        <w:tab/>
-      </w:r>
-      <w:r>
-        <w:rPr>
-          <w:rFonts w:ascii="Times New Roman" w:hAnsi="Times New Roman" w:cs="Times New Roman"/>
-          <w:b/>
-          <w:bCs/>
-          <w:sz w:val="36"/>
-          <w:szCs w:val="36"/>
-        </w:rPr>
-        <w:tab/>
-      </w:r>
-      <w:r>
-        <w:rPr>
-          <w:rFonts w:ascii="Times New Roman" w:hAnsi="Times New Roman" w:cs="Times New Roman"/>
-          <w:b/>
-          <w:bCs/>
-          <w:sz w:val="36"/>
-          <w:szCs w:val="36"/>
-        </w:rPr>
-        <w:t>[</w:t>
-      </w:r>
-      <w:r>
-        <w:rPr>
-          <w:rFonts w:ascii="Times New Roman" w:hAnsi="Times New Roman" w:cs="Times New Roman"/>
-          <w:b/>
-          <w:bCs/>
-          <w:sz w:val="36"/>
-          <w:szCs w:val="36"/>
-        </w:rPr>
-        <w:t>8</w:t>
-      </w:r>
-      <w:r>
-        <w:rPr>
-          <w:rFonts w:ascii="Times New Roman" w:hAnsi="Times New Roman" w:cs="Times New Roman"/>
-          <w:b/>
-          <w:bCs/>
-          <w:sz w:val="36"/>
-          <w:szCs w:val="36"/>
-        </w:rPr>
-        <w:t>]</w:t>
-      </w:r>
-    </w:p>
-    <w:p>
-      <w:pPr>
-        <w:spacing w:after="0" w:line="360" w:lineRule="auto"/>
-        <w:jc w:val="both"/>
-        <w:rPr>
-          <w:rFonts w:ascii="Times New Roman" w:hAnsi="Times New Roman" w:cs="Times New Roman"/>
-          <w:sz w:val="36"/>
-          <w:szCs w:val="36"/>
-        </w:rPr>
-      </w:pPr>
-    </w:p>
-    <w:p>
-      <w:pPr>
-        <w:spacing w:after="0" w:line="360" w:lineRule="auto"/>
-        <w:jc w:val="both"/>
-        <w:rPr>
-          <w:rFonts w:ascii="Times New Roman" w:hAnsi="Times New Roman" w:cs="Times New Roman"/>
-          <w:sz w:val="36"/>
-          <w:szCs w:val="36"/>
-          <w:u w:val="single"/>
-        </w:rPr>
-      </w:pPr>
-      <w:r>
-        <w:rPr>
-          <w:rFonts w:ascii="Times New Roman" w:hAnsi="Times New Roman" w:cs="Times New Roman"/>
           <w:noProof/>
           <w:sz w:val="36"/>
           <w:szCs w:val="36"/>
@@ -4289,7 +4513,7 @@
                     <pic:cNvPicPr/>
                   </pic:nvPicPr>
                   <pic:blipFill rotWithShape="1">
-                    <a:blip r:embed="rId16" cstate="print">
+                    <a:blip r:embed="rId18" cstate="print">
                       <a:extLst>
                         <a:ext uri="{28A0092B-C50C-407E-A947-70E740481C1C}">
                           <a14:useLocalDpi xmlns:a14="http://schemas.microsoft.com/office/drawing/2010/main" val="0"/>
@@ -4361,7 +4585,7 @@
                     <pic:cNvPicPr/>
                   </pic:nvPicPr>
                   <pic:blipFill rotWithShape="1">
-                    <a:blip r:embed="rId17" cstate="print">
+                    <a:blip r:embed="rId19" cstate="print">
                       <a:extLst>
                         <a:ext uri="{28A0092B-C50C-407E-A947-70E740481C1C}">
                           <a14:useLocalDpi xmlns:a14="http://schemas.microsoft.com/office/drawing/2010/main" val="0"/>
@@ -4409,7 +4633,7 @@
           <w:lang w:bidi="ar-SA"/>
         </w:rPr>
         <w:drawing>
-          <wp:anchor distT="0" distB="0" distL="114300" distR="114300" simplePos="0" relativeHeight="251671552" behindDoc="0" locked="0" layoutInCell="1" allowOverlap="1" wp14:anchorId="616738B1" wp14:editId="56C77C74">
+          <wp:anchor distT="0" distB="0" distL="114300" distR="114300" simplePos="0" relativeHeight="251671552" behindDoc="0" locked="0" layoutInCell="1" allowOverlap="1" wp14:anchorId="616738B1" wp14:editId="59EC0D3A">
             <wp:simplePos x="0" y="0"/>
             <wp:positionH relativeFrom="column">
               <wp:posOffset>5610225</wp:posOffset>
@@ -4432,7 +4656,7 @@
                     <pic:cNvPicPr/>
                   </pic:nvPicPr>
                   <pic:blipFill>
-                    <a:blip r:embed="rId18" cstate="print">
+                    <a:blip r:embed="rId20" cstate="print">
                       <a:extLst>
                         <a:ext uri="{28A0092B-C50C-407E-A947-70E740481C1C}">
                           <a14:useLocalDpi xmlns:a14="http://schemas.microsoft.com/office/drawing/2010/main" val="0"/>
@@ -4467,382 +4691,473 @@
       <w:r>
         <w:rPr>
           <w:rFonts w:ascii="Times New Roman" w:hAnsi="Times New Roman" w:cs="Times New Roman"/>
+          <w:sz w:val="36"/>
+          <w:szCs w:val="36"/>
+          <w:u w:val="single"/>
+        </w:rPr>
+        <w:tab/>
+      </w:r>
+      <w:r>
+        <w:rPr>
+          <w:rFonts w:ascii="Times New Roman" w:hAnsi="Times New Roman" w:cs="Times New Roman"/>
+          <w:sz w:val="36"/>
+          <w:szCs w:val="36"/>
+          <w:u w:val="single"/>
+        </w:rPr>
+        <w:tab/>
+      </w:r>
+      <w:r>
+        <w:rPr>
+          <w:rFonts w:ascii="Times New Roman" w:hAnsi="Times New Roman" w:cs="Times New Roman"/>
+          <w:sz w:val="36"/>
+          <w:szCs w:val="36"/>
+        </w:rPr>
+        <w:tab/>
+      </w:r>
+      <w:r>
+        <w:rPr>
+          <w:rFonts w:ascii="Times New Roman" w:hAnsi="Times New Roman" w:cs="Times New Roman"/>
+          <w:sz w:val="36"/>
+          <w:szCs w:val="36"/>
+        </w:rPr>
+        <w:tab/>
+      </w:r>
+      <w:r>
+        <w:rPr>
+          <w:rFonts w:ascii="Times New Roman" w:hAnsi="Times New Roman" w:cs="Times New Roman"/>
+          <w:sz w:val="36"/>
+          <w:szCs w:val="36"/>
+          <w:u w:val="single"/>
+        </w:rPr>
+        <w:tab/>
+      </w:r>
+      <w:r>
+        <w:rPr>
+          <w:rFonts w:ascii="Times New Roman" w:hAnsi="Times New Roman" w:cs="Times New Roman"/>
+          <w:sz w:val="36"/>
+          <w:szCs w:val="36"/>
+          <w:u w:val="single"/>
+        </w:rPr>
+        <w:tab/>
+      </w:r>
+      <w:r>
+        <w:rPr>
+          <w:rFonts w:ascii="Times New Roman" w:hAnsi="Times New Roman" w:cs="Times New Roman"/>
+          <w:sz w:val="36"/>
+          <w:szCs w:val="36"/>
+        </w:rPr>
+        <w:tab/>
+      </w:r>
+      <w:r>
+        <w:rPr>
+          <w:rFonts w:ascii="Times New Roman" w:hAnsi="Times New Roman" w:cs="Times New Roman"/>
+          <w:sz w:val="36"/>
+          <w:szCs w:val="36"/>
+        </w:rPr>
+        <w:tab/>
+      </w:r>
+      <w:r>
+        <w:rPr>
+          <w:rFonts w:ascii="Times New Roman" w:hAnsi="Times New Roman" w:cs="Times New Roman"/>
+          <w:sz w:val="36"/>
+          <w:szCs w:val="36"/>
+          <w:u w:val="single"/>
+        </w:rPr>
+        <w:tab/>
+      </w:r>
+      <w:r>
+        <w:rPr>
+          <w:rFonts w:ascii="Times New Roman" w:hAnsi="Times New Roman" w:cs="Times New Roman"/>
+          <w:sz w:val="36"/>
+          <w:szCs w:val="36"/>
+          <w:u w:val="single"/>
+        </w:rPr>
+        <w:tab/>
+      </w:r>
+      <w:r>
+        <w:rPr>
+          <w:rFonts w:ascii="Times New Roman" w:hAnsi="Times New Roman" w:cs="Times New Roman"/>
+          <w:sz w:val="36"/>
+          <w:szCs w:val="36"/>
+        </w:rPr>
+        <w:tab/>
+      </w:r>
+      <w:r>
+        <w:rPr>
+          <w:rFonts w:ascii="Times New Roman" w:hAnsi="Times New Roman" w:cs="Times New Roman"/>
+          <w:sz w:val="36"/>
+          <w:szCs w:val="36"/>
+        </w:rPr>
+        <w:tab/>
+      </w:r>
+      <w:r>
+        <w:rPr>
+          <w:rFonts w:ascii="Times New Roman" w:hAnsi="Times New Roman" w:cs="Times New Roman"/>
+          <w:sz w:val="36"/>
+          <w:szCs w:val="36"/>
+          <w:u w:val="single"/>
+        </w:rPr>
+        <w:tab/>
+      </w:r>
+      <w:r>
+        <w:rPr>
+          <w:rFonts w:ascii="Times New Roman" w:hAnsi="Times New Roman" w:cs="Times New Roman"/>
+          <w:sz w:val="36"/>
+          <w:szCs w:val="36"/>
+          <w:u w:val="single"/>
+        </w:rPr>
+        <w:tab/>
+      </w:r>
+    </w:p>
+    <w:p>
+      <w:pPr>
+        <w:spacing w:after="0" w:line="480" w:lineRule="auto"/>
+        <w:jc w:val="both"/>
+        <w:rPr>
+          <w:rFonts w:ascii="Times New Roman" w:hAnsi="Times New Roman" w:cs="Times New Roman"/>
+          <w:sz w:val="36"/>
+          <w:szCs w:val="36"/>
+          <w:u w:val="single"/>
+        </w:rPr>
+      </w:pPr>
+    </w:p>
+    <w:p>
+      <w:pPr>
+        <w:spacing w:after="0" w:line="480" w:lineRule="auto"/>
+        <w:jc w:val="both"/>
+        <w:rPr>
+          <w:rFonts w:ascii="Times New Roman" w:hAnsi="Times New Roman" w:cs="Times New Roman"/>
+          <w:sz w:val="36"/>
+          <w:szCs w:val="36"/>
+          <w:u w:val="single"/>
+        </w:rPr>
+      </w:pPr>
+    </w:p>
+    <w:p>
+      <w:pPr>
+        <w:spacing w:after="0" w:line="480" w:lineRule="auto"/>
+        <w:jc w:val="both"/>
+        <w:rPr>
+          <w:rFonts w:ascii="Times New Roman" w:hAnsi="Times New Roman" w:cs="Times New Roman"/>
+          <w:sz w:val="36"/>
+          <w:szCs w:val="36"/>
+        </w:rPr>
+      </w:pPr>
+      <w:r>
+        <w:rPr>
+          <w:rFonts w:ascii="Times New Roman" w:hAnsi="Times New Roman" w:cs="Times New Roman"/>
+          <w:sz w:val="36"/>
+          <w:szCs w:val="36"/>
+          <w:u w:val="single"/>
+        </w:rPr>
+        <w:tab/>
+      </w:r>
+      <w:r>
+        <w:rPr>
+          <w:rFonts w:ascii="Times New Roman" w:hAnsi="Times New Roman" w:cs="Times New Roman"/>
+          <w:sz w:val="36"/>
+          <w:szCs w:val="36"/>
+          <w:u w:val="single"/>
+        </w:rPr>
+        <w:tab/>
+      </w:r>
+      <w:r>
+        <w:rPr>
+          <w:rFonts w:ascii="Times New Roman" w:hAnsi="Times New Roman" w:cs="Times New Roman"/>
+          <w:sz w:val="36"/>
+          <w:szCs w:val="36"/>
+        </w:rPr>
+        <w:tab/>
+      </w:r>
+      <w:r>
+        <w:rPr>
+          <w:rFonts w:ascii="Times New Roman" w:hAnsi="Times New Roman" w:cs="Times New Roman"/>
+          <w:sz w:val="36"/>
+          <w:szCs w:val="36"/>
+        </w:rPr>
+        <w:tab/>
+      </w:r>
+      <w:r>
+        <w:rPr>
+          <w:rFonts w:ascii="Times New Roman" w:hAnsi="Times New Roman" w:cs="Times New Roman"/>
+          <w:sz w:val="36"/>
+          <w:szCs w:val="36"/>
+          <w:u w:val="single"/>
+        </w:rPr>
+        <w:tab/>
+      </w:r>
+      <w:r>
+        <w:rPr>
+          <w:rFonts w:ascii="Times New Roman" w:hAnsi="Times New Roman" w:cs="Times New Roman"/>
+          <w:sz w:val="36"/>
+          <w:szCs w:val="36"/>
+          <w:u w:val="single"/>
+        </w:rPr>
+        <w:tab/>
+      </w:r>
+      <w:r>
+        <w:rPr>
+          <w:rFonts w:ascii="Times New Roman" w:hAnsi="Times New Roman" w:cs="Times New Roman"/>
+          <w:sz w:val="36"/>
+          <w:szCs w:val="36"/>
+        </w:rPr>
+        <w:tab/>
+      </w:r>
+      <w:r>
+        <w:rPr>
+          <w:rFonts w:ascii="Times New Roman" w:hAnsi="Times New Roman" w:cs="Times New Roman"/>
+          <w:sz w:val="36"/>
+          <w:szCs w:val="36"/>
+        </w:rPr>
+        <w:tab/>
+      </w:r>
+      <w:r>
+        <w:rPr>
+          <w:rFonts w:ascii="Times New Roman" w:hAnsi="Times New Roman" w:cs="Times New Roman"/>
+          <w:sz w:val="36"/>
+          <w:szCs w:val="36"/>
+          <w:u w:val="single"/>
+        </w:rPr>
+        <w:tab/>
+      </w:r>
+      <w:r>
+        <w:rPr>
+          <w:rFonts w:ascii="Times New Roman" w:hAnsi="Times New Roman" w:cs="Times New Roman"/>
+          <w:sz w:val="36"/>
+          <w:szCs w:val="36"/>
+          <w:u w:val="single"/>
+        </w:rPr>
+        <w:tab/>
+      </w:r>
+      <w:r>
+        <w:rPr>
+          <w:rFonts w:ascii="Times New Roman" w:hAnsi="Times New Roman" w:cs="Times New Roman"/>
+          <w:sz w:val="36"/>
+          <w:szCs w:val="36"/>
+        </w:rPr>
+        <w:tab/>
+      </w:r>
+      <w:r>
+        <w:rPr>
+          <w:rFonts w:ascii="Times New Roman" w:hAnsi="Times New Roman" w:cs="Times New Roman"/>
+          <w:sz w:val="36"/>
+          <w:szCs w:val="36"/>
+        </w:rPr>
+        <w:tab/>
+      </w:r>
+      <w:r>
+        <w:rPr>
+          <w:rFonts w:ascii="Times New Roman" w:hAnsi="Times New Roman" w:cs="Times New Roman"/>
+          <w:sz w:val="36"/>
+          <w:szCs w:val="36"/>
+          <w:u w:val="single"/>
+        </w:rPr>
+        <w:tab/>
+      </w:r>
+      <w:r>
+        <w:rPr>
+          <w:rFonts w:ascii="Times New Roman" w:hAnsi="Times New Roman" w:cs="Times New Roman"/>
+          <w:sz w:val="36"/>
+          <w:szCs w:val="36"/>
+          <w:u w:val="single"/>
+        </w:rPr>
+        <w:tab/>
+      </w:r>
+    </w:p>
+    <w:p>
+      <w:pPr>
+        <w:spacing w:after="0" w:line="360" w:lineRule="auto"/>
+        <w:jc w:val="both"/>
+        <w:rPr>
+          <w:rFonts w:ascii="Times New Roman" w:hAnsi="Times New Roman" w:cs="Times New Roman"/>
+          <w:b/>
+          <w:bCs/>
+          <w:sz w:val="36"/>
+          <w:szCs w:val="36"/>
+        </w:rPr>
+      </w:pPr>
+      <w:r>
+        <w:rPr>
+          <w:rFonts w:ascii="Times New Roman" w:hAnsi="Times New Roman" w:cs="Times New Roman"/>
+          <w:b/>
+          <w:bCs/>
+          <w:sz w:val="36"/>
+          <w:szCs w:val="36"/>
+        </w:rPr>
+        <w:t xml:space="preserve">7. </w:t>
+      </w:r>
+      <w:proofErr w:type="spellStart"/>
+      <w:r>
+        <w:rPr>
+          <w:rFonts w:ascii="Times New Roman" w:hAnsi="Times New Roman" w:cs="Times New Roman"/>
+          <w:b/>
+          <w:bCs/>
+          <w:sz w:val="36"/>
+          <w:szCs w:val="36"/>
+        </w:rPr>
+        <w:t>Colour</w:t>
+      </w:r>
+      <w:proofErr w:type="spellEnd"/>
+      <w:r>
+        <w:rPr>
+          <w:rFonts w:ascii="Times New Roman" w:hAnsi="Times New Roman" w:cs="Times New Roman"/>
+          <w:b/>
+          <w:bCs/>
+          <w:sz w:val="36"/>
+          <w:szCs w:val="36"/>
+        </w:rPr>
+        <w:t xml:space="preserve"> the picture.</w:t>
+      </w:r>
+      <w:r>
+        <w:rPr>
+          <w:rFonts w:ascii="Times New Roman" w:hAnsi="Times New Roman" w:cs="Times New Roman"/>
+          <w:b/>
+          <w:bCs/>
+          <w:sz w:val="36"/>
+          <w:szCs w:val="36"/>
+        </w:rPr>
+        <w:tab/>
+      </w:r>
+      <w:r>
+        <w:rPr>
+          <w:rFonts w:ascii="Times New Roman" w:hAnsi="Times New Roman" w:cs="Times New Roman"/>
+          <w:b/>
+          <w:bCs/>
+          <w:sz w:val="36"/>
+          <w:szCs w:val="36"/>
+        </w:rPr>
+        <w:tab/>
+      </w:r>
+      <w:r>
+        <w:rPr>
+          <w:rFonts w:ascii="Times New Roman" w:hAnsi="Times New Roman" w:cs="Times New Roman"/>
+          <w:b/>
+          <w:bCs/>
+          <w:sz w:val="36"/>
+          <w:szCs w:val="36"/>
+        </w:rPr>
+        <w:tab/>
+      </w:r>
+      <w:r>
+        <w:rPr>
+          <w:rFonts w:ascii="Times New Roman" w:hAnsi="Times New Roman" w:cs="Times New Roman"/>
+          <w:b/>
+          <w:bCs/>
+          <w:sz w:val="36"/>
+          <w:szCs w:val="36"/>
+        </w:rPr>
+        <w:tab/>
+      </w:r>
+      <w:r>
+        <w:rPr>
+          <w:rFonts w:ascii="Times New Roman" w:hAnsi="Times New Roman" w:cs="Times New Roman"/>
+          <w:b/>
+          <w:bCs/>
+          <w:sz w:val="36"/>
+          <w:szCs w:val="36"/>
+        </w:rPr>
+        <w:tab/>
+      </w:r>
+      <w:r>
+        <w:rPr>
+          <w:rFonts w:ascii="Times New Roman" w:hAnsi="Times New Roman" w:cs="Times New Roman"/>
+          <w:b/>
+          <w:bCs/>
+          <w:sz w:val="36"/>
+          <w:szCs w:val="36"/>
+        </w:rPr>
+        <w:tab/>
+      </w:r>
+      <w:r>
+        <w:rPr>
+          <w:rFonts w:ascii="Times New Roman" w:hAnsi="Times New Roman" w:cs="Times New Roman"/>
+          <w:b/>
+          <w:bCs/>
+          <w:sz w:val="36"/>
+          <w:szCs w:val="36"/>
+        </w:rPr>
+        <w:tab/>
+      </w:r>
+      <w:r>
+        <w:rPr>
+          <w:rFonts w:ascii="Times New Roman" w:hAnsi="Times New Roman" w:cs="Times New Roman"/>
+          <w:b/>
+          <w:bCs/>
+          <w:sz w:val="36"/>
+          <w:szCs w:val="36"/>
+        </w:rPr>
+        <w:tab/>
+      </w:r>
+      <w:r>
+        <w:rPr>
+          <w:rFonts w:ascii="Times New Roman" w:hAnsi="Times New Roman" w:cs="Times New Roman"/>
+          <w:b/>
+          <w:bCs/>
+          <w:sz w:val="36"/>
+          <w:szCs w:val="36"/>
+        </w:rPr>
+        <w:tab/>
+      </w:r>
+      <w:r>
+        <w:rPr>
+          <w:rFonts w:ascii="Times New Roman" w:hAnsi="Times New Roman" w:cs="Times New Roman"/>
+          <w:b/>
+          <w:bCs/>
+          <w:sz w:val="36"/>
+          <w:szCs w:val="36"/>
+        </w:rPr>
+        <w:t>[</w:t>
+      </w:r>
+      <w:r>
+        <w:rPr>
+          <w:rFonts w:ascii="Times New Roman" w:hAnsi="Times New Roman" w:cs="Times New Roman"/>
+          <w:b/>
+          <w:bCs/>
+          <w:sz w:val="36"/>
+          <w:szCs w:val="36"/>
+        </w:rPr>
+        <w:t>5</w:t>
+      </w:r>
+      <w:r>
+        <w:rPr>
+          <w:rFonts w:ascii="Times New Roman" w:hAnsi="Times New Roman" w:cs="Times New Roman"/>
+          <w:b/>
+          <w:bCs/>
+          <w:sz w:val="36"/>
+          <w:szCs w:val="36"/>
+        </w:rPr>
+        <w:t>]</w:t>
+      </w:r>
+    </w:p>
+    <w:p>
+      <w:pPr>
+        <w:spacing w:after="0" w:line="360" w:lineRule="auto"/>
+        <w:jc w:val="both"/>
+        <w:rPr>
+          <w:rFonts w:ascii="Times New Roman" w:hAnsi="Times New Roman" w:cs="Times New Roman"/>
+          <w:sz w:val="36"/>
+          <w:szCs w:val="36"/>
+        </w:rPr>
+      </w:pPr>
+      <w:r>
+        <w:rPr>
+          <w:rFonts w:ascii="Times New Roman" w:hAnsi="Times New Roman" w:cs="Times New Roman"/>
           <w:noProof/>
           <w:sz w:val="36"/>
           <w:szCs w:val="36"/>
-          <w:u w:val="single"/>
           <w:lang w:bidi="ar-SA"/>
         </w:rPr>
         <w:drawing>
-          <wp:anchor distT="0" distB="0" distL="114300" distR="114300" simplePos="0" relativeHeight="251674624" behindDoc="0" locked="0" layoutInCell="1" allowOverlap="1" wp14:anchorId="01EADE97" wp14:editId="3D04367D">
+          <wp:anchor distT="0" distB="0" distL="114300" distR="114300" simplePos="0" relativeHeight="251677696" behindDoc="0" locked="0" layoutInCell="1" allowOverlap="1" wp14:anchorId="657EAC0C" wp14:editId="35BD2CE9">
             <wp:simplePos x="0" y="0"/>
             <wp:positionH relativeFrom="column">
-              <wp:posOffset>3886835</wp:posOffset>
+              <wp:posOffset>1151433</wp:posOffset>
             </wp:positionH>
             <wp:positionV relativeFrom="paragraph">
-              <wp:posOffset>316230</wp:posOffset>
+              <wp:posOffset>26670</wp:posOffset>
             </wp:positionV>
-            <wp:extent cx="578757" cy="580390"/>
-            <wp:effectExtent l="0" t="0" r="0" b="0"/>
-            <wp:wrapNone/>
-            <wp:docPr id="118" name="Picture 118"/>
-            <wp:cNvGraphicFramePr>
-              <a:graphicFrameLocks xmlns:a="http://schemas.openxmlformats.org/drawingml/2006/main" noChangeAspect="1"/>
-            </wp:cNvGraphicFramePr>
-            <a:graphic xmlns:a="http://schemas.openxmlformats.org/drawingml/2006/main">
-              <a:graphicData uri="http://schemas.openxmlformats.org/drawingml/2006/picture">
-                <pic:pic xmlns:pic="http://schemas.openxmlformats.org/drawingml/2006/picture">
-                  <pic:nvPicPr>
-                    <pic:cNvPr id="0" name="download (3).jpeg"/>
-                    <pic:cNvPicPr/>
-                  </pic:nvPicPr>
-                  <pic:blipFill rotWithShape="1">
-                    <a:blip r:embed="rId19" cstate="print">
-                      <a:extLst>
-                        <a:ext uri="{28A0092B-C50C-407E-A947-70E740481C1C}">
-                          <a14:useLocalDpi xmlns:a14="http://schemas.microsoft.com/office/drawing/2010/main" val="0"/>
-                        </a:ext>
-                      </a:extLst>
-                    </a:blip>
-                    <a:srcRect l="52422" t="4571"/>
-                    <a:stretch/>
-                  </pic:blipFill>
-                  <pic:spPr bwMode="auto">
-                    <a:xfrm>
-                      <a:off x="0" y="0"/>
-                      <a:ext cx="578757" cy="580390"/>
-                    </a:xfrm>
-                    <a:prstGeom prst="rect">
-                      <a:avLst/>
-                    </a:prstGeom>
-                    <a:ln>
-                      <a:noFill/>
-                    </a:ln>
-                    <a:extLst>
-                      <a:ext uri="{53640926-AAD7-44D8-BBD7-CCE9431645EC}">
-                        <a14:shadowObscured xmlns:a14="http://schemas.microsoft.com/office/drawing/2010/main"/>
-                      </a:ext>
-                    </a:extLst>
-                  </pic:spPr>
-                </pic:pic>
-              </a:graphicData>
-            </a:graphic>
-            <wp14:sizeRelH relativeFrom="page">
-              <wp14:pctWidth>0</wp14:pctWidth>
-            </wp14:sizeRelH>
-            <wp14:sizeRelV relativeFrom="page">
-              <wp14:pctHeight>0</wp14:pctHeight>
-            </wp14:sizeRelV>
-          </wp:anchor>
-        </w:drawing>
-      </w:r>
-      <w:r>
-        <w:rPr>
-          <w:rFonts w:ascii="Times New Roman" w:hAnsi="Times New Roman" w:cs="Times New Roman"/>
-          <w:sz w:val="36"/>
-          <w:szCs w:val="36"/>
-          <w:u w:val="single"/>
-        </w:rPr>
-        <w:tab/>
-      </w:r>
-      <w:r>
-        <w:rPr>
-          <w:rFonts w:ascii="Times New Roman" w:hAnsi="Times New Roman" w:cs="Times New Roman"/>
-          <w:sz w:val="36"/>
-          <w:szCs w:val="36"/>
-          <w:u w:val="single"/>
-        </w:rPr>
-        <w:tab/>
-      </w:r>
-      <w:r>
-        <w:rPr>
-          <w:rFonts w:ascii="Times New Roman" w:hAnsi="Times New Roman" w:cs="Times New Roman"/>
-          <w:sz w:val="36"/>
-          <w:szCs w:val="36"/>
-        </w:rPr>
-        <w:tab/>
-      </w:r>
-      <w:r>
-        <w:rPr>
-          <w:rFonts w:ascii="Times New Roman" w:hAnsi="Times New Roman" w:cs="Times New Roman"/>
-          <w:sz w:val="36"/>
-          <w:szCs w:val="36"/>
-        </w:rPr>
-        <w:tab/>
-      </w:r>
-      <w:r>
-        <w:rPr>
-          <w:rFonts w:ascii="Times New Roman" w:hAnsi="Times New Roman" w:cs="Times New Roman"/>
-          <w:sz w:val="36"/>
-          <w:szCs w:val="36"/>
-          <w:u w:val="single"/>
-        </w:rPr>
-        <w:tab/>
-      </w:r>
-      <w:r>
-        <w:rPr>
-          <w:rFonts w:ascii="Times New Roman" w:hAnsi="Times New Roman" w:cs="Times New Roman"/>
-          <w:sz w:val="36"/>
-          <w:szCs w:val="36"/>
-          <w:u w:val="single"/>
-        </w:rPr>
-        <w:tab/>
-      </w:r>
-      <w:r>
-        <w:rPr>
-          <w:rFonts w:ascii="Times New Roman" w:hAnsi="Times New Roman" w:cs="Times New Roman"/>
-          <w:sz w:val="36"/>
-          <w:szCs w:val="36"/>
-        </w:rPr>
-        <w:tab/>
-      </w:r>
-      <w:r>
-        <w:rPr>
-          <w:rFonts w:ascii="Times New Roman" w:hAnsi="Times New Roman" w:cs="Times New Roman"/>
-          <w:sz w:val="36"/>
-          <w:szCs w:val="36"/>
-        </w:rPr>
-        <w:tab/>
-      </w:r>
-      <w:r>
-        <w:rPr>
-          <w:rFonts w:ascii="Times New Roman" w:hAnsi="Times New Roman" w:cs="Times New Roman"/>
-          <w:sz w:val="36"/>
-          <w:szCs w:val="36"/>
-          <w:u w:val="single"/>
-        </w:rPr>
-        <w:tab/>
-      </w:r>
-      <w:r>
-        <w:rPr>
-          <w:rFonts w:ascii="Times New Roman" w:hAnsi="Times New Roman" w:cs="Times New Roman"/>
-          <w:sz w:val="36"/>
-          <w:szCs w:val="36"/>
-          <w:u w:val="single"/>
-        </w:rPr>
-        <w:tab/>
-      </w:r>
-      <w:r>
-        <w:rPr>
-          <w:rFonts w:ascii="Times New Roman" w:hAnsi="Times New Roman" w:cs="Times New Roman"/>
-          <w:sz w:val="36"/>
-          <w:szCs w:val="36"/>
-        </w:rPr>
-        <w:tab/>
-      </w:r>
-      <w:r>
-        <w:rPr>
-          <w:rFonts w:ascii="Times New Roman" w:hAnsi="Times New Roman" w:cs="Times New Roman"/>
-          <w:sz w:val="36"/>
-          <w:szCs w:val="36"/>
-        </w:rPr>
-        <w:tab/>
-      </w:r>
-      <w:r>
-        <w:rPr>
-          <w:rFonts w:ascii="Times New Roman" w:hAnsi="Times New Roman" w:cs="Times New Roman"/>
-          <w:sz w:val="36"/>
-          <w:szCs w:val="36"/>
-          <w:u w:val="single"/>
-        </w:rPr>
-        <w:tab/>
-      </w:r>
-      <w:r>
-        <w:rPr>
-          <w:rFonts w:ascii="Times New Roman" w:hAnsi="Times New Roman" w:cs="Times New Roman"/>
-          <w:sz w:val="36"/>
-          <w:szCs w:val="36"/>
-          <w:u w:val="single"/>
-        </w:rPr>
-        <w:tab/>
-      </w:r>
-    </w:p>
-    <w:p>
-      <w:pPr>
-        <w:spacing w:after="0" w:line="360" w:lineRule="auto"/>
-        <w:jc w:val="both"/>
-        <w:rPr>
-          <w:rFonts w:ascii="Times New Roman" w:hAnsi="Times New Roman" w:cs="Times New Roman"/>
-          <w:sz w:val="36"/>
-          <w:szCs w:val="36"/>
-          <w:u w:val="single"/>
-        </w:rPr>
-      </w:pPr>
-    </w:p>
-    <w:p>
-      <w:pPr>
-        <w:spacing w:after="0" w:line="360" w:lineRule="auto"/>
-        <w:jc w:val="both"/>
-        <w:rPr>
-          <w:rFonts w:ascii="Times New Roman" w:hAnsi="Times New Roman" w:cs="Times New Roman"/>
-          <w:sz w:val="36"/>
-          <w:szCs w:val="36"/>
-          <w:u w:val="single"/>
-        </w:rPr>
-      </w:pPr>
-    </w:p>
-    <w:p>
-      <w:pPr>
-        <w:spacing w:after="0" w:line="360" w:lineRule="auto"/>
-        <w:jc w:val="both"/>
-        <w:rPr>
-          <w:rFonts w:ascii="Times New Roman" w:hAnsi="Times New Roman" w:cs="Times New Roman"/>
-          <w:sz w:val="36"/>
-          <w:szCs w:val="36"/>
-        </w:rPr>
-      </w:pPr>
-      <w:r>
-        <w:rPr>
-          <w:rFonts w:ascii="Times New Roman" w:hAnsi="Times New Roman" w:cs="Times New Roman"/>
-          <w:sz w:val="36"/>
-          <w:szCs w:val="36"/>
-          <w:u w:val="single"/>
-        </w:rPr>
-        <w:tab/>
-      </w:r>
-      <w:r>
-        <w:rPr>
-          <w:rFonts w:ascii="Times New Roman" w:hAnsi="Times New Roman" w:cs="Times New Roman"/>
-          <w:sz w:val="36"/>
-          <w:szCs w:val="36"/>
-          <w:u w:val="single"/>
-        </w:rPr>
-        <w:tab/>
-      </w:r>
-      <w:r>
-        <w:rPr>
-          <w:rFonts w:ascii="Times New Roman" w:hAnsi="Times New Roman" w:cs="Times New Roman"/>
-          <w:sz w:val="36"/>
-          <w:szCs w:val="36"/>
-        </w:rPr>
-        <w:tab/>
-      </w:r>
-      <w:r>
-        <w:rPr>
-          <w:rFonts w:ascii="Times New Roman" w:hAnsi="Times New Roman" w:cs="Times New Roman"/>
-          <w:sz w:val="36"/>
-          <w:szCs w:val="36"/>
-        </w:rPr>
-        <w:tab/>
-      </w:r>
-      <w:r>
-        <w:rPr>
-          <w:rFonts w:ascii="Times New Roman" w:hAnsi="Times New Roman" w:cs="Times New Roman"/>
-          <w:sz w:val="36"/>
-          <w:szCs w:val="36"/>
-          <w:u w:val="single"/>
-        </w:rPr>
-        <w:tab/>
-      </w:r>
-      <w:r>
-        <w:rPr>
-          <w:rFonts w:ascii="Times New Roman" w:hAnsi="Times New Roman" w:cs="Times New Roman"/>
-          <w:sz w:val="36"/>
-          <w:szCs w:val="36"/>
-          <w:u w:val="single"/>
-        </w:rPr>
-        <w:tab/>
-      </w:r>
-      <w:r>
-        <w:rPr>
-          <w:rFonts w:ascii="Times New Roman" w:hAnsi="Times New Roman" w:cs="Times New Roman"/>
-          <w:sz w:val="36"/>
-          <w:szCs w:val="36"/>
-        </w:rPr>
-        <w:tab/>
-      </w:r>
-      <w:r>
-        <w:rPr>
-          <w:rFonts w:ascii="Times New Roman" w:hAnsi="Times New Roman" w:cs="Times New Roman"/>
-          <w:sz w:val="36"/>
-          <w:szCs w:val="36"/>
-        </w:rPr>
-        <w:tab/>
-      </w:r>
-      <w:r>
-        <w:rPr>
-          <w:rFonts w:ascii="Times New Roman" w:hAnsi="Times New Roman" w:cs="Times New Roman"/>
-          <w:sz w:val="36"/>
-          <w:szCs w:val="36"/>
-          <w:u w:val="single"/>
-        </w:rPr>
-        <w:tab/>
-      </w:r>
-      <w:r>
-        <w:rPr>
-          <w:rFonts w:ascii="Times New Roman" w:hAnsi="Times New Roman" w:cs="Times New Roman"/>
-          <w:sz w:val="36"/>
-          <w:szCs w:val="36"/>
-          <w:u w:val="single"/>
-        </w:rPr>
-        <w:tab/>
-      </w:r>
-      <w:r>
-        <w:rPr>
-          <w:rFonts w:ascii="Times New Roman" w:hAnsi="Times New Roman" w:cs="Times New Roman"/>
-          <w:sz w:val="36"/>
-          <w:szCs w:val="36"/>
-        </w:rPr>
-        <w:tab/>
-      </w:r>
-      <w:r>
-        <w:rPr>
-          <w:rFonts w:ascii="Times New Roman" w:hAnsi="Times New Roman" w:cs="Times New Roman"/>
-          <w:sz w:val="36"/>
-          <w:szCs w:val="36"/>
-        </w:rPr>
-        <w:tab/>
-      </w:r>
-      <w:r>
-        <w:rPr>
-          <w:rFonts w:ascii="Times New Roman" w:hAnsi="Times New Roman" w:cs="Times New Roman"/>
-          <w:sz w:val="36"/>
-          <w:szCs w:val="36"/>
-          <w:u w:val="single"/>
-        </w:rPr>
-        <w:tab/>
-      </w:r>
-      <w:r>
-        <w:rPr>
-          <w:rFonts w:ascii="Times New Roman" w:hAnsi="Times New Roman" w:cs="Times New Roman"/>
-          <w:sz w:val="36"/>
-          <w:szCs w:val="36"/>
-          <w:u w:val="single"/>
-        </w:rPr>
-        <w:tab/>
-      </w:r>
-    </w:p>
-    <w:p>
-      <w:pPr>
-        <w:spacing w:after="0" w:line="360" w:lineRule="auto"/>
-        <w:jc w:val="both"/>
-        <w:rPr>
-          <w:rFonts w:ascii="Times New Roman" w:hAnsi="Times New Roman" w:cs="Times New Roman"/>
-          <w:b/>
-          <w:bCs/>
-          <w:sz w:val="36"/>
-          <w:szCs w:val="36"/>
-        </w:rPr>
-      </w:pPr>
-      <w:r>
-        <w:rPr>
-          <w:rFonts w:ascii="Times New Roman" w:hAnsi="Times New Roman" w:cs="Times New Roman"/>
-          <w:noProof/>
-          <w:sz w:val="36"/>
-          <w:szCs w:val="36"/>
-          <w:lang w:bidi="ar-SA"/>
-        </w:rPr>
-        <w:drawing>
-          <wp:anchor distT="0" distB="0" distL="114300" distR="114300" simplePos="0" relativeHeight="251677696" behindDoc="0" locked="0" layoutInCell="1" allowOverlap="1" wp14:anchorId="657EAC0C" wp14:editId="799A3B1E">
-            <wp:simplePos x="0" y="0"/>
-            <wp:positionH relativeFrom="column">
-              <wp:posOffset>-208915</wp:posOffset>
-            </wp:positionH>
-            <wp:positionV relativeFrom="paragraph">
-              <wp:posOffset>358140</wp:posOffset>
-            </wp:positionV>
-            <wp:extent cx="3219450" cy="3206465"/>
-            <wp:effectExtent l="0" t="0" r="0" b="0"/>
+            <wp:extent cx="3843222" cy="3827721"/>
+            <wp:effectExtent l="0" t="0" r="5080" b="1905"/>
             <wp:wrapNone/>
             <wp:docPr id="122" name="Picture 122"/>
             <wp:cNvGraphicFramePr>
@@ -4869,7 +5184,7 @@
                   <pic:spPr bwMode="auto">
                     <a:xfrm>
                       <a:off x="0" y="0"/>
-                      <a:ext cx="3219450" cy="3206465"/>
+                      <a:ext cx="3843222" cy="3827721"/>
                     </a:xfrm>
                     <a:prstGeom prst="rect">
                       <a:avLst/>
@@ -4895,158 +5210,6 @@
           </wp:anchor>
         </w:drawing>
       </w:r>
-      <w:r>
-        <w:rPr>
-          <w:rFonts w:ascii="Times New Roman" w:hAnsi="Times New Roman" w:cs="Times New Roman"/>
-          <w:b/>
-          <w:bCs/>
-          <w:sz w:val="36"/>
-          <w:szCs w:val="36"/>
-        </w:rPr>
-        <w:t xml:space="preserve">7. </w:t>
-      </w:r>
-      <w:proofErr w:type="spellStart"/>
-      <w:r>
-        <w:rPr>
-          <w:rFonts w:ascii="Times New Roman" w:hAnsi="Times New Roman" w:cs="Times New Roman"/>
-          <w:b/>
-          <w:bCs/>
-          <w:sz w:val="36"/>
-          <w:szCs w:val="36"/>
-        </w:rPr>
-        <w:t>Colour</w:t>
-      </w:r>
-      <w:proofErr w:type="spellEnd"/>
-      <w:r>
-        <w:rPr>
-          <w:rFonts w:ascii="Times New Roman" w:hAnsi="Times New Roman" w:cs="Times New Roman"/>
-          <w:b/>
-          <w:bCs/>
-          <w:sz w:val="36"/>
-          <w:szCs w:val="36"/>
-        </w:rPr>
-        <w:t xml:space="preserve"> the picture.</w:t>
-      </w:r>
-      <w:r>
-        <w:rPr>
-          <w:rFonts w:ascii="Times New Roman" w:hAnsi="Times New Roman" w:cs="Times New Roman"/>
-          <w:b/>
-          <w:bCs/>
-          <w:sz w:val="36"/>
-          <w:szCs w:val="36"/>
-        </w:rPr>
-        <w:tab/>
-      </w:r>
-      <w:r>
-        <w:rPr>
-          <w:rFonts w:ascii="Times New Roman" w:hAnsi="Times New Roman" w:cs="Times New Roman"/>
-          <w:b/>
-          <w:bCs/>
-          <w:sz w:val="36"/>
-          <w:szCs w:val="36"/>
-        </w:rPr>
-        <w:tab/>
-      </w:r>
-      <w:r>
-        <w:rPr>
-          <w:rFonts w:ascii="Times New Roman" w:hAnsi="Times New Roman" w:cs="Times New Roman"/>
-          <w:b/>
-          <w:bCs/>
-          <w:sz w:val="36"/>
-          <w:szCs w:val="36"/>
-        </w:rPr>
-        <w:tab/>
-      </w:r>
-      <w:r>
-        <w:rPr>
-          <w:rFonts w:ascii="Times New Roman" w:hAnsi="Times New Roman" w:cs="Times New Roman"/>
-          <w:b/>
-          <w:bCs/>
-          <w:sz w:val="36"/>
-          <w:szCs w:val="36"/>
-        </w:rPr>
-        <w:tab/>
-      </w:r>
-      <w:r>
-        <w:rPr>
-          <w:rFonts w:ascii="Times New Roman" w:hAnsi="Times New Roman" w:cs="Times New Roman"/>
-          <w:b/>
-          <w:bCs/>
-          <w:sz w:val="36"/>
-          <w:szCs w:val="36"/>
-        </w:rPr>
-        <w:tab/>
-      </w:r>
-      <w:r>
-        <w:rPr>
-          <w:rFonts w:ascii="Times New Roman" w:hAnsi="Times New Roman" w:cs="Times New Roman"/>
-          <w:b/>
-          <w:bCs/>
-          <w:sz w:val="36"/>
-          <w:szCs w:val="36"/>
-        </w:rPr>
-        <w:tab/>
-      </w:r>
-      <w:r>
-        <w:rPr>
-          <w:rFonts w:ascii="Times New Roman" w:hAnsi="Times New Roman" w:cs="Times New Roman"/>
-          <w:b/>
-          <w:bCs/>
-          <w:sz w:val="36"/>
-          <w:szCs w:val="36"/>
-        </w:rPr>
-        <w:tab/>
-      </w:r>
-      <w:r>
-        <w:rPr>
-          <w:rFonts w:ascii="Times New Roman" w:hAnsi="Times New Roman" w:cs="Times New Roman"/>
-          <w:b/>
-          <w:bCs/>
-          <w:sz w:val="36"/>
-          <w:szCs w:val="36"/>
-        </w:rPr>
-        <w:tab/>
-      </w:r>
-      <w:r>
-        <w:rPr>
-          <w:rFonts w:ascii="Times New Roman" w:hAnsi="Times New Roman" w:cs="Times New Roman"/>
-          <w:b/>
-          <w:bCs/>
-          <w:sz w:val="36"/>
-          <w:szCs w:val="36"/>
-        </w:rPr>
-        <w:tab/>
-      </w:r>
-      <w:r>
-        <w:rPr>
-          <w:rFonts w:ascii="Times New Roman" w:hAnsi="Times New Roman" w:cs="Times New Roman"/>
-          <w:b/>
-          <w:bCs/>
-          <w:sz w:val="36"/>
-          <w:szCs w:val="36"/>
-        </w:rPr>
-        <w:t>[</w:t>
-      </w:r>
-      <w:r>
-        <w:rPr>
-          <w:rFonts w:ascii="Times New Roman" w:hAnsi="Times New Roman" w:cs="Times New Roman"/>
-          <w:b/>
-          <w:bCs/>
-          <w:sz w:val="36"/>
-          <w:szCs w:val="36"/>
-        </w:rPr>
-        <w:t>5</w:t>
-      </w:r>
-      <w:r>
-        <w:rPr>
-          <w:rFonts w:ascii="Times New Roman" w:hAnsi="Times New Roman" w:cs="Times New Roman"/>
-          <w:b/>
-          <w:bCs/>
-          <w:sz w:val="36"/>
-          <w:szCs w:val="36"/>
-        </w:rPr>
-        <w:t>]</w:t>
-      </w:r>
     </w:p>
     <w:p>
       <w:pPr>
@@ -5061,74 +5224,34 @@
       <w:r>
         <w:rPr>
           <w:rFonts w:ascii="Times New Roman" w:hAnsi="Times New Roman" w:cs="Times New Roman"/>
-          <w:noProof/>
-          <w:sz w:val="36"/>
-          <w:szCs w:val="36"/>
-          <w:u w:val="single"/>
-          <w:lang w:bidi="ar-SA"/>
-        </w:rPr>
-        <w:drawing>
-          <wp:anchor distT="0" distB="0" distL="114300" distR="114300" simplePos="0" relativeHeight="251668480" behindDoc="0" locked="0" layoutInCell="1" allowOverlap="1" wp14:anchorId="23D503C5" wp14:editId="01459FFA">
-            <wp:simplePos x="0" y="0"/>
-            <wp:positionH relativeFrom="column">
-              <wp:posOffset>3011805</wp:posOffset>
-            </wp:positionH>
-            <wp:positionV relativeFrom="paragraph">
-              <wp:posOffset>182880</wp:posOffset>
-            </wp:positionV>
-            <wp:extent cx="3896766" cy="1790700"/>
-            <wp:effectExtent l="0" t="0" r="8890" b="0"/>
-            <wp:wrapNone/>
-            <wp:docPr id="115" name="Picture 115"/>
-            <wp:cNvGraphicFramePr>
-              <a:graphicFrameLocks xmlns:a="http://schemas.openxmlformats.org/drawingml/2006/main" noChangeAspect="1"/>
-            </wp:cNvGraphicFramePr>
-            <a:graphic xmlns:a="http://schemas.openxmlformats.org/drawingml/2006/main">
-              <a:graphicData uri="http://schemas.openxmlformats.org/drawingml/2006/picture">
-                <pic:pic xmlns:pic="http://schemas.openxmlformats.org/drawingml/2006/picture">
-                  <pic:nvPicPr>
-                    <pic:cNvPr id="0" name="download.jpeg"/>
-                    <pic:cNvPicPr/>
-                  </pic:nvPicPr>
-                  <pic:blipFill rotWithShape="1">
-                    <a:blip r:embed="rId20">
-                      <a:extLst>
-                        <a:ext uri="{28A0092B-C50C-407E-A947-70E740481C1C}">
-                          <a14:useLocalDpi xmlns:a14="http://schemas.microsoft.com/office/drawing/2010/main" val="0"/>
-                        </a:ext>
-                      </a:extLst>
-                    </a:blip>
-                    <a:srcRect t="7714" b="9152"/>
-                    <a:stretch/>
-                  </pic:blipFill>
-                  <pic:spPr bwMode="auto">
-                    <a:xfrm>
-                      <a:off x="0" y="0"/>
-                      <a:ext cx="3896766" cy="1790700"/>
-                    </a:xfrm>
-                    <a:prstGeom prst="rect">
-                      <a:avLst/>
-                    </a:prstGeom>
-                    <a:ln>
-                      <a:noFill/>
-                    </a:ln>
-                    <a:extLst>
-                      <a:ext uri="{53640926-AAD7-44D8-BBD7-CCE9431645EC}">
-                        <a14:shadowObscured xmlns:a14="http://schemas.microsoft.com/office/drawing/2010/main"/>
-                      </a:ext>
-                    </a:extLst>
-                  </pic:spPr>
-                </pic:pic>
-              </a:graphicData>
-            </a:graphic>
-            <wp14:sizeRelH relativeFrom="page">
-              <wp14:pctWidth>0</wp14:pctWidth>
-            </wp14:sizeRelH>
-            <wp14:sizeRelV relativeFrom="page">
-              <wp14:pctHeight>0</wp14:pctHeight>
-            </wp14:sizeRelV>
-          </wp:anchor>
-        </w:drawing>
+          <w:sz w:val="36"/>
+          <w:szCs w:val="36"/>
+        </w:rPr>
+        <w:tab/>
+      </w:r>
+      <w:r>
+        <w:rPr>
+          <w:rFonts w:ascii="Times New Roman" w:hAnsi="Times New Roman" w:cs="Times New Roman"/>
+          <w:sz w:val="36"/>
+          <w:szCs w:val="36"/>
+        </w:rPr>
+        <w:tab/>
+      </w:r>
+      <w:r>
+        <w:rPr>
+          <w:rFonts w:ascii="Times New Roman" w:hAnsi="Times New Roman" w:cs="Times New Roman"/>
+          <w:sz w:val="36"/>
+          <w:szCs w:val="36"/>
+        </w:rPr>
+        <w:tab/>
+      </w:r>
+      <w:r>
+        <w:rPr>
+          <w:rFonts w:ascii="Times New Roman" w:hAnsi="Times New Roman" w:cs="Times New Roman"/>
+          <w:sz w:val="36"/>
+          <w:szCs w:val="36"/>
+        </w:rPr>
+        <w:tab/>
       </w:r>
     </w:p>
     <w:p>
@@ -5141,38 +5264,6 @@
           <w:szCs w:val="36"/>
         </w:rPr>
       </w:pPr>
-      <w:r>
-        <w:rPr>
-          <w:rFonts w:ascii="Times New Roman" w:hAnsi="Times New Roman" w:cs="Times New Roman"/>
-          <w:sz w:val="36"/>
-          <w:szCs w:val="36"/>
-        </w:rPr>
-        <w:tab/>
-      </w:r>
-      <w:r>
-        <w:rPr>
-          <w:rFonts w:ascii="Times New Roman" w:hAnsi="Times New Roman" w:cs="Times New Roman"/>
-          <w:sz w:val="36"/>
-          <w:szCs w:val="36"/>
-        </w:rPr>
-        <w:tab/>
-      </w:r>
-      <w:r>
-        <w:rPr>
-          <w:rFonts w:ascii="Times New Roman" w:hAnsi="Times New Roman" w:cs="Times New Roman"/>
-          <w:sz w:val="36"/>
-          <w:szCs w:val="36"/>
-        </w:rPr>
-        <w:tab/>
-      </w:r>
-      <w:r>
-        <w:rPr>
-          <w:rFonts w:ascii="Times New Roman" w:hAnsi="Times New Roman" w:cs="Times New Roman"/>
-          <w:sz w:val="36"/>
-          <w:szCs w:val="36"/>
-        </w:rPr>
-        <w:tab/>
-      </w:r>
     </w:p>
     <w:p>
       <w:pPr>
@@ -5217,76 +5308,9 @@
           <w:szCs w:val="36"/>
         </w:rPr>
       </w:pPr>
-      <w:r>
-        <w:rPr>
-          <w:rFonts w:ascii="Times New Roman" w:hAnsi="Times New Roman" w:cs="Times New Roman"/>
-          <w:noProof/>
-          <w:sz w:val="36"/>
-          <w:szCs w:val="36"/>
-          <w:u w:val="single"/>
-          <w:lang w:bidi="ar-SA"/>
-        </w:rPr>
-        <w:drawing>
-          <wp:anchor distT="0" distB="0" distL="114300" distR="114300" simplePos="0" relativeHeight="251669504" behindDoc="0" locked="0" layoutInCell="1" allowOverlap="1" wp14:anchorId="4A86C645" wp14:editId="7BADF7AA">
-            <wp:simplePos x="0" y="0"/>
-            <wp:positionH relativeFrom="column">
-              <wp:posOffset>2779526</wp:posOffset>
-            </wp:positionH>
-            <wp:positionV relativeFrom="paragraph">
-              <wp:posOffset>240666</wp:posOffset>
-            </wp:positionV>
-            <wp:extent cx="3545074" cy="3199978"/>
-            <wp:effectExtent l="0" t="0" r="0" b="635"/>
-            <wp:wrapNone/>
-            <wp:docPr id="85" name="Picture 85"/>
-            <wp:cNvGraphicFramePr>
-              <a:graphicFrameLocks xmlns:a="http://schemas.openxmlformats.org/drawingml/2006/main" noChangeAspect="1"/>
-            </wp:cNvGraphicFramePr>
-            <a:graphic xmlns:a="http://schemas.openxmlformats.org/drawingml/2006/main">
-              <a:graphicData uri="http://schemas.openxmlformats.org/drawingml/2006/picture">
-                <pic:pic xmlns:pic="http://schemas.openxmlformats.org/drawingml/2006/picture">
-                  <pic:nvPicPr>
-                    <pic:cNvPr id="0" name="download (1).jpeg"/>
-                    <pic:cNvPicPr/>
-                  </pic:nvPicPr>
-                  <pic:blipFill>
-                    <a:blip r:embed="rId9" cstate="print">
-                      <a:extLst>
-                        <a:ext uri="{28A0092B-C50C-407E-A947-70E740481C1C}">
-                          <a14:useLocalDpi xmlns:a14="http://schemas.microsoft.com/office/drawing/2010/main" val="0"/>
-                        </a:ext>
-                      </a:extLst>
-                    </a:blip>
-                    <a:stretch>
-                      <a:fillRect/>
-                    </a:stretch>
-                  </pic:blipFill>
-                  <pic:spPr>
-                    <a:xfrm>
-                      <a:off x="0" y="0"/>
-                      <a:ext cx="3551518" cy="3205795"/>
-                    </a:xfrm>
-                    <a:prstGeom prst="rect">
-                      <a:avLst/>
-                    </a:prstGeom>
-                  </pic:spPr>
-                </pic:pic>
-              </a:graphicData>
-            </a:graphic>
-            <wp14:sizeRelH relativeFrom="page">
-              <wp14:pctWidth>0</wp14:pctWidth>
-            </wp14:sizeRelH>
-            <wp14:sizeRelV relativeFrom="page">
-              <wp14:pctHeight>0</wp14:pctHeight>
-            </wp14:sizeRelV>
-          </wp:anchor>
-        </w:drawing>
-      </w:r>
     </w:p>
     <w:p>
       <w:pPr>
-        <w:spacing w:after="0" w:line="360" w:lineRule="auto"/>
-        <w:jc w:val="both"/>
         <w:rPr>
           <w:rFonts w:ascii="Times New Roman" w:hAnsi="Times New Roman" w:cs="Times New Roman"/>
           <w:sz w:val="36"/>
@@ -5314,88 +5338,23 @@
     </w:p>
     <w:p>
       <w:pPr>
-        <w:rPr>
-          <w:rFonts w:ascii="Times New Roman" w:hAnsi="Times New Roman" w:cs="Times New Roman"/>
-          <w:sz w:val="36"/>
-          <w:szCs w:val="36"/>
-        </w:rPr>
-      </w:pPr>
-    </w:p>
-    <w:p>
-      <w:pPr>
-        <w:rPr>
-          <w:rFonts w:ascii="Times New Roman" w:hAnsi="Times New Roman" w:cs="Times New Roman"/>
-          <w:sz w:val="36"/>
-          <w:szCs w:val="36"/>
-        </w:rPr>
-      </w:pPr>
-    </w:p>
-    <w:p>
-      <w:pPr>
-        <w:rPr>
-          <w:rFonts w:ascii="Times New Roman" w:hAnsi="Times New Roman" w:cs="Times New Roman"/>
-          <w:sz w:val="36"/>
-          <w:szCs w:val="36"/>
-        </w:rPr>
-      </w:pPr>
-    </w:p>
-    <w:p>
-      <w:pPr>
-        <w:rPr>
-          <w:rFonts w:ascii="Times New Roman" w:hAnsi="Times New Roman" w:cs="Times New Roman"/>
-          <w:sz w:val="36"/>
-          <w:szCs w:val="36"/>
-        </w:rPr>
-      </w:pPr>
-    </w:p>
-    <w:p>
-      <w:pPr>
-        <w:rPr>
-          <w:rFonts w:ascii="Times New Roman" w:hAnsi="Times New Roman" w:cs="Times New Roman"/>
-          <w:sz w:val="36"/>
-          <w:szCs w:val="36"/>
-        </w:rPr>
-      </w:pPr>
-    </w:p>
-    <w:p>
-      <w:pPr>
-        <w:rPr>
-          <w:rFonts w:ascii="Times New Roman" w:hAnsi="Times New Roman" w:cs="Times New Roman"/>
-          <w:sz w:val="36"/>
-          <w:szCs w:val="36"/>
-        </w:rPr>
-      </w:pPr>
-    </w:p>
-    <w:p>
-      <w:pPr>
         <w:jc w:val="center"/>
-        <w:rPr>
-          <w:rFonts w:ascii="Times New Roman" w:hAnsi="Times New Roman" w:cs="Times New Roman"/>
-          <w:b/>
-          <w:bCs/>
-          <w:sz w:val="36"/>
-          <w:szCs w:val="36"/>
-        </w:rPr>
-      </w:pPr>
-      <w:r>
-        <w:rPr>
-          <w:rFonts w:ascii="Times New Roman" w:hAnsi="Times New Roman" w:cs="Times New Roman"/>
-          <w:b/>
-          <w:bCs/>
-          <w:sz w:val="36"/>
-          <w:szCs w:val="36"/>
-        </w:rPr>
-        <w:t>The End</w:t>
-      </w:r>
-    </w:p>
-    <w:p>
-      <w:pPr>
         <w:rPr>
           <w:rFonts w:ascii="Times New Roman" w:hAnsi="Times New Roman" w:cs="Times New Roman"/>
           <w:sz w:val="24"/>
           <w:szCs w:val="22"/>
         </w:rPr>
       </w:pPr>
+      <w:r>
+        <w:rPr>
+          <w:rFonts w:ascii="Times New Roman" w:hAnsi="Times New Roman" w:cs="Times New Roman"/>
+          <w:b/>
+          <w:bCs/>
+          <w:sz w:val="36"/>
+          <w:szCs w:val="36"/>
+        </w:rPr>
+        <w:t>The End</w:t>
+      </w:r>
     </w:p>
     <w:sectPr>
       <w:pgSz w:w="11906" w:h="16838" w:code="9"/>

--- a/Received/nursery/Nursery, English 'W'.docx
+++ b/Received/nursery/Nursery, English 'W'.docx
@@ -2,6 +2,7 @@
 <file path=word/document.xml><?xml version="1.0" encoding="utf-8"?>
 <w:document xmlns:wpc="http://schemas.microsoft.com/office/word/2010/wordprocessingCanvas" xmlns:cx="http://schemas.microsoft.com/office/drawing/2014/chartex" xmlns:cx1="http://schemas.microsoft.com/office/drawing/2015/9/8/chartex" xmlns:cx2="http://schemas.microsoft.com/office/drawing/2015/10/21/chartex" xmlns:cx3="http://schemas.microsoft.com/office/drawing/2016/5/9/chartex" xmlns:cx4="http://schemas.microsoft.com/office/drawing/2016/5/10/chartex" xmlns:cx5="http://schemas.microsoft.com/office/drawing/2016/5/11/chartex" xmlns:cx6="http://schemas.microsoft.com/office/drawing/2016/5/12/chartex" xmlns:cx7="http://schemas.microsoft.com/office/drawing/2016/5/13/chartex" xmlns:cx8="http://schemas.microsoft.com/office/drawing/2016/5/14/chartex" xmlns:mc="http://schemas.openxmlformats.org/markup-compatibility/2006" xmlns:aink="http://schemas.microsoft.com/office/drawing/2016/ink" xmlns:am3d="http://schemas.microsoft.com/office/drawing/2017/model3d" xmlns:o="urn:schemas-microsoft-com:office:office" xmlns:oel="http://schemas.microsoft.com/office/2019/extlst" xmlns:r="http://schemas.openxmlformats.org/officeDocument/2006/relationships" xmlns:m="http://schemas.openxmlformats.org/officeDocument/2006/math" xmlns:v="urn:schemas-microsoft-com:vml" xmlns:wp14="http://schemas.microsoft.com/office/word/2010/wordprocessingDrawing" xmlns:wp="http://schemas.openxmlformats.org/drawingml/2006/wordprocessingDrawing" xmlns:w10="urn:schemas-microsoft-com:office:word" xmlns:w="http://schemas.openxmlformats.org/wordprocessingml/2006/main" xmlns:w14="http://schemas.microsoft.com/office/word/2010/wordml" xmlns:w15="http://schemas.microsoft.com/office/word/2012/wordml" xmlns:w16cex="http://schemas.microsoft.com/office/word/2018/wordml/cex" xmlns:w16cid="http://schemas.microsoft.com/office/word/2016/wordml/cid" xmlns:w16="http://schemas.microsoft.com/office/word/2018/wordml" xmlns:w16du="http://schemas.microsoft.com/office/word/2023/wordml/word16du" xmlns:w16sdtdh="http://schemas.microsoft.com/office/word/2020/wordml/sdtdatahash" xmlns:w16sdtfl="http://schemas.microsoft.com/office/word/2024/wordml/sdtformatlock" xmlns:w16se="http://schemas.microsoft.com/office/word/2015/wordml/symex" xmlns:wpg="http://schemas.microsoft.com/office/word/2010/wordprocessingGroup" xmlns:wpi="http://schemas.microsoft.com/office/word/2010/wordprocessingInk" xmlns:wne="http://schemas.microsoft.com/office/word/2006/wordml" xmlns:wps="http://schemas.microsoft.com/office/word/2010/wordprocessingShape" mc:Ignorable="w14 w15 w16se w16cid w16 w16cex w16sdtdh w16sdtfl w16du wp14">
   <w:body>
+    <w:bookmarkStart w:id="0" w:name="_Hlk138315100"/>
     <w:p>
       <w:pPr>
         <w:spacing w:after="0" w:line="240" w:lineRule="auto"/>
@@ -12,7 +13,6 @@
           <w:szCs w:val="36"/>
         </w:rPr>
       </w:pPr>
-      <w:bookmarkStart w:id="0" w:name="_Hlk138315100"/>
       <w:r>
         <w:rPr>
           <w:rFonts w:ascii="Preeti" w:hAnsi="Preeti"/>
@@ -1076,10 +1076,10 @@
           <w:lang w:bidi="ar-SA"/>
         </w:rPr>
         <w:drawing>
-          <wp:anchor distT="0" distB="0" distL="114300" distR="114300" simplePos="0" relativeHeight="251664384" behindDoc="0" locked="0" layoutInCell="1" allowOverlap="1" wp14:anchorId="6EB35CDE" wp14:editId="31ADBA8A">
+          <wp:anchor distT="0" distB="0" distL="114300" distR="114300" simplePos="0" relativeHeight="251664384" behindDoc="0" locked="0" layoutInCell="1" allowOverlap="1" wp14:anchorId="6EB35CDE" wp14:editId="4200553E">
             <wp:simplePos x="0" y="0"/>
             <wp:positionH relativeFrom="column">
-              <wp:posOffset>3755390</wp:posOffset>
+              <wp:posOffset>3864981</wp:posOffset>
             </wp:positionH>
             <wp:positionV relativeFrom="paragraph">
               <wp:posOffset>250190</wp:posOffset>
@@ -1214,7 +1214,7 @@
     </w:p>
     <w:p>
       <w:pPr>
-        <w:spacing w:after="0" w:line="360" w:lineRule="auto"/>
+        <w:spacing w:after="120" w:line="360" w:lineRule="auto"/>
         <w:ind w:left="432"/>
         <w:jc w:val="both"/>
         <w:rPr>
@@ -1234,7 +1234,7 @@
     </w:p>
     <w:p>
       <w:pPr>
-        <w:spacing w:after="0" w:line="360" w:lineRule="auto"/>
+        <w:spacing w:after="120" w:line="360" w:lineRule="auto"/>
         <w:ind w:left="432"/>
         <w:jc w:val="both"/>
         <w:rPr>
@@ -1252,13 +1252,13 @@
           <w:lang w:bidi="ar-SA"/>
         </w:rPr>
         <w:drawing>
-          <wp:anchor distT="0" distB="0" distL="114300" distR="114300" simplePos="0" relativeHeight="251665408" behindDoc="0" locked="0" layoutInCell="1" allowOverlap="1" wp14:anchorId="52DEEC6D" wp14:editId="7A5DD8A0">
+          <wp:anchor distT="0" distB="0" distL="114300" distR="114300" simplePos="0" relativeHeight="251665408" behindDoc="0" locked="0" layoutInCell="1" allowOverlap="1" wp14:anchorId="52DEEC6D" wp14:editId="27FE4322">
             <wp:simplePos x="0" y="0"/>
             <wp:positionH relativeFrom="column">
               <wp:posOffset>3800475</wp:posOffset>
             </wp:positionH>
             <wp:positionV relativeFrom="paragraph">
-              <wp:posOffset>215561</wp:posOffset>
+              <wp:posOffset>223891</wp:posOffset>
             </wp:positionV>
             <wp:extent cx="762000" cy="1013043"/>
             <wp:effectExtent l="0" t="0" r="0" b="0"/>
@@ -1310,7 +1310,7 @@
     </w:p>
     <w:p>
       <w:pPr>
-        <w:spacing w:after="0" w:line="360" w:lineRule="auto"/>
+        <w:spacing w:after="120" w:line="360" w:lineRule="auto"/>
         <w:ind w:left="432"/>
         <w:jc w:val="both"/>
         <w:rPr>
@@ -1330,7 +1330,7 @@
     </w:p>
     <w:p>
       <w:pPr>
-        <w:spacing w:after="0" w:line="360" w:lineRule="auto"/>
+        <w:spacing w:after="120" w:line="360" w:lineRule="auto"/>
         <w:ind w:left="432"/>
         <w:jc w:val="both"/>
         <w:rPr>
@@ -1339,18 +1339,6 @@
           <w:szCs w:val="36"/>
         </w:rPr>
       </w:pPr>
-    </w:p>
-    <w:p>
-      <w:pPr>
-        <w:spacing w:after="0" w:line="360" w:lineRule="auto"/>
-        <w:ind w:left="432"/>
-        <w:jc w:val="both"/>
-        <w:rPr>
-          <w:rFonts w:ascii="Times New Roman" w:hAnsi="Times New Roman" w:cs="Times New Roman"/>
-          <w:sz w:val="36"/>
-          <w:szCs w:val="36"/>
-        </w:rPr>
-      </w:pPr>
       <w:r>
         <w:rPr>
           <w:rFonts w:ascii="Times New Roman" w:hAnsi="Times New Roman" w:cs="Times New Roman"/>
@@ -1360,15 +1348,15 @@
           <w:lang w:bidi="ar-SA"/>
         </w:rPr>
         <w:drawing>
-          <wp:anchor distT="0" distB="0" distL="114300" distR="114300" simplePos="0" relativeHeight="251663360" behindDoc="0" locked="0" layoutInCell="1" allowOverlap="1" wp14:anchorId="01798A6F" wp14:editId="4FA837E8">
+          <wp:anchor distT="0" distB="0" distL="114300" distR="114300" simplePos="0" relativeHeight="251663360" behindDoc="0" locked="0" layoutInCell="1" allowOverlap="1" wp14:anchorId="01798A6F" wp14:editId="6E5BD5F0">
             <wp:simplePos x="0" y="0"/>
             <wp:positionH relativeFrom="column">
               <wp:posOffset>3705225</wp:posOffset>
             </wp:positionH>
             <wp:positionV relativeFrom="paragraph">
-              <wp:posOffset>129245</wp:posOffset>
+              <wp:posOffset>306334</wp:posOffset>
             </wp:positionV>
-            <wp:extent cx="1069975" cy="626265"/>
+            <wp:extent cx="1069975" cy="626110"/>
             <wp:effectExtent l="0" t="0" r="0" b="2540"/>
             <wp:wrapNone/>
             <wp:docPr id="111" name="Picture 111"/>
@@ -1396,7 +1384,7 @@
                   <pic:spPr bwMode="auto">
                     <a:xfrm>
                       <a:off x="0" y="0"/>
-                      <a:ext cx="1069975" cy="626265"/>
+                      <a:ext cx="1069975" cy="626110"/>
                     </a:xfrm>
                     <a:prstGeom prst="rect">
                       <a:avLst/>
@@ -1422,18 +1410,10 @@
           </wp:anchor>
         </w:drawing>
       </w:r>
-      <w:r>
-        <w:rPr>
-          <w:rFonts w:ascii="Times New Roman" w:hAnsi="Times New Roman" w:cs="Times New Roman"/>
-          <w:sz w:val="36"/>
-          <w:szCs w:val="36"/>
-        </w:rPr>
-        <w:t>I</w:t>
-      </w:r>
     </w:p>
     <w:p>
       <w:pPr>
-        <w:spacing w:after="0" w:line="360" w:lineRule="auto"/>
+        <w:spacing w:after="120" w:line="360" w:lineRule="auto"/>
         <w:ind w:left="432"/>
         <w:jc w:val="both"/>
         <w:rPr>
@@ -1442,10 +1422,18 @@
           <w:szCs w:val="36"/>
         </w:rPr>
       </w:pPr>
+      <w:r>
+        <w:rPr>
+          <w:rFonts w:ascii="Times New Roman" w:hAnsi="Times New Roman" w:cs="Times New Roman"/>
+          <w:sz w:val="36"/>
+          <w:szCs w:val="36"/>
+        </w:rPr>
+        <w:t>I</w:t>
+      </w:r>
     </w:p>
     <w:p>
       <w:pPr>
-        <w:spacing w:after="0" w:line="360" w:lineRule="auto"/>
+        <w:spacing w:after="120" w:line="360" w:lineRule="auto"/>
         <w:ind w:left="432"/>
         <w:jc w:val="both"/>
         <w:rPr>
@@ -1463,15 +1451,15 @@
           <w:lang w:bidi="ar-SA"/>
         </w:rPr>
         <w:drawing>
-          <wp:anchor distT="0" distB="0" distL="114300" distR="114300" simplePos="0" relativeHeight="251666432" behindDoc="0" locked="0" layoutInCell="1" allowOverlap="1" wp14:anchorId="29B7FA06" wp14:editId="7BB140E4">
+          <wp:anchor distT="0" distB="0" distL="114300" distR="114300" simplePos="0" relativeHeight="251666432" behindDoc="0" locked="0" layoutInCell="1" allowOverlap="1" wp14:anchorId="29B7FA06" wp14:editId="79D2A403">
             <wp:simplePos x="0" y="0"/>
             <wp:positionH relativeFrom="column">
               <wp:posOffset>3739515</wp:posOffset>
             </wp:positionH>
             <wp:positionV relativeFrom="paragraph">
-              <wp:posOffset>54950</wp:posOffset>
+              <wp:posOffset>69586</wp:posOffset>
             </wp:positionV>
-            <wp:extent cx="1035423" cy="933450"/>
+            <wp:extent cx="1035050" cy="933450"/>
             <wp:effectExtent l="0" t="0" r="0" b="0"/>
             <wp:wrapNone/>
             <wp:docPr id="109" name="Picture 109"/>
@@ -1500,7 +1488,7 @@
                   <pic:spPr>
                     <a:xfrm>
                       <a:off x="0" y="0"/>
-                      <a:ext cx="1035423" cy="933450"/>
+                      <a:ext cx="1035050" cy="933450"/>
                     </a:xfrm>
                     <a:prstGeom prst="rect">
                       <a:avLst/>
@@ -1518,18 +1506,10 @@
           </wp:anchor>
         </w:drawing>
       </w:r>
-      <w:r>
-        <w:rPr>
-          <w:rFonts w:ascii="Times New Roman" w:hAnsi="Times New Roman" w:cs="Times New Roman"/>
-          <w:sz w:val="36"/>
-          <w:szCs w:val="36"/>
-        </w:rPr>
-        <w:t>K</w:t>
-      </w:r>
     </w:p>
     <w:p>
       <w:pPr>
-        <w:spacing w:after="0" w:line="360" w:lineRule="auto"/>
+        <w:spacing w:after="120" w:line="360" w:lineRule="auto"/>
         <w:ind w:left="432"/>
         <w:jc w:val="both"/>
         <w:rPr>
@@ -1538,10 +1518,18 @@
           <w:szCs w:val="36"/>
         </w:rPr>
       </w:pPr>
+      <w:r>
+        <w:rPr>
+          <w:rFonts w:ascii="Times New Roman" w:hAnsi="Times New Roman" w:cs="Times New Roman"/>
+          <w:sz w:val="36"/>
+          <w:szCs w:val="36"/>
+        </w:rPr>
+        <w:t>K</w:t>
+      </w:r>
     </w:p>
     <w:p>
       <w:pPr>
-        <w:spacing w:after="0" w:line="360" w:lineRule="auto"/>
+        <w:spacing w:after="120" w:line="360" w:lineRule="auto"/>
         <w:ind w:left="432"/>
         <w:jc w:val="both"/>
         <w:rPr>
@@ -1559,13 +1547,13 @@
           <w:lang w:bidi="ar-SA"/>
         </w:rPr>
         <w:drawing>
-          <wp:anchor distT="0" distB="0" distL="114300" distR="114300" simplePos="0" relativeHeight="251661312" behindDoc="0" locked="0" layoutInCell="1" allowOverlap="1" wp14:anchorId="14DAE832" wp14:editId="2C930F1D">
+          <wp:anchor distT="0" distB="0" distL="114300" distR="114300" simplePos="0" relativeHeight="251661312" behindDoc="0" locked="0" layoutInCell="1" allowOverlap="1" wp14:anchorId="14DAE832" wp14:editId="13064F0B">
             <wp:simplePos x="0" y="0"/>
             <wp:positionH relativeFrom="column">
-              <wp:posOffset>3752850</wp:posOffset>
+              <wp:posOffset>3537632</wp:posOffset>
             </wp:positionH>
             <wp:positionV relativeFrom="paragraph">
-              <wp:posOffset>281689</wp:posOffset>
+              <wp:posOffset>251508</wp:posOffset>
             </wp:positionV>
             <wp:extent cx="1242684" cy="619125"/>
             <wp:effectExtent l="0" t="0" r="0" b="0"/>
@@ -1621,18 +1609,10 @@
           </wp:anchor>
         </w:drawing>
       </w:r>
-      <w:r>
-        <w:rPr>
-          <w:rFonts w:ascii="Times New Roman" w:hAnsi="Times New Roman" w:cs="Times New Roman"/>
-          <w:sz w:val="36"/>
-          <w:szCs w:val="36"/>
-        </w:rPr>
-        <w:t>S</w:t>
-      </w:r>
     </w:p>
     <w:p>
       <w:pPr>
-        <w:spacing w:after="0" w:line="360" w:lineRule="auto"/>
+        <w:spacing w:after="120" w:line="360" w:lineRule="auto"/>
         <w:ind w:left="432"/>
         <w:jc w:val="both"/>
         <w:rPr>
@@ -1641,10 +1621,18 @@
           <w:szCs w:val="36"/>
         </w:rPr>
       </w:pPr>
+      <w:r>
+        <w:rPr>
+          <w:rFonts w:ascii="Times New Roman" w:hAnsi="Times New Roman" w:cs="Times New Roman"/>
+          <w:sz w:val="36"/>
+          <w:szCs w:val="36"/>
+        </w:rPr>
+        <w:t>S</w:t>
+      </w:r>
     </w:p>
     <w:p>
       <w:pPr>
-        <w:spacing w:after="0" w:line="360" w:lineRule="auto"/>
+        <w:spacing w:after="120" w:line="360" w:lineRule="auto"/>
         <w:ind w:left="432"/>
         <w:jc w:val="both"/>
         <w:rPr>
@@ -1662,13 +1650,13 @@
           <w:lang w:bidi="ar-SA"/>
         </w:rPr>
         <w:drawing>
-          <wp:anchor distT="0" distB="0" distL="114300" distR="114300" simplePos="0" relativeHeight="251660288" behindDoc="0" locked="0" layoutInCell="1" allowOverlap="1" wp14:anchorId="0477FADF" wp14:editId="1F0C98E1">
+          <wp:anchor distT="0" distB="0" distL="114300" distR="114300" simplePos="0" relativeHeight="251660288" behindDoc="0" locked="0" layoutInCell="1" allowOverlap="1" wp14:anchorId="0477FADF" wp14:editId="48756387">
             <wp:simplePos x="0" y="0"/>
             <wp:positionH relativeFrom="column">
-              <wp:posOffset>4077036</wp:posOffset>
+              <wp:posOffset>3725545</wp:posOffset>
             </wp:positionH>
             <wp:positionV relativeFrom="paragraph">
-              <wp:posOffset>105247</wp:posOffset>
+              <wp:posOffset>38999</wp:posOffset>
             </wp:positionV>
             <wp:extent cx="927735" cy="923994"/>
             <wp:effectExtent l="0" t="0" r="5715" b="9525"/>
@@ -1724,18 +1712,10 @@
           </wp:anchor>
         </w:drawing>
       </w:r>
-      <w:r>
-        <w:rPr>
-          <w:rFonts w:ascii="Times New Roman" w:hAnsi="Times New Roman" w:cs="Times New Roman"/>
-          <w:sz w:val="36"/>
-          <w:szCs w:val="36"/>
-        </w:rPr>
-        <w:t>O</w:t>
-      </w:r>
     </w:p>
     <w:p>
       <w:pPr>
-        <w:spacing w:after="0" w:line="360" w:lineRule="auto"/>
+        <w:spacing w:after="120" w:line="360" w:lineRule="auto"/>
         <w:ind w:left="432"/>
         <w:jc w:val="both"/>
         <w:rPr>
@@ -1744,10 +1724,18 @@
           <w:szCs w:val="36"/>
         </w:rPr>
       </w:pPr>
+      <w:r>
+        <w:rPr>
+          <w:rFonts w:ascii="Times New Roman" w:hAnsi="Times New Roman" w:cs="Times New Roman"/>
+          <w:sz w:val="36"/>
+          <w:szCs w:val="36"/>
+        </w:rPr>
+        <w:t>O</w:t>
+      </w:r>
     </w:p>
     <w:p>
       <w:pPr>
-        <w:spacing w:after="0" w:line="360" w:lineRule="auto"/>
+        <w:spacing w:after="120" w:line="360" w:lineRule="auto"/>
         <w:ind w:left="432"/>
         <w:jc w:val="both"/>
         <w:rPr>
@@ -1765,13 +1753,13 @@
           <w:lang w:bidi="ar-SA"/>
         </w:rPr>
         <w:drawing>
-          <wp:anchor distT="0" distB="0" distL="114300" distR="114300" simplePos="0" relativeHeight="251659264" behindDoc="0" locked="0" layoutInCell="1" allowOverlap="1" wp14:anchorId="70C779BF" wp14:editId="3D17E8E5">
+          <wp:anchor distT="0" distB="0" distL="114300" distR="114300" simplePos="0" relativeHeight="251659264" behindDoc="0" locked="0" layoutInCell="1" allowOverlap="1" wp14:anchorId="70C779BF" wp14:editId="50FDA461">
             <wp:simplePos x="0" y="0"/>
             <wp:positionH relativeFrom="column">
-              <wp:posOffset>4208780</wp:posOffset>
+              <wp:posOffset>3803015</wp:posOffset>
             </wp:positionH>
             <wp:positionV relativeFrom="paragraph">
-              <wp:posOffset>342841</wp:posOffset>
+              <wp:posOffset>138694</wp:posOffset>
             </wp:positionV>
             <wp:extent cx="789752" cy="942975"/>
             <wp:effectExtent l="0" t="0" r="0" b="0"/>
@@ -1827,18 +1815,10 @@
           </wp:anchor>
         </w:drawing>
       </w:r>
-      <w:r>
-        <w:rPr>
-          <w:rFonts w:ascii="Times New Roman" w:hAnsi="Times New Roman" w:cs="Times New Roman"/>
-          <w:sz w:val="36"/>
-          <w:szCs w:val="36"/>
-        </w:rPr>
-        <w:t>V</w:t>
-      </w:r>
     </w:p>
     <w:p>
       <w:pPr>
-        <w:spacing w:after="0" w:line="360" w:lineRule="auto"/>
+        <w:spacing w:after="120" w:line="360" w:lineRule="auto"/>
         <w:ind w:left="432"/>
         <w:jc w:val="both"/>
         <w:rPr>
@@ -1847,10 +1827,18 @@
           <w:szCs w:val="36"/>
         </w:rPr>
       </w:pPr>
+      <w:r>
+        <w:rPr>
+          <w:rFonts w:ascii="Times New Roman" w:hAnsi="Times New Roman" w:cs="Times New Roman"/>
+          <w:sz w:val="36"/>
+          <w:szCs w:val="36"/>
+        </w:rPr>
+        <w:t>V</w:t>
+      </w:r>
     </w:p>
     <w:p>
       <w:pPr>
-        <w:spacing w:after="0" w:line="360" w:lineRule="auto"/>
+        <w:spacing w:after="120" w:line="360" w:lineRule="auto"/>
         <w:ind w:left="432"/>
         <w:jc w:val="both"/>
         <w:rPr>
@@ -1862,28 +1850,6 @@
       <w:r>
         <w:rPr>
           <w:rFonts w:ascii="Times New Roman" w:hAnsi="Times New Roman" w:cs="Times New Roman"/>
-          <w:sz w:val="36"/>
-          <w:szCs w:val="36"/>
-        </w:rPr>
-        <w:t>Z</w:t>
-      </w:r>
-    </w:p>
-    <w:p>
-      <w:pPr>
-        <w:spacing w:after="0" w:line="360" w:lineRule="auto"/>
-        <w:ind w:left="432"/>
-        <w:jc w:val="both"/>
-        <w:rPr>
-          <w:rFonts w:ascii="Times New Roman" w:hAnsi="Times New Roman" w:cs="Times New Roman"/>
-          <w:b/>
-          <w:bCs/>
-          <w:sz w:val="36"/>
-          <w:szCs w:val="36"/>
-        </w:rPr>
-      </w:pPr>
-      <w:r>
-        <w:rPr>
-          <w:rFonts w:ascii="Times New Roman" w:hAnsi="Times New Roman" w:cs="Times New Roman"/>
           <w:noProof/>
           <w:sz w:val="36"/>
           <w:szCs w:val="36"/>
@@ -1891,15 +1857,15 @@
           <w:lang w:bidi="ar-SA"/>
         </w:rPr>
         <w:drawing>
-          <wp:anchor distT="0" distB="0" distL="114300" distR="114300" simplePos="0" relativeHeight="251683840" behindDoc="0" locked="0" layoutInCell="1" allowOverlap="1" wp14:anchorId="026604A7" wp14:editId="7CC8EB26">
+          <wp:anchor distT="0" distB="0" distL="114300" distR="114300" simplePos="0" relativeHeight="251683840" behindDoc="0" locked="0" layoutInCell="1" allowOverlap="1" wp14:anchorId="026604A7" wp14:editId="28F46997">
             <wp:simplePos x="0" y="0"/>
             <wp:positionH relativeFrom="column">
-              <wp:posOffset>3996055</wp:posOffset>
+              <wp:posOffset>3485072</wp:posOffset>
             </wp:positionH>
             <wp:positionV relativeFrom="paragraph">
-              <wp:posOffset>363516</wp:posOffset>
+              <wp:posOffset>275303</wp:posOffset>
             </wp:positionV>
-            <wp:extent cx="1335311" cy="613622"/>
+            <wp:extent cx="1334770" cy="673758"/>
             <wp:effectExtent l="0" t="0" r="0" b="0"/>
             <wp:wrapNone/>
             <wp:docPr id="115" name="Picture 115"/>
@@ -1927,7 +1893,7 @@
                   <pic:spPr bwMode="auto">
                     <a:xfrm>
                       <a:off x="0" y="0"/>
-                      <a:ext cx="1335311" cy="613622"/>
+                      <a:ext cx="1337235" cy="675002"/>
                     </a:xfrm>
                     <a:prstGeom prst="rect">
                       <a:avLst/>
@@ -1956,16 +1922,23 @@
     </w:p>
     <w:p>
       <w:pPr>
-        <w:spacing w:after="0" w:line="360" w:lineRule="auto"/>
+        <w:spacing w:after="120" w:line="360" w:lineRule="auto"/>
+        <w:ind w:left="432"/>
         <w:jc w:val="both"/>
         <w:rPr>
           <w:rFonts w:ascii="Times New Roman" w:hAnsi="Times New Roman" w:cs="Times New Roman"/>
-          <w:b/>
-          <w:bCs/>
           <w:sz w:val="36"/>
           <w:szCs w:val="36"/>
         </w:rPr>
       </w:pPr>
+      <w:r>
+        <w:rPr>
+          <w:rFonts w:ascii="Times New Roman" w:hAnsi="Times New Roman" w:cs="Times New Roman"/>
+          <w:sz w:val="36"/>
+          <w:szCs w:val="36"/>
+        </w:rPr>
+        <w:t>Z</w:t>
+      </w:r>
     </w:p>
     <w:p>
       <w:pPr>
@@ -1979,19 +1952,6 @@
           <w:szCs w:val="36"/>
         </w:rPr>
       </w:pPr>
-    </w:p>
-    <w:p>
-      <w:pPr>
-        <w:spacing w:after="0" w:line="360" w:lineRule="auto"/>
-        <w:jc w:val="both"/>
-        <w:rPr>
-          <w:rFonts w:ascii="Times New Roman" w:hAnsi="Times New Roman" w:cs="Times New Roman"/>
-          <w:b/>
-          <w:bCs/>
-          <w:sz w:val="36"/>
-          <w:szCs w:val="36"/>
-        </w:rPr>
-      </w:pPr>
       <w:r>
         <w:rPr>
           <w:rFonts w:ascii="Times New Roman" w:hAnsi="Times New Roman" w:cs="Times New Roman"/>
@@ -2006,16 +1966,16 @@
         <mc:AlternateContent>
           <mc:Choice Requires="wps">
             <w:drawing>
-              <wp:anchor distT="0" distB="0" distL="114300" distR="114300" simplePos="0" relativeHeight="251667456" behindDoc="0" locked="0" layoutInCell="1" allowOverlap="1" wp14:anchorId="3B866C78" wp14:editId="436EA602">
+              <wp:anchor distT="0" distB="0" distL="114300" distR="114300" simplePos="0" relativeHeight="251667456" behindDoc="0" locked="0" layoutInCell="1" allowOverlap="1" wp14:anchorId="3B866C78" wp14:editId="12B77953">
                 <wp:simplePos x="0" y="0"/>
                 <wp:positionH relativeFrom="column">
-                  <wp:posOffset>3810</wp:posOffset>
+                  <wp:posOffset>0</wp:posOffset>
                 </wp:positionH>
                 <wp:positionV relativeFrom="paragraph">
-                  <wp:posOffset>271145</wp:posOffset>
+                  <wp:posOffset>267419</wp:posOffset>
                 </wp:positionV>
-                <wp:extent cx="2663190" cy="2386330"/>
-                <wp:effectExtent l="0" t="0" r="22860" b="13970"/>
+                <wp:extent cx="3278038" cy="2386330"/>
+                <wp:effectExtent l="0" t="0" r="17780" b="13970"/>
                 <wp:wrapNone/>
                 <wp:docPr id="114" name="Oval 114"/>
                 <wp:cNvGraphicFramePr/>
@@ -2026,7 +1986,7 @@
                       <wps:spPr>
                         <a:xfrm>
                           <a:off x="0" y="0"/>
-                          <a:ext cx="2663190" cy="2386330"/>
+                          <a:ext cx="3278038" cy="2386330"/>
                         </a:xfrm>
                         <a:prstGeom prst="ellipse">
                           <a:avLst/>
@@ -2074,7 +2034,7 @@
           </mc:Choice>
           <mc:Fallback>
             <w:pict>
-              <v:oval w14:anchorId="555D41FF" id="Oval 114" o:spid="_x0000_s1026" style="position:absolute;margin-left:.3pt;margin-top:21.35pt;width:209.7pt;height:187.9pt;z-index:251667456;visibility:visible;mso-wrap-style:square;mso-width-percent:0;mso-height-percent:0;mso-wrap-distance-left:9pt;mso-wrap-distance-top:0;mso-wrap-distance-right:9pt;mso-wrap-distance-bottom:0;mso-position-horizontal:absolute;mso-position-horizontal-relative:text;mso-position-vertical:absolute;mso-position-vertical-relative:text;mso-width-percent:0;mso-height-percent:0;mso-width-relative:margin;mso-height-relative:margin;v-text-anchor:middle" o:gfxdata="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" filled="f" strokecolor="black [3213]" strokeweight="1pt">
+              <v:oval w14:anchorId="3E6476A5" id="Oval 114" o:spid="_x0000_s1026" style="position:absolute;margin-left:0;margin-top:21.05pt;width:258.1pt;height:187.9pt;z-index:251667456;visibility:visible;mso-wrap-style:square;mso-width-percent:0;mso-height-percent:0;mso-wrap-distance-left:9pt;mso-wrap-distance-top:0;mso-wrap-distance-right:9pt;mso-wrap-distance-bottom:0;mso-position-horizontal:absolute;mso-position-horizontal-relative:text;mso-position-vertical:absolute;mso-position-vertical-relative:text;mso-width-percent:0;mso-height-percent:0;mso-width-relative:margin;mso-height-relative:margin;v-text-anchor:middle" o:gfxdata="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" filled="f" strokecolor="black [3213]" strokeweight="1pt">
                 <v:stroke joinstyle="miter"/>
               </v:oval>
             </w:pict>
@@ -2218,6 +2178,21 @@
           <w:szCs w:val="36"/>
         </w:rPr>
         <w:tab/>
+      </w:r>
+      <w:r>
+        <w:rPr>
+          <w:rFonts w:ascii="Times New Roman" w:hAnsi="Times New Roman" w:cs="Times New Roman"/>
+          <w:sz w:val="36"/>
+          <w:szCs w:val="36"/>
+        </w:rPr>
+        <w:tab/>
+      </w:r>
+      <w:r>
+        <w:rPr>
+          <w:rFonts w:ascii="Times New Roman" w:hAnsi="Times New Roman" w:cs="Times New Roman"/>
+          <w:sz w:val="36"/>
+          <w:szCs w:val="36"/>
+        </w:rPr>
         <w:t>M</w:t>
       </w:r>
     </w:p>
@@ -2255,6 +2230,21 @@
           <w:szCs w:val="36"/>
         </w:rPr>
         <w:tab/>
+      </w:r>
+      <w:r>
+        <w:rPr>
+          <w:rFonts w:ascii="Times New Roman" w:hAnsi="Times New Roman" w:cs="Times New Roman"/>
+          <w:sz w:val="36"/>
+          <w:szCs w:val="36"/>
+        </w:rPr>
+        <w:tab/>
+      </w:r>
+      <w:r>
+        <w:rPr>
+          <w:rFonts w:ascii="Times New Roman" w:hAnsi="Times New Roman" w:cs="Times New Roman"/>
+          <w:sz w:val="36"/>
+          <w:szCs w:val="36"/>
+        </w:rPr>
         <w:t>O</w:t>
       </w:r>
       <w:r>
@@ -2265,15 +2255,32 @@
         </w:rPr>
         <w:tab/>
       </w:r>
-      <w:r>
-        <w:rPr>
-          <w:rFonts w:ascii="Times New Roman" w:hAnsi="Times New Roman" w:cs="Times New Roman"/>
-          <w:sz w:val="36"/>
-          <w:szCs w:val="36"/>
-        </w:rPr>
-        <w:tab/>
+      <w:proofErr w:type="gramStart"/>
+      <w:r>
+        <w:rPr>
+          <w:rFonts w:ascii="Times New Roman" w:hAnsi="Times New Roman" w:cs="Times New Roman"/>
+          <w:sz w:val="36"/>
+          <w:szCs w:val="36"/>
+        </w:rPr>
+        <w:tab/>
+      </w:r>
+      <w:r>
+        <w:rPr>
+          <w:rFonts w:ascii="Times New Roman" w:hAnsi="Times New Roman" w:cs="Times New Roman"/>
+          <w:sz w:val="36"/>
+          <w:szCs w:val="36"/>
+        </w:rPr>
+        <w:t xml:space="preserve">  </w:t>
+      </w:r>
+      <w:r>
+        <w:rPr>
+          <w:rFonts w:ascii="Times New Roman" w:hAnsi="Times New Roman" w:cs="Times New Roman"/>
+          <w:sz w:val="36"/>
+          <w:szCs w:val="36"/>
+        </w:rPr>
         <w:t>N</w:t>
       </w:r>
+      <w:proofErr w:type="gramEnd"/>
     </w:p>
     <w:p>
       <w:pPr>
@@ -2309,8 +2316,24 @@
           <w:szCs w:val="36"/>
         </w:rPr>
         <w:tab/>
-      </w:r>
-      <w:proofErr w:type="spellStart"/>
+        <w:t>S</w:t>
+      </w:r>
+      <w:r>
+        <w:rPr>
+          <w:rFonts w:ascii="Times New Roman" w:hAnsi="Times New Roman" w:cs="Times New Roman"/>
+          <w:sz w:val="36"/>
+          <w:szCs w:val="36"/>
+        </w:rPr>
+        <w:tab/>
+      </w:r>
+      <w:r>
+        <w:rPr>
+          <w:rFonts w:ascii="Times New Roman" w:hAnsi="Times New Roman" w:cs="Times New Roman"/>
+          <w:sz w:val="36"/>
+          <w:szCs w:val="36"/>
+        </w:rPr>
+        <w:tab/>
+      </w:r>
       <w:r>
         <w:rPr>
           <w:rFonts w:ascii="Times New Roman" w:hAnsi="Times New Roman" w:cs="Times New Roman"/>
@@ -2319,7 +2342,6 @@
         </w:rPr>
         <w:t>M</w:t>
       </w:r>
-      <w:proofErr w:type="spellEnd"/>
       <w:r>
         <w:rPr>
           <w:rFonts w:ascii="Times New Roman" w:hAnsi="Times New Roman" w:cs="Times New Roman"/>
@@ -2364,30 +2386,62 @@
         </w:rPr>
         <w:tab/>
       </w:r>
-      <w:r>
-        <w:rPr>
-          <w:rFonts w:ascii="Times New Roman" w:hAnsi="Times New Roman" w:cs="Times New Roman"/>
-          <w:sz w:val="36"/>
-          <w:szCs w:val="36"/>
-        </w:rPr>
-        <w:tab/>
-        <w:t>A</w:t>
-      </w:r>
-      <w:r>
-        <w:rPr>
-          <w:rFonts w:ascii="Times New Roman" w:hAnsi="Times New Roman" w:cs="Times New Roman"/>
-          <w:sz w:val="36"/>
-          <w:szCs w:val="36"/>
-        </w:rPr>
-        <w:tab/>
-      </w:r>
-      <w:r>
-        <w:rPr>
-          <w:rFonts w:ascii="Times New Roman" w:hAnsi="Times New Roman" w:cs="Times New Roman"/>
-          <w:sz w:val="36"/>
-          <w:szCs w:val="36"/>
-        </w:rPr>
-        <w:tab/>
+      <w:proofErr w:type="gramStart"/>
+      <w:r>
+        <w:rPr>
+          <w:rFonts w:ascii="Times New Roman" w:hAnsi="Times New Roman" w:cs="Times New Roman"/>
+          <w:sz w:val="36"/>
+          <w:szCs w:val="36"/>
+        </w:rPr>
+        <w:tab/>
+      </w:r>
+      <w:r>
+        <w:rPr>
+          <w:rFonts w:ascii="Times New Roman" w:hAnsi="Times New Roman" w:cs="Times New Roman"/>
+          <w:sz w:val="36"/>
+          <w:szCs w:val="36"/>
+        </w:rPr>
+        <w:t xml:space="preserve">  </w:t>
+      </w:r>
+      <w:r>
+        <w:rPr>
+          <w:rFonts w:ascii="Times New Roman" w:hAnsi="Times New Roman" w:cs="Times New Roman"/>
+          <w:sz w:val="36"/>
+          <w:szCs w:val="36"/>
+        </w:rPr>
+        <w:t>M</w:t>
+      </w:r>
+      <w:proofErr w:type="gramEnd"/>
+      <w:r>
+        <w:rPr>
+          <w:rFonts w:ascii="Times New Roman" w:hAnsi="Times New Roman" w:cs="Times New Roman"/>
+          <w:sz w:val="36"/>
+          <w:szCs w:val="36"/>
+        </w:rPr>
+        <w:tab/>
+      </w:r>
+      <w:r>
+        <w:rPr>
+          <w:rFonts w:ascii="Times New Roman" w:hAnsi="Times New Roman" w:cs="Times New Roman"/>
+          <w:sz w:val="36"/>
+          <w:szCs w:val="36"/>
+        </w:rPr>
+        <w:tab/>
+      </w:r>
+      <w:r>
+        <w:rPr>
+          <w:rFonts w:ascii="Times New Roman" w:hAnsi="Times New Roman" w:cs="Times New Roman"/>
+          <w:sz w:val="36"/>
+          <w:szCs w:val="36"/>
+        </w:rPr>
+        <w:tab/>
+      </w:r>
+      <w:r>
+        <w:rPr>
+          <w:rFonts w:ascii="Times New Roman" w:hAnsi="Times New Roman" w:cs="Times New Roman"/>
+          <w:sz w:val="36"/>
+          <w:szCs w:val="36"/>
+        </w:rPr>
         <w:t>L</w:t>
       </w:r>
     </w:p>
@@ -2415,7 +2469,55 @@
           <w:sz w:val="36"/>
           <w:szCs w:val="36"/>
         </w:rPr>
-        <w:t xml:space="preserve">   </w:t>
+        <w:t xml:space="preserve"> </w:t>
+      </w:r>
+      <w:r>
+        <w:rPr>
+          <w:rFonts w:ascii="Times New Roman" w:hAnsi="Times New Roman" w:cs="Times New Roman"/>
+          <w:sz w:val="36"/>
+          <w:szCs w:val="36"/>
+        </w:rPr>
+        <w:tab/>
+      </w:r>
+      <w:r>
+        <w:rPr>
+          <w:rFonts w:ascii="Times New Roman" w:hAnsi="Times New Roman" w:cs="Times New Roman"/>
+          <w:sz w:val="36"/>
+          <w:szCs w:val="36"/>
+        </w:rPr>
+        <w:t xml:space="preserve">  </w:t>
+      </w:r>
+      <w:r>
+        <w:rPr>
+          <w:rFonts w:ascii="Times New Roman" w:hAnsi="Times New Roman" w:cs="Times New Roman"/>
+          <w:sz w:val="36"/>
+          <w:szCs w:val="36"/>
+        </w:rPr>
+        <w:t>A</w:t>
+      </w:r>
+      <w:r>
+        <w:rPr>
+          <w:rFonts w:ascii="Times New Roman" w:hAnsi="Times New Roman" w:cs="Times New Roman"/>
+          <w:sz w:val="36"/>
+          <w:szCs w:val="36"/>
+        </w:rPr>
+        <w:tab/>
+      </w:r>
+      <w:r>
+        <w:rPr>
+          <w:rFonts w:ascii="Times New Roman" w:hAnsi="Times New Roman" w:cs="Times New Roman"/>
+          <w:sz w:val="36"/>
+          <w:szCs w:val="36"/>
+        </w:rPr>
+        <w:tab/>
+      </w:r>
+      <w:r>
+        <w:rPr>
+          <w:rFonts w:ascii="Times New Roman" w:hAnsi="Times New Roman" w:cs="Times New Roman"/>
+          <w:sz w:val="36"/>
+          <w:szCs w:val="36"/>
+        </w:rPr>
+        <w:tab/>
       </w:r>
       <w:r>
         <w:rPr>
@@ -2425,40 +2527,6 @@
         </w:rPr>
         <w:t>M</w:t>
       </w:r>
-      <w:r>
-        <w:rPr>
-          <w:rFonts w:ascii="Times New Roman" w:hAnsi="Times New Roman" w:cs="Times New Roman"/>
-          <w:sz w:val="36"/>
-          <w:szCs w:val="36"/>
-        </w:rPr>
-        <w:tab/>
-      </w:r>
-      <w:r>
-        <w:rPr>
-          <w:rFonts w:ascii="Times New Roman" w:hAnsi="Times New Roman" w:cs="Times New Roman"/>
-          <w:sz w:val="36"/>
-          <w:szCs w:val="36"/>
-        </w:rPr>
-        <w:tab/>
-      </w:r>
-      <w:r>
-        <w:rPr>
-          <w:rFonts w:ascii="Times New Roman" w:hAnsi="Times New Roman" w:cs="Times New Roman"/>
-          <w:sz w:val="36"/>
-          <w:szCs w:val="36"/>
-        </w:rPr>
-        <w:tab/>
-      </w:r>
-      <w:proofErr w:type="spellStart"/>
-      <w:r>
-        <w:rPr>
-          <w:rFonts w:ascii="Times New Roman" w:hAnsi="Times New Roman" w:cs="Times New Roman"/>
-          <w:sz w:val="36"/>
-          <w:szCs w:val="36"/>
-        </w:rPr>
-        <w:t>M</w:t>
-      </w:r>
-      <w:proofErr w:type="spellEnd"/>
     </w:p>
     <w:p>
       <w:pPr>
@@ -3069,7 +3137,7 @@
     </w:p>
     <w:p>
       <w:pPr>
-        <w:spacing w:after="0" w:line="480" w:lineRule="auto"/>
+        <w:spacing w:after="120" w:line="480" w:lineRule="auto"/>
         <w:ind w:left="432"/>
         <w:jc w:val="both"/>
         <w:rPr>
@@ -3141,15 +3209,388 @@
           <w:szCs w:val="36"/>
         </w:rPr>
         <w:t>t</w:t>
+      </w:r>
+    </w:p>
+    <w:p>
+      <w:pPr>
+        <w:spacing w:after="120" w:line="480" w:lineRule="auto"/>
+        <w:ind w:left="432"/>
+        <w:jc w:val="both"/>
+        <w:rPr>
+          <w:rFonts w:ascii="Times New Roman" w:hAnsi="Times New Roman" w:cs="Times New Roman"/>
+          <w:sz w:val="36"/>
+          <w:szCs w:val="36"/>
+        </w:rPr>
+      </w:pPr>
+      <w:r>
+        <w:rPr>
+          <w:rFonts w:ascii="Times New Roman" w:hAnsi="Times New Roman" w:cs="Times New Roman"/>
+          <w:sz w:val="36"/>
+          <w:szCs w:val="36"/>
+        </w:rPr>
+        <w:t>T</w:t>
+      </w:r>
+      <w:r>
+        <w:rPr>
+          <w:rFonts w:ascii="Times New Roman" w:hAnsi="Times New Roman" w:cs="Times New Roman"/>
+          <w:sz w:val="36"/>
+          <w:szCs w:val="36"/>
+        </w:rPr>
+        <w:tab/>
+      </w:r>
+      <w:r>
+        <w:rPr>
+          <w:rFonts w:ascii="Times New Roman" w:hAnsi="Times New Roman" w:cs="Times New Roman"/>
+          <w:sz w:val="36"/>
+          <w:szCs w:val="36"/>
+        </w:rPr>
+        <w:tab/>
+      </w:r>
+      <w:r>
+        <w:rPr>
+          <w:rFonts w:ascii="Times New Roman" w:hAnsi="Times New Roman" w:cs="Times New Roman"/>
+          <w:sz w:val="36"/>
+          <w:szCs w:val="36"/>
+        </w:rPr>
+        <w:tab/>
+      </w:r>
+      <w:r>
+        <w:rPr>
+          <w:rFonts w:ascii="Times New Roman" w:hAnsi="Times New Roman" w:cs="Times New Roman"/>
+          <w:sz w:val="36"/>
+          <w:szCs w:val="36"/>
+        </w:rPr>
+        <w:tab/>
+      </w:r>
+      <w:r>
+        <w:rPr>
+          <w:rFonts w:ascii="Times New Roman" w:hAnsi="Times New Roman" w:cs="Times New Roman"/>
+          <w:sz w:val="36"/>
+          <w:szCs w:val="36"/>
+        </w:rPr>
+        <w:tab/>
+      </w:r>
+      <w:r>
+        <w:rPr>
+          <w:rFonts w:ascii="Times New Roman" w:hAnsi="Times New Roman" w:cs="Times New Roman"/>
+          <w:sz w:val="36"/>
+          <w:szCs w:val="36"/>
+        </w:rPr>
+        <w:tab/>
+      </w:r>
+      <w:r>
+        <w:rPr>
+          <w:rFonts w:ascii="Times New Roman" w:hAnsi="Times New Roman" w:cs="Times New Roman"/>
+          <w:sz w:val="36"/>
+          <w:szCs w:val="36"/>
+        </w:rPr>
+        <w:t>r</w:t>
+      </w:r>
+    </w:p>
+    <w:p>
+      <w:pPr>
+        <w:spacing w:after="120" w:line="480" w:lineRule="auto"/>
+        <w:ind w:left="432"/>
+        <w:jc w:val="both"/>
+        <w:rPr>
+          <w:rFonts w:ascii="Times New Roman" w:hAnsi="Times New Roman" w:cs="Times New Roman"/>
+          <w:sz w:val="36"/>
+          <w:szCs w:val="36"/>
+        </w:rPr>
+      </w:pPr>
+      <w:r>
+        <w:rPr>
+          <w:rFonts w:ascii="Times New Roman" w:hAnsi="Times New Roman" w:cs="Times New Roman"/>
+          <w:sz w:val="36"/>
+          <w:szCs w:val="36"/>
+        </w:rPr>
+        <w:t>H</w:t>
+      </w:r>
+      <w:r>
+        <w:rPr>
+          <w:rFonts w:ascii="Times New Roman" w:hAnsi="Times New Roman" w:cs="Times New Roman"/>
+          <w:sz w:val="36"/>
+          <w:szCs w:val="36"/>
+        </w:rPr>
+        <w:tab/>
+      </w:r>
+      <w:r>
+        <w:rPr>
+          <w:rFonts w:ascii="Times New Roman" w:hAnsi="Times New Roman" w:cs="Times New Roman"/>
+          <w:sz w:val="36"/>
+          <w:szCs w:val="36"/>
+        </w:rPr>
+        <w:tab/>
+      </w:r>
+      <w:r>
+        <w:rPr>
+          <w:rFonts w:ascii="Times New Roman" w:hAnsi="Times New Roman" w:cs="Times New Roman"/>
+          <w:sz w:val="36"/>
+          <w:szCs w:val="36"/>
+        </w:rPr>
+        <w:tab/>
+      </w:r>
+      <w:r>
+        <w:rPr>
+          <w:rFonts w:ascii="Times New Roman" w:hAnsi="Times New Roman" w:cs="Times New Roman"/>
+          <w:sz w:val="36"/>
+          <w:szCs w:val="36"/>
+        </w:rPr>
+        <w:tab/>
+      </w:r>
+      <w:r>
+        <w:rPr>
+          <w:rFonts w:ascii="Times New Roman" w:hAnsi="Times New Roman" w:cs="Times New Roman"/>
+          <w:sz w:val="36"/>
+          <w:szCs w:val="36"/>
+        </w:rPr>
+        <w:tab/>
+      </w:r>
+      <w:r>
+        <w:rPr>
+          <w:rFonts w:ascii="Times New Roman" w:hAnsi="Times New Roman" w:cs="Times New Roman"/>
+          <w:sz w:val="36"/>
+          <w:szCs w:val="36"/>
+        </w:rPr>
+        <w:tab/>
+      </w:r>
+      <w:r>
+        <w:rPr>
+          <w:rFonts w:ascii="Times New Roman" w:hAnsi="Times New Roman" w:cs="Times New Roman"/>
+          <w:sz w:val="36"/>
+          <w:szCs w:val="36"/>
+        </w:rPr>
+        <w:t>e</w:t>
+      </w:r>
+    </w:p>
+    <w:p>
+      <w:pPr>
+        <w:spacing w:after="120" w:line="480" w:lineRule="auto"/>
+        <w:ind w:left="432"/>
+        <w:jc w:val="both"/>
+        <w:rPr>
+          <w:rFonts w:ascii="Times New Roman" w:hAnsi="Times New Roman" w:cs="Times New Roman"/>
+          <w:sz w:val="36"/>
+          <w:szCs w:val="36"/>
+        </w:rPr>
+      </w:pPr>
+      <w:r>
+        <w:rPr>
+          <w:rFonts w:ascii="Times New Roman" w:hAnsi="Times New Roman" w:cs="Times New Roman"/>
+          <w:sz w:val="36"/>
+          <w:szCs w:val="36"/>
+        </w:rPr>
+        <w:t>E</w:t>
+      </w:r>
+      <w:r>
+        <w:rPr>
+          <w:rFonts w:ascii="Times New Roman" w:hAnsi="Times New Roman" w:cs="Times New Roman"/>
+          <w:sz w:val="36"/>
+          <w:szCs w:val="36"/>
+        </w:rPr>
+        <w:tab/>
+      </w:r>
+      <w:r>
+        <w:rPr>
+          <w:rFonts w:ascii="Times New Roman" w:hAnsi="Times New Roman" w:cs="Times New Roman"/>
+          <w:sz w:val="36"/>
+          <w:szCs w:val="36"/>
+        </w:rPr>
+        <w:tab/>
+      </w:r>
+      <w:r>
+        <w:rPr>
+          <w:rFonts w:ascii="Times New Roman" w:hAnsi="Times New Roman" w:cs="Times New Roman"/>
+          <w:sz w:val="36"/>
+          <w:szCs w:val="36"/>
+        </w:rPr>
+        <w:tab/>
+      </w:r>
+      <w:r>
+        <w:rPr>
+          <w:rFonts w:ascii="Times New Roman" w:hAnsi="Times New Roman" w:cs="Times New Roman"/>
+          <w:sz w:val="36"/>
+          <w:szCs w:val="36"/>
+        </w:rPr>
+        <w:tab/>
+      </w:r>
+      <w:r>
+        <w:rPr>
+          <w:rFonts w:ascii="Times New Roman" w:hAnsi="Times New Roman" w:cs="Times New Roman"/>
+          <w:sz w:val="36"/>
+          <w:szCs w:val="36"/>
+        </w:rPr>
+        <w:tab/>
+      </w:r>
+      <w:r>
+        <w:rPr>
+          <w:rFonts w:ascii="Times New Roman" w:hAnsi="Times New Roman" w:cs="Times New Roman"/>
+          <w:sz w:val="36"/>
+          <w:szCs w:val="36"/>
+        </w:rPr>
+        <w:tab/>
+      </w:r>
+      <w:r>
+        <w:rPr>
+          <w:rFonts w:ascii="Times New Roman" w:hAnsi="Times New Roman" w:cs="Times New Roman"/>
+          <w:sz w:val="36"/>
+          <w:szCs w:val="36"/>
+        </w:rPr>
+        <w:t>h</w:t>
+      </w:r>
+    </w:p>
+    <w:p>
+      <w:pPr>
+        <w:spacing w:after="120" w:line="480" w:lineRule="auto"/>
+        <w:ind w:left="432"/>
+        <w:jc w:val="both"/>
+        <w:rPr>
+          <w:rFonts w:ascii="Times New Roman" w:hAnsi="Times New Roman" w:cs="Times New Roman"/>
+          <w:sz w:val="36"/>
+          <w:szCs w:val="36"/>
+        </w:rPr>
+      </w:pPr>
+      <w:r>
+        <w:rPr>
+          <w:rFonts w:ascii="Times New Roman" w:hAnsi="Times New Roman" w:cs="Times New Roman"/>
+          <w:sz w:val="36"/>
+          <w:szCs w:val="36"/>
+        </w:rPr>
+        <w:t>W</w:t>
+      </w:r>
+      <w:r>
+        <w:rPr>
+          <w:rFonts w:ascii="Times New Roman" w:hAnsi="Times New Roman" w:cs="Times New Roman"/>
+          <w:sz w:val="36"/>
+          <w:szCs w:val="36"/>
+        </w:rPr>
+        <w:tab/>
+      </w:r>
+      <w:r>
+        <w:rPr>
+          <w:rFonts w:ascii="Times New Roman" w:hAnsi="Times New Roman" w:cs="Times New Roman"/>
+          <w:sz w:val="36"/>
+          <w:szCs w:val="36"/>
+        </w:rPr>
+        <w:tab/>
+      </w:r>
+      <w:r>
+        <w:rPr>
+          <w:rFonts w:ascii="Times New Roman" w:hAnsi="Times New Roman" w:cs="Times New Roman"/>
+          <w:sz w:val="36"/>
+          <w:szCs w:val="36"/>
+        </w:rPr>
+        <w:tab/>
+      </w:r>
+      <w:r>
+        <w:rPr>
+          <w:rFonts w:ascii="Times New Roman" w:hAnsi="Times New Roman" w:cs="Times New Roman"/>
+          <w:sz w:val="36"/>
+          <w:szCs w:val="36"/>
+        </w:rPr>
+        <w:tab/>
+      </w:r>
+      <w:r>
+        <w:rPr>
+          <w:rFonts w:ascii="Times New Roman" w:hAnsi="Times New Roman" w:cs="Times New Roman"/>
+          <w:sz w:val="36"/>
+          <w:szCs w:val="36"/>
+        </w:rPr>
+        <w:tab/>
+      </w:r>
+      <w:r>
+        <w:rPr>
+          <w:rFonts w:ascii="Times New Roman" w:hAnsi="Times New Roman" w:cs="Times New Roman"/>
+          <w:sz w:val="36"/>
+          <w:szCs w:val="36"/>
+        </w:rPr>
+        <w:t>z</w:t>
+      </w:r>
+    </w:p>
+    <w:p>
+      <w:pPr>
+        <w:spacing w:after="120" w:line="480" w:lineRule="auto"/>
+        <w:ind w:left="432"/>
+        <w:jc w:val="both"/>
+        <w:rPr>
+          <w:rFonts w:ascii="Times New Roman" w:hAnsi="Times New Roman" w:cs="Times New Roman"/>
+          <w:sz w:val="36"/>
+          <w:szCs w:val="36"/>
+        </w:rPr>
+      </w:pPr>
+      <w:r>
+        <w:rPr>
+          <w:rFonts w:ascii="Times New Roman" w:hAnsi="Times New Roman" w:cs="Times New Roman"/>
+          <w:sz w:val="36"/>
+          <w:szCs w:val="36"/>
+        </w:rPr>
+        <w:t>Z</w:t>
+      </w:r>
+      <w:r>
+        <w:rPr>
+          <w:rFonts w:ascii="Times New Roman" w:hAnsi="Times New Roman" w:cs="Times New Roman"/>
+          <w:sz w:val="36"/>
+          <w:szCs w:val="36"/>
+        </w:rPr>
+        <w:tab/>
+      </w:r>
+      <w:r>
+        <w:rPr>
+          <w:rFonts w:ascii="Times New Roman" w:hAnsi="Times New Roman" w:cs="Times New Roman"/>
+          <w:sz w:val="36"/>
+          <w:szCs w:val="36"/>
+        </w:rPr>
+        <w:tab/>
+      </w:r>
+      <w:r>
+        <w:rPr>
+          <w:rFonts w:ascii="Times New Roman" w:hAnsi="Times New Roman" w:cs="Times New Roman"/>
+          <w:sz w:val="36"/>
+          <w:szCs w:val="36"/>
+        </w:rPr>
+        <w:tab/>
+      </w:r>
+      <w:r>
+        <w:rPr>
+          <w:rFonts w:ascii="Times New Roman" w:hAnsi="Times New Roman" w:cs="Times New Roman"/>
+          <w:sz w:val="36"/>
+          <w:szCs w:val="36"/>
+        </w:rPr>
+        <w:tab/>
+      </w:r>
+      <w:r>
+        <w:rPr>
+          <w:rFonts w:ascii="Times New Roman" w:hAnsi="Times New Roman" w:cs="Times New Roman"/>
+          <w:sz w:val="36"/>
+          <w:szCs w:val="36"/>
+        </w:rPr>
+        <w:tab/>
+      </w:r>
+      <w:r>
+        <w:rPr>
+          <w:rFonts w:ascii="Times New Roman" w:hAnsi="Times New Roman" w:cs="Times New Roman"/>
+          <w:sz w:val="36"/>
+          <w:szCs w:val="36"/>
+        </w:rPr>
+        <w:tab/>
+      </w:r>
+      <w:r>
+        <w:rPr>
+          <w:rFonts w:ascii="Times New Roman" w:hAnsi="Times New Roman" w:cs="Times New Roman"/>
+          <w:sz w:val="36"/>
+          <w:szCs w:val="36"/>
+        </w:rPr>
+        <w:t>w</w:t>
       </w:r>
     </w:p>
     <w:p>
       <w:pPr>
         <w:spacing w:after="0" w:line="480" w:lineRule="auto"/>
-        <w:ind w:left="432"/>
         <w:jc w:val="both"/>
         <w:rPr>
           <w:rFonts w:ascii="Times New Roman" w:hAnsi="Times New Roman" w:cs="Times New Roman"/>
+          <w:b/>
+          <w:bCs/>
           <w:sz w:val="36"/>
           <w:szCs w:val="36"/>
         </w:rPr>
@@ -3157,362 +3598,198 @@
       <w:r>
         <w:rPr>
           <w:rFonts w:ascii="Times New Roman" w:hAnsi="Times New Roman" w:cs="Times New Roman"/>
-          <w:sz w:val="36"/>
-          <w:szCs w:val="36"/>
-        </w:rPr>
-        <w:t>T</w:t>
-      </w:r>
-      <w:r>
-        <w:rPr>
-          <w:rFonts w:ascii="Times New Roman" w:hAnsi="Times New Roman" w:cs="Times New Roman"/>
-          <w:sz w:val="36"/>
-          <w:szCs w:val="36"/>
-        </w:rPr>
-        <w:tab/>
-      </w:r>
-      <w:r>
-        <w:rPr>
-          <w:rFonts w:ascii="Times New Roman" w:hAnsi="Times New Roman" w:cs="Times New Roman"/>
-          <w:sz w:val="36"/>
-          <w:szCs w:val="36"/>
-        </w:rPr>
-        <w:tab/>
-      </w:r>
-      <w:r>
-        <w:rPr>
-          <w:rFonts w:ascii="Times New Roman" w:hAnsi="Times New Roman" w:cs="Times New Roman"/>
-          <w:sz w:val="36"/>
-          <w:szCs w:val="36"/>
-        </w:rPr>
-        <w:tab/>
-      </w:r>
-      <w:r>
-        <w:rPr>
-          <w:rFonts w:ascii="Times New Roman" w:hAnsi="Times New Roman" w:cs="Times New Roman"/>
-          <w:sz w:val="36"/>
-          <w:szCs w:val="36"/>
-        </w:rPr>
-        <w:tab/>
-      </w:r>
-      <w:r>
-        <w:rPr>
-          <w:rFonts w:ascii="Times New Roman" w:hAnsi="Times New Roman" w:cs="Times New Roman"/>
-          <w:sz w:val="36"/>
-          <w:szCs w:val="36"/>
-        </w:rPr>
-        <w:tab/>
-      </w:r>
-      <w:r>
-        <w:rPr>
-          <w:rFonts w:ascii="Times New Roman" w:hAnsi="Times New Roman" w:cs="Times New Roman"/>
-          <w:sz w:val="36"/>
-          <w:szCs w:val="36"/>
-        </w:rPr>
-        <w:tab/>
-      </w:r>
-      <w:r>
-        <w:rPr>
-          <w:rFonts w:ascii="Times New Roman" w:hAnsi="Times New Roman" w:cs="Times New Roman"/>
-          <w:sz w:val="36"/>
-          <w:szCs w:val="36"/>
-        </w:rPr>
-        <w:t>r</w:t>
-      </w:r>
-    </w:p>
-    <w:p>
-      <w:pPr>
-        <w:spacing w:after="0" w:line="480" w:lineRule="auto"/>
-        <w:ind w:left="432"/>
-        <w:jc w:val="both"/>
-        <w:rPr>
-          <w:rFonts w:ascii="Times New Roman" w:hAnsi="Times New Roman" w:cs="Times New Roman"/>
-          <w:sz w:val="36"/>
-          <w:szCs w:val="36"/>
-        </w:rPr>
-      </w:pPr>
-      <w:r>
-        <w:rPr>
-          <w:rFonts w:ascii="Times New Roman" w:hAnsi="Times New Roman" w:cs="Times New Roman"/>
-          <w:sz w:val="36"/>
-          <w:szCs w:val="36"/>
-        </w:rPr>
-        <w:t>H</w:t>
-      </w:r>
-      <w:r>
-        <w:rPr>
-          <w:rFonts w:ascii="Times New Roman" w:hAnsi="Times New Roman" w:cs="Times New Roman"/>
-          <w:sz w:val="36"/>
-          <w:szCs w:val="36"/>
-        </w:rPr>
-        <w:tab/>
-      </w:r>
-      <w:r>
-        <w:rPr>
-          <w:rFonts w:ascii="Times New Roman" w:hAnsi="Times New Roman" w:cs="Times New Roman"/>
-          <w:sz w:val="36"/>
-          <w:szCs w:val="36"/>
-        </w:rPr>
-        <w:tab/>
-      </w:r>
-      <w:r>
-        <w:rPr>
-          <w:rFonts w:ascii="Times New Roman" w:hAnsi="Times New Roman" w:cs="Times New Roman"/>
-          <w:sz w:val="36"/>
-          <w:szCs w:val="36"/>
-        </w:rPr>
-        <w:tab/>
-      </w:r>
-      <w:r>
-        <w:rPr>
-          <w:rFonts w:ascii="Times New Roman" w:hAnsi="Times New Roman" w:cs="Times New Roman"/>
-          <w:sz w:val="36"/>
-          <w:szCs w:val="36"/>
-        </w:rPr>
-        <w:tab/>
-      </w:r>
-      <w:r>
-        <w:rPr>
-          <w:rFonts w:ascii="Times New Roman" w:hAnsi="Times New Roman" w:cs="Times New Roman"/>
-          <w:sz w:val="36"/>
-          <w:szCs w:val="36"/>
-        </w:rPr>
-        <w:tab/>
-      </w:r>
-      <w:r>
-        <w:rPr>
-          <w:rFonts w:ascii="Times New Roman" w:hAnsi="Times New Roman" w:cs="Times New Roman"/>
-          <w:sz w:val="36"/>
-          <w:szCs w:val="36"/>
-        </w:rPr>
-        <w:tab/>
-      </w:r>
-      <w:r>
-        <w:rPr>
-          <w:rFonts w:ascii="Times New Roman" w:hAnsi="Times New Roman" w:cs="Times New Roman"/>
-          <w:sz w:val="36"/>
-          <w:szCs w:val="36"/>
-        </w:rPr>
-        <w:t>e</w:t>
-      </w:r>
-    </w:p>
-    <w:p>
-      <w:pPr>
-        <w:spacing w:after="0" w:line="480" w:lineRule="auto"/>
-        <w:ind w:left="432"/>
-        <w:jc w:val="both"/>
-        <w:rPr>
-          <w:rFonts w:ascii="Times New Roman" w:hAnsi="Times New Roman" w:cs="Times New Roman"/>
-          <w:sz w:val="36"/>
-          <w:szCs w:val="36"/>
-        </w:rPr>
-      </w:pPr>
-      <w:r>
-        <w:rPr>
-          <w:rFonts w:ascii="Times New Roman" w:hAnsi="Times New Roman" w:cs="Times New Roman"/>
-          <w:sz w:val="36"/>
-          <w:szCs w:val="36"/>
-        </w:rPr>
-        <w:t>E</w:t>
-      </w:r>
-      <w:r>
-        <w:rPr>
-          <w:rFonts w:ascii="Times New Roman" w:hAnsi="Times New Roman" w:cs="Times New Roman"/>
-          <w:sz w:val="36"/>
-          <w:szCs w:val="36"/>
-        </w:rPr>
-        <w:tab/>
-      </w:r>
-      <w:r>
-        <w:rPr>
-          <w:rFonts w:ascii="Times New Roman" w:hAnsi="Times New Roman" w:cs="Times New Roman"/>
-          <w:sz w:val="36"/>
-          <w:szCs w:val="36"/>
-        </w:rPr>
-        <w:tab/>
-      </w:r>
-      <w:r>
-        <w:rPr>
-          <w:rFonts w:ascii="Times New Roman" w:hAnsi="Times New Roman" w:cs="Times New Roman"/>
-          <w:sz w:val="36"/>
-          <w:szCs w:val="36"/>
-        </w:rPr>
-        <w:tab/>
-      </w:r>
-      <w:r>
-        <w:rPr>
-          <w:rFonts w:ascii="Times New Roman" w:hAnsi="Times New Roman" w:cs="Times New Roman"/>
-          <w:sz w:val="36"/>
-          <w:szCs w:val="36"/>
-        </w:rPr>
-        <w:tab/>
-      </w:r>
-      <w:r>
-        <w:rPr>
-          <w:rFonts w:ascii="Times New Roman" w:hAnsi="Times New Roman" w:cs="Times New Roman"/>
-          <w:sz w:val="36"/>
-          <w:szCs w:val="36"/>
-        </w:rPr>
-        <w:tab/>
-      </w:r>
-      <w:r>
-        <w:rPr>
-          <w:rFonts w:ascii="Times New Roman" w:hAnsi="Times New Roman" w:cs="Times New Roman"/>
-          <w:sz w:val="36"/>
-          <w:szCs w:val="36"/>
-        </w:rPr>
-        <w:tab/>
-      </w:r>
-      <w:r>
-        <w:rPr>
-          <w:rFonts w:ascii="Times New Roman" w:hAnsi="Times New Roman" w:cs="Times New Roman"/>
-          <w:sz w:val="36"/>
-          <w:szCs w:val="36"/>
-        </w:rPr>
-        <w:t>h</w:t>
-      </w:r>
-    </w:p>
-    <w:p>
-      <w:pPr>
-        <w:spacing w:after="0" w:line="480" w:lineRule="auto"/>
-        <w:ind w:left="432"/>
-        <w:jc w:val="both"/>
-        <w:rPr>
-          <w:rFonts w:ascii="Times New Roman" w:hAnsi="Times New Roman" w:cs="Times New Roman"/>
-          <w:sz w:val="36"/>
-          <w:szCs w:val="36"/>
-        </w:rPr>
-      </w:pPr>
-      <w:r>
-        <w:rPr>
-          <w:rFonts w:ascii="Times New Roman" w:hAnsi="Times New Roman" w:cs="Times New Roman"/>
-          <w:sz w:val="36"/>
-          <w:szCs w:val="36"/>
-        </w:rPr>
-        <w:t>W</w:t>
-      </w:r>
-      <w:r>
-        <w:rPr>
-          <w:rFonts w:ascii="Times New Roman" w:hAnsi="Times New Roman" w:cs="Times New Roman"/>
-          <w:sz w:val="36"/>
-          <w:szCs w:val="36"/>
-        </w:rPr>
-        <w:tab/>
-      </w:r>
-      <w:r>
-        <w:rPr>
-          <w:rFonts w:ascii="Times New Roman" w:hAnsi="Times New Roman" w:cs="Times New Roman"/>
-          <w:sz w:val="36"/>
-          <w:szCs w:val="36"/>
-        </w:rPr>
-        <w:tab/>
-      </w:r>
-      <w:r>
-        <w:rPr>
-          <w:rFonts w:ascii="Times New Roman" w:hAnsi="Times New Roman" w:cs="Times New Roman"/>
-          <w:sz w:val="36"/>
-          <w:szCs w:val="36"/>
-        </w:rPr>
-        <w:tab/>
-      </w:r>
-      <w:r>
-        <w:rPr>
-          <w:rFonts w:ascii="Times New Roman" w:hAnsi="Times New Roman" w:cs="Times New Roman"/>
-          <w:sz w:val="36"/>
-          <w:szCs w:val="36"/>
-        </w:rPr>
-        <w:tab/>
-      </w:r>
-      <w:r>
-        <w:rPr>
-          <w:rFonts w:ascii="Times New Roman" w:hAnsi="Times New Roman" w:cs="Times New Roman"/>
-          <w:sz w:val="36"/>
-          <w:szCs w:val="36"/>
-        </w:rPr>
-        <w:tab/>
-      </w:r>
-      <w:r>
-        <w:rPr>
-          <w:rFonts w:ascii="Times New Roman" w:hAnsi="Times New Roman" w:cs="Times New Roman"/>
-          <w:sz w:val="36"/>
-          <w:szCs w:val="36"/>
-        </w:rPr>
-        <w:t>z</w:t>
-      </w:r>
-    </w:p>
-    <w:p>
-      <w:pPr>
-        <w:spacing w:after="0" w:line="480" w:lineRule="auto"/>
-        <w:ind w:left="432"/>
-        <w:jc w:val="both"/>
-        <w:rPr>
-          <w:rFonts w:ascii="Times New Roman" w:hAnsi="Times New Roman" w:cs="Times New Roman"/>
-          <w:sz w:val="36"/>
-          <w:szCs w:val="36"/>
-        </w:rPr>
-      </w:pPr>
-      <w:r>
-        <w:rPr>
-          <w:rFonts w:ascii="Times New Roman" w:hAnsi="Times New Roman" w:cs="Times New Roman"/>
-          <w:sz w:val="36"/>
-          <w:szCs w:val="36"/>
-        </w:rPr>
-        <w:t>Z</w:t>
-      </w:r>
-      <w:r>
-        <w:rPr>
-          <w:rFonts w:ascii="Times New Roman" w:hAnsi="Times New Roman" w:cs="Times New Roman"/>
-          <w:sz w:val="36"/>
-          <w:szCs w:val="36"/>
-        </w:rPr>
-        <w:tab/>
-      </w:r>
-      <w:r>
-        <w:rPr>
-          <w:rFonts w:ascii="Times New Roman" w:hAnsi="Times New Roman" w:cs="Times New Roman"/>
-          <w:sz w:val="36"/>
-          <w:szCs w:val="36"/>
-        </w:rPr>
-        <w:tab/>
-      </w:r>
-      <w:r>
-        <w:rPr>
-          <w:rFonts w:ascii="Times New Roman" w:hAnsi="Times New Roman" w:cs="Times New Roman"/>
-          <w:sz w:val="36"/>
-          <w:szCs w:val="36"/>
-        </w:rPr>
-        <w:tab/>
-      </w:r>
-      <w:r>
-        <w:rPr>
-          <w:rFonts w:ascii="Times New Roman" w:hAnsi="Times New Roman" w:cs="Times New Roman"/>
-          <w:sz w:val="36"/>
-          <w:szCs w:val="36"/>
-        </w:rPr>
-        <w:tab/>
-      </w:r>
-      <w:r>
-        <w:rPr>
-          <w:rFonts w:ascii="Times New Roman" w:hAnsi="Times New Roman" w:cs="Times New Roman"/>
-          <w:sz w:val="36"/>
-          <w:szCs w:val="36"/>
-        </w:rPr>
-        <w:tab/>
-      </w:r>
-      <w:r>
-        <w:rPr>
-          <w:rFonts w:ascii="Times New Roman" w:hAnsi="Times New Roman" w:cs="Times New Roman"/>
-          <w:sz w:val="36"/>
-          <w:szCs w:val="36"/>
-        </w:rPr>
-        <w:tab/>
-      </w:r>
-      <w:r>
-        <w:rPr>
-          <w:rFonts w:ascii="Times New Roman" w:hAnsi="Times New Roman" w:cs="Times New Roman"/>
-          <w:sz w:val="36"/>
-          <w:szCs w:val="36"/>
-        </w:rPr>
-        <w:t>w</w:t>
+          <w:b/>
+          <w:bCs/>
+          <w:sz w:val="36"/>
+          <w:szCs w:val="36"/>
+        </w:rPr>
+        <w:lastRenderedPageBreak/>
+        <w:t>5</w:t>
+      </w:r>
+      <w:r>
+        <w:rPr>
+          <w:rFonts w:ascii="Times New Roman" w:hAnsi="Times New Roman" w:cs="Times New Roman"/>
+          <w:b/>
+          <w:bCs/>
+          <w:sz w:val="32"/>
+          <w:szCs w:val="32"/>
+        </w:rPr>
+        <w:t xml:space="preserve">. </w:t>
+      </w:r>
+      <w:r>
+        <w:rPr>
+          <w:rFonts w:ascii="Times New Roman" w:hAnsi="Times New Roman" w:cs="Times New Roman"/>
+          <w:b/>
+          <w:bCs/>
+          <w:sz w:val="36"/>
+          <w:szCs w:val="36"/>
+        </w:rPr>
+        <w:t>Write (</w:t>
+      </w:r>
+      <w:proofErr w:type="spellStart"/>
+      <w:r>
+        <w:rPr>
+          <w:rFonts w:ascii="Times New Roman" w:hAnsi="Times New Roman" w:cs="Times New Roman"/>
+          <w:b/>
+          <w:bCs/>
+          <w:sz w:val="36"/>
+          <w:szCs w:val="36"/>
+        </w:rPr>
+        <w:t>Qq</w:t>
+      </w:r>
+      <w:proofErr w:type="spellEnd"/>
+      <w:r>
+        <w:rPr>
+          <w:rFonts w:ascii="Times New Roman" w:hAnsi="Times New Roman" w:cs="Times New Roman"/>
+          <w:b/>
+          <w:bCs/>
+          <w:sz w:val="36"/>
+          <w:szCs w:val="36"/>
+        </w:rPr>
+        <w:t xml:space="preserve"> to </w:t>
+      </w:r>
+      <w:proofErr w:type="spellStart"/>
+      <w:r>
+        <w:rPr>
+          <w:rFonts w:ascii="Times New Roman" w:hAnsi="Times New Roman" w:cs="Times New Roman"/>
+          <w:b/>
+          <w:bCs/>
+          <w:sz w:val="36"/>
+          <w:szCs w:val="36"/>
+        </w:rPr>
+        <w:t>Zz</w:t>
+      </w:r>
+      <w:proofErr w:type="spellEnd"/>
+      <w:r>
+        <w:rPr>
+          <w:rFonts w:ascii="Times New Roman" w:hAnsi="Times New Roman" w:cs="Times New Roman"/>
+          <w:b/>
+          <w:bCs/>
+          <w:sz w:val="36"/>
+          <w:szCs w:val="36"/>
+        </w:rPr>
+        <w:t>)</w:t>
+      </w:r>
+      <w:r>
+        <w:rPr>
+          <w:rFonts w:ascii="Times New Roman" w:hAnsi="Times New Roman" w:cs="Times New Roman"/>
+          <w:b/>
+          <w:bCs/>
+          <w:sz w:val="36"/>
+          <w:szCs w:val="36"/>
+        </w:rPr>
+        <w:t>.</w:t>
+      </w:r>
+      <w:r>
+        <w:rPr>
+          <w:rFonts w:ascii="Times New Roman" w:hAnsi="Times New Roman" w:cs="Times New Roman"/>
+          <w:b/>
+          <w:bCs/>
+          <w:sz w:val="36"/>
+          <w:szCs w:val="36"/>
+        </w:rPr>
+        <w:tab/>
+      </w:r>
+      <w:r>
+        <w:rPr>
+          <w:rFonts w:ascii="Times New Roman" w:hAnsi="Times New Roman" w:cs="Times New Roman"/>
+          <w:b/>
+          <w:bCs/>
+          <w:sz w:val="36"/>
+          <w:szCs w:val="36"/>
+        </w:rPr>
+        <w:tab/>
+      </w:r>
+      <w:r>
+        <w:rPr>
+          <w:rFonts w:ascii="Times New Roman" w:hAnsi="Times New Roman" w:cs="Times New Roman"/>
+          <w:b/>
+          <w:bCs/>
+          <w:sz w:val="36"/>
+          <w:szCs w:val="36"/>
+        </w:rPr>
+        <w:tab/>
+      </w:r>
+      <w:r>
+        <w:rPr>
+          <w:rFonts w:ascii="Times New Roman" w:hAnsi="Times New Roman" w:cs="Times New Roman"/>
+          <w:b/>
+          <w:bCs/>
+          <w:sz w:val="36"/>
+          <w:szCs w:val="36"/>
+        </w:rPr>
+        <w:tab/>
+      </w:r>
+      <w:r>
+        <w:rPr>
+          <w:rFonts w:ascii="Times New Roman" w:hAnsi="Times New Roman" w:cs="Times New Roman"/>
+          <w:b/>
+          <w:bCs/>
+          <w:sz w:val="36"/>
+          <w:szCs w:val="36"/>
+        </w:rPr>
+        <w:tab/>
+      </w:r>
+      <w:r>
+        <w:rPr>
+          <w:rFonts w:ascii="Times New Roman" w:hAnsi="Times New Roman" w:cs="Times New Roman"/>
+          <w:b/>
+          <w:bCs/>
+          <w:sz w:val="36"/>
+          <w:szCs w:val="36"/>
+        </w:rPr>
+        <w:tab/>
+      </w:r>
+      <w:r>
+        <w:rPr>
+          <w:rFonts w:ascii="Times New Roman" w:hAnsi="Times New Roman" w:cs="Times New Roman"/>
+          <w:b/>
+          <w:bCs/>
+          <w:sz w:val="36"/>
+          <w:szCs w:val="36"/>
+        </w:rPr>
+        <w:tab/>
+      </w:r>
+      <w:r>
+        <w:rPr>
+          <w:rFonts w:ascii="Times New Roman" w:hAnsi="Times New Roman" w:cs="Times New Roman"/>
+          <w:b/>
+          <w:bCs/>
+          <w:sz w:val="36"/>
+          <w:szCs w:val="36"/>
+        </w:rPr>
+        <w:tab/>
+      </w:r>
+      <w:r>
+        <w:rPr>
+          <w:rFonts w:ascii="Times New Roman" w:hAnsi="Times New Roman" w:cs="Times New Roman"/>
+          <w:b/>
+          <w:bCs/>
+          <w:sz w:val="36"/>
+          <w:szCs w:val="36"/>
+        </w:rPr>
+        <w:tab/>
+        <w:t>[</w:t>
+      </w:r>
+      <w:r>
+        <w:rPr>
+          <w:rFonts w:ascii="Times New Roman" w:hAnsi="Times New Roman" w:cs="Times New Roman"/>
+          <w:b/>
+          <w:bCs/>
+          <w:sz w:val="36"/>
+          <w:szCs w:val="36"/>
+        </w:rPr>
+        <w:t>10</w:t>
+      </w:r>
+      <w:r>
+        <w:rPr>
+          <w:rFonts w:ascii="Times New Roman" w:hAnsi="Times New Roman" w:cs="Times New Roman"/>
+          <w:b/>
+          <w:bCs/>
+          <w:sz w:val="36"/>
+          <w:szCs w:val="36"/>
+        </w:rPr>
+        <w:t>]</w:t>
       </w:r>
     </w:p>
     <w:p>
@@ -3523,196 +3800,130 @@
           <w:rFonts w:ascii="Times New Roman" w:hAnsi="Times New Roman" w:cs="Times New Roman"/>
           <w:sz w:val="36"/>
           <w:szCs w:val="36"/>
+          <w:u w:val="single"/>
         </w:rPr>
       </w:pPr>
-    </w:p>
-    <w:p>
-      <w:pPr>
-        <w:spacing w:after="0" w:line="600" w:lineRule="auto"/>
-        <w:jc w:val="both"/>
-        <w:rPr>
-          <w:rFonts w:ascii="Times New Roman" w:hAnsi="Times New Roman" w:cs="Times New Roman"/>
-          <w:b/>
-          <w:bCs/>
-          <w:sz w:val="36"/>
-          <w:szCs w:val="36"/>
-        </w:rPr>
-      </w:pPr>
-      <w:r>
-        <w:rPr>
-          <w:rFonts w:ascii="Times New Roman" w:hAnsi="Times New Roman" w:cs="Times New Roman"/>
-          <w:b/>
-          <w:bCs/>
-          <w:sz w:val="36"/>
-          <w:szCs w:val="36"/>
-        </w:rPr>
-        <w:lastRenderedPageBreak/>
-        <w:t>5. Write (</w:t>
-      </w:r>
-      <w:proofErr w:type="spellStart"/>
-      <w:r>
-        <w:rPr>
-          <w:rFonts w:ascii="Times New Roman" w:hAnsi="Times New Roman" w:cs="Times New Roman"/>
-          <w:b/>
-          <w:bCs/>
-          <w:sz w:val="36"/>
-          <w:szCs w:val="36"/>
-        </w:rPr>
-        <w:t>Qq</w:t>
-      </w:r>
-      <w:proofErr w:type="spellEnd"/>
-      <w:r>
-        <w:rPr>
-          <w:rFonts w:ascii="Times New Roman" w:hAnsi="Times New Roman" w:cs="Times New Roman"/>
-          <w:b/>
-          <w:bCs/>
-          <w:sz w:val="36"/>
-          <w:szCs w:val="36"/>
-        </w:rPr>
-        <w:t xml:space="preserve"> to </w:t>
-      </w:r>
-      <w:proofErr w:type="spellStart"/>
-      <w:r>
-        <w:rPr>
-          <w:rFonts w:ascii="Times New Roman" w:hAnsi="Times New Roman" w:cs="Times New Roman"/>
-          <w:b/>
-          <w:bCs/>
-          <w:sz w:val="36"/>
-          <w:szCs w:val="36"/>
-        </w:rPr>
-        <w:t>Zz</w:t>
-      </w:r>
-      <w:proofErr w:type="spellEnd"/>
-      <w:r>
-        <w:rPr>
-          <w:rFonts w:ascii="Times New Roman" w:hAnsi="Times New Roman" w:cs="Times New Roman"/>
-          <w:b/>
-          <w:bCs/>
-          <w:sz w:val="36"/>
-          <w:szCs w:val="36"/>
-        </w:rPr>
-        <w:t>)</w:t>
-      </w:r>
-      <w:r>
-        <w:rPr>
-          <w:rFonts w:ascii="Times New Roman" w:hAnsi="Times New Roman" w:cs="Times New Roman"/>
-          <w:b/>
-          <w:bCs/>
-          <w:sz w:val="36"/>
-          <w:szCs w:val="36"/>
-        </w:rPr>
-        <w:t>.</w:t>
-      </w:r>
-      <w:r>
-        <w:rPr>
-          <w:rFonts w:ascii="Times New Roman" w:hAnsi="Times New Roman" w:cs="Times New Roman"/>
-          <w:b/>
-          <w:bCs/>
-          <w:sz w:val="36"/>
-          <w:szCs w:val="36"/>
-        </w:rPr>
-        <w:tab/>
-      </w:r>
-      <w:r>
-        <w:rPr>
-          <w:rFonts w:ascii="Times New Roman" w:hAnsi="Times New Roman" w:cs="Times New Roman"/>
-          <w:b/>
-          <w:bCs/>
-          <w:sz w:val="36"/>
-          <w:szCs w:val="36"/>
-        </w:rPr>
-        <w:tab/>
-      </w:r>
-      <w:r>
-        <w:rPr>
-          <w:rFonts w:ascii="Times New Roman" w:hAnsi="Times New Roman" w:cs="Times New Roman"/>
-          <w:b/>
-          <w:bCs/>
-          <w:sz w:val="36"/>
-          <w:szCs w:val="36"/>
-        </w:rPr>
-        <w:tab/>
-      </w:r>
-      <w:r>
-        <w:rPr>
-          <w:rFonts w:ascii="Times New Roman" w:hAnsi="Times New Roman" w:cs="Times New Roman"/>
-          <w:b/>
-          <w:bCs/>
-          <w:sz w:val="36"/>
-          <w:szCs w:val="36"/>
-        </w:rPr>
-        <w:tab/>
-      </w:r>
-      <w:r>
-        <w:rPr>
-          <w:rFonts w:ascii="Times New Roman" w:hAnsi="Times New Roman" w:cs="Times New Roman"/>
-          <w:b/>
-          <w:bCs/>
-          <w:sz w:val="36"/>
-          <w:szCs w:val="36"/>
-        </w:rPr>
-        <w:tab/>
-      </w:r>
-      <w:r>
-        <w:rPr>
-          <w:rFonts w:ascii="Times New Roman" w:hAnsi="Times New Roman" w:cs="Times New Roman"/>
-          <w:b/>
-          <w:bCs/>
-          <w:sz w:val="36"/>
-          <w:szCs w:val="36"/>
-        </w:rPr>
-        <w:tab/>
-      </w:r>
-      <w:r>
-        <w:rPr>
-          <w:rFonts w:ascii="Times New Roman" w:hAnsi="Times New Roman" w:cs="Times New Roman"/>
-          <w:b/>
-          <w:bCs/>
-          <w:sz w:val="36"/>
-          <w:szCs w:val="36"/>
-        </w:rPr>
-        <w:tab/>
-      </w:r>
-      <w:r>
-        <w:rPr>
-          <w:rFonts w:ascii="Times New Roman" w:hAnsi="Times New Roman" w:cs="Times New Roman"/>
-          <w:b/>
-          <w:bCs/>
-          <w:sz w:val="36"/>
-          <w:szCs w:val="36"/>
-        </w:rPr>
-        <w:tab/>
-      </w:r>
-      <w:r>
-        <w:rPr>
-          <w:rFonts w:ascii="Times New Roman" w:hAnsi="Times New Roman" w:cs="Times New Roman"/>
-          <w:b/>
-          <w:bCs/>
-          <w:sz w:val="36"/>
-          <w:szCs w:val="36"/>
-        </w:rPr>
-        <w:tab/>
-        <w:t>[</w:t>
-      </w:r>
-      <w:r>
-        <w:rPr>
-          <w:rFonts w:ascii="Times New Roman" w:hAnsi="Times New Roman" w:cs="Times New Roman"/>
-          <w:b/>
-          <w:bCs/>
-          <w:sz w:val="36"/>
-          <w:szCs w:val="36"/>
-        </w:rPr>
-        <w:t>10</w:t>
-      </w:r>
-      <w:r>
-        <w:rPr>
-          <w:rFonts w:ascii="Times New Roman" w:hAnsi="Times New Roman" w:cs="Times New Roman"/>
-          <w:b/>
-          <w:bCs/>
-          <w:sz w:val="36"/>
-          <w:szCs w:val="36"/>
-        </w:rPr>
-        <w:t>]</w:t>
+      <w:r>
+        <w:rPr>
+          <w:rFonts w:ascii="Times New Roman" w:hAnsi="Times New Roman" w:cs="Times New Roman"/>
+          <w:sz w:val="36"/>
+          <w:szCs w:val="36"/>
+          <w:u w:val="single"/>
+        </w:rPr>
+        <w:tab/>
+      </w:r>
+      <w:r>
+        <w:rPr>
+          <w:rFonts w:ascii="Times New Roman" w:hAnsi="Times New Roman" w:cs="Times New Roman"/>
+          <w:sz w:val="36"/>
+          <w:szCs w:val="36"/>
+          <w:u w:val="single"/>
+        </w:rPr>
+        <w:tab/>
+      </w:r>
+      <w:r>
+        <w:rPr>
+          <w:rFonts w:ascii="Times New Roman" w:hAnsi="Times New Roman" w:cs="Times New Roman"/>
+          <w:sz w:val="36"/>
+          <w:szCs w:val="36"/>
+        </w:rPr>
+        <w:tab/>
+      </w:r>
+      <w:r>
+        <w:rPr>
+          <w:rFonts w:ascii="Times New Roman" w:hAnsi="Times New Roman" w:cs="Times New Roman"/>
+          <w:sz w:val="36"/>
+          <w:szCs w:val="36"/>
+          <w:u w:val="single"/>
+        </w:rPr>
+        <w:tab/>
+      </w:r>
+      <w:r>
+        <w:rPr>
+          <w:rFonts w:ascii="Times New Roman" w:hAnsi="Times New Roman" w:cs="Times New Roman"/>
+          <w:sz w:val="36"/>
+          <w:szCs w:val="36"/>
+          <w:u w:val="single"/>
+        </w:rPr>
+        <w:tab/>
+      </w:r>
+      <w:r>
+        <w:rPr>
+          <w:rFonts w:ascii="Times New Roman" w:hAnsi="Times New Roman" w:cs="Times New Roman"/>
+          <w:sz w:val="36"/>
+          <w:szCs w:val="36"/>
+        </w:rPr>
+        <w:tab/>
+      </w:r>
+      <w:r>
+        <w:rPr>
+          <w:rFonts w:ascii="Times New Roman" w:hAnsi="Times New Roman" w:cs="Times New Roman"/>
+          <w:sz w:val="36"/>
+          <w:szCs w:val="36"/>
+          <w:u w:val="single"/>
+        </w:rPr>
+        <w:tab/>
+      </w:r>
+      <w:r>
+        <w:rPr>
+          <w:rFonts w:ascii="Times New Roman" w:hAnsi="Times New Roman" w:cs="Times New Roman"/>
+          <w:sz w:val="36"/>
+          <w:szCs w:val="36"/>
+          <w:u w:val="single"/>
+        </w:rPr>
+        <w:tab/>
+      </w:r>
+      <w:r>
+        <w:rPr>
+          <w:rFonts w:ascii="Times New Roman" w:hAnsi="Times New Roman" w:cs="Times New Roman"/>
+          <w:sz w:val="36"/>
+          <w:szCs w:val="36"/>
+        </w:rPr>
+        <w:tab/>
+      </w:r>
+      <w:r>
+        <w:rPr>
+          <w:rFonts w:ascii="Times New Roman" w:hAnsi="Times New Roman" w:cs="Times New Roman"/>
+          <w:sz w:val="36"/>
+          <w:szCs w:val="36"/>
+          <w:u w:val="single"/>
+        </w:rPr>
+        <w:tab/>
+      </w:r>
+      <w:r>
+        <w:rPr>
+          <w:rFonts w:ascii="Times New Roman" w:hAnsi="Times New Roman" w:cs="Times New Roman"/>
+          <w:sz w:val="36"/>
+          <w:szCs w:val="36"/>
+          <w:u w:val="single"/>
+        </w:rPr>
+        <w:tab/>
+      </w:r>
+      <w:r>
+        <w:rPr>
+          <w:rFonts w:ascii="Times New Roman" w:hAnsi="Times New Roman" w:cs="Times New Roman"/>
+          <w:sz w:val="36"/>
+          <w:szCs w:val="36"/>
+        </w:rPr>
+        <w:tab/>
+      </w:r>
+      <w:r>
+        <w:rPr>
+          <w:rFonts w:ascii="Times New Roman" w:hAnsi="Times New Roman" w:cs="Times New Roman"/>
+          <w:sz w:val="36"/>
+          <w:szCs w:val="36"/>
+          <w:u w:val="single"/>
+        </w:rPr>
+        <w:tab/>
+      </w:r>
+      <w:r>
+        <w:rPr>
+          <w:rFonts w:ascii="Times New Roman" w:hAnsi="Times New Roman" w:cs="Times New Roman"/>
+          <w:sz w:val="36"/>
+          <w:szCs w:val="36"/>
+          <w:u w:val="single"/>
+        </w:rPr>
+        <w:tab/>
       </w:r>
     </w:p>
     <w:p>
@@ -3721,142 +3932,8 @@
         <w:jc w:val="both"/>
         <w:rPr>
           <w:rFonts w:ascii="Times New Roman" w:hAnsi="Times New Roman" w:cs="Times New Roman"/>
-          <w:sz w:val="36"/>
-          <w:szCs w:val="36"/>
-          <w:u w:val="single"/>
-        </w:rPr>
-      </w:pPr>
-      <w:r>
-        <w:rPr>
-          <w:rFonts w:ascii="Times New Roman" w:hAnsi="Times New Roman" w:cs="Times New Roman"/>
-          <w:sz w:val="36"/>
-          <w:szCs w:val="36"/>
-          <w:u w:val="single"/>
-        </w:rPr>
-        <w:tab/>
-      </w:r>
-      <w:r>
-        <w:rPr>
-          <w:rFonts w:ascii="Times New Roman" w:hAnsi="Times New Roman" w:cs="Times New Roman"/>
-          <w:sz w:val="36"/>
-          <w:szCs w:val="36"/>
-          <w:u w:val="single"/>
-        </w:rPr>
-        <w:tab/>
-      </w:r>
-      <w:r>
-        <w:rPr>
-          <w:rFonts w:ascii="Times New Roman" w:hAnsi="Times New Roman" w:cs="Times New Roman"/>
-          <w:sz w:val="36"/>
-          <w:szCs w:val="36"/>
-        </w:rPr>
-        <w:tab/>
-      </w:r>
-      <w:r>
-        <w:rPr>
-          <w:rFonts w:ascii="Times New Roman" w:hAnsi="Times New Roman" w:cs="Times New Roman"/>
-          <w:sz w:val="36"/>
-          <w:szCs w:val="36"/>
-          <w:u w:val="single"/>
-        </w:rPr>
-        <w:tab/>
-      </w:r>
-      <w:r>
-        <w:rPr>
-          <w:rFonts w:ascii="Times New Roman" w:hAnsi="Times New Roman" w:cs="Times New Roman"/>
-          <w:sz w:val="36"/>
-          <w:szCs w:val="36"/>
-          <w:u w:val="single"/>
-        </w:rPr>
-        <w:tab/>
-      </w:r>
-      <w:r>
-        <w:rPr>
-          <w:rFonts w:ascii="Times New Roman" w:hAnsi="Times New Roman" w:cs="Times New Roman"/>
-          <w:sz w:val="36"/>
-          <w:szCs w:val="36"/>
-        </w:rPr>
-        <w:tab/>
-      </w:r>
-      <w:r>
-        <w:rPr>
-          <w:rFonts w:ascii="Times New Roman" w:hAnsi="Times New Roman" w:cs="Times New Roman"/>
-          <w:sz w:val="36"/>
-          <w:szCs w:val="36"/>
-          <w:u w:val="single"/>
-        </w:rPr>
-        <w:tab/>
-      </w:r>
-      <w:r>
-        <w:rPr>
-          <w:rFonts w:ascii="Times New Roman" w:hAnsi="Times New Roman" w:cs="Times New Roman"/>
-          <w:sz w:val="36"/>
-          <w:szCs w:val="36"/>
-          <w:u w:val="single"/>
-        </w:rPr>
-        <w:tab/>
-      </w:r>
-      <w:r>
-        <w:rPr>
-          <w:rFonts w:ascii="Times New Roman" w:hAnsi="Times New Roman" w:cs="Times New Roman"/>
-          <w:sz w:val="36"/>
-          <w:szCs w:val="36"/>
-        </w:rPr>
-        <w:tab/>
-      </w:r>
-      <w:r>
-        <w:rPr>
-          <w:rFonts w:ascii="Times New Roman" w:hAnsi="Times New Roman" w:cs="Times New Roman"/>
-          <w:sz w:val="36"/>
-          <w:szCs w:val="36"/>
-          <w:u w:val="single"/>
-        </w:rPr>
-        <w:tab/>
-      </w:r>
-      <w:r>
-        <w:rPr>
-          <w:rFonts w:ascii="Times New Roman" w:hAnsi="Times New Roman" w:cs="Times New Roman"/>
-          <w:sz w:val="36"/>
-          <w:szCs w:val="36"/>
-          <w:u w:val="single"/>
-        </w:rPr>
-        <w:tab/>
-      </w:r>
-      <w:r>
-        <w:rPr>
-          <w:rFonts w:ascii="Times New Roman" w:hAnsi="Times New Roman" w:cs="Times New Roman"/>
-          <w:sz w:val="36"/>
-          <w:szCs w:val="36"/>
-        </w:rPr>
-        <w:tab/>
-      </w:r>
-      <w:r>
-        <w:rPr>
-          <w:rFonts w:ascii="Times New Roman" w:hAnsi="Times New Roman" w:cs="Times New Roman"/>
-          <w:sz w:val="36"/>
-          <w:szCs w:val="36"/>
-          <w:u w:val="single"/>
-        </w:rPr>
-        <w:tab/>
-      </w:r>
-      <w:r>
-        <w:rPr>
-          <w:rFonts w:ascii="Times New Roman" w:hAnsi="Times New Roman" w:cs="Times New Roman"/>
-          <w:sz w:val="36"/>
-          <w:szCs w:val="36"/>
-          <w:u w:val="single"/>
-        </w:rPr>
-        <w:tab/>
-      </w:r>
-    </w:p>
-    <w:p>
-      <w:pPr>
-        <w:spacing w:after="0" w:line="360" w:lineRule="auto"/>
-        <w:jc w:val="both"/>
-        <w:rPr>
-          <w:rFonts w:ascii="Times New Roman" w:hAnsi="Times New Roman" w:cs="Times New Roman"/>
-          <w:sz w:val="36"/>
-          <w:szCs w:val="36"/>
+          <w:sz w:val="28"/>
+          <w:szCs w:val="28"/>
           <w:u w:val="single"/>
         </w:rPr>
       </w:pPr>
@@ -4418,7 +4495,7 @@
           <w:lang w:bidi="ar-SA"/>
         </w:rPr>
         <w:drawing>
-          <wp:anchor distT="0" distB="0" distL="114300" distR="114300" simplePos="0" relativeHeight="251674624" behindDoc="0" locked="0" layoutInCell="1" allowOverlap="1" wp14:anchorId="01EADE97" wp14:editId="0120F705">
+          <wp:anchor distT="0" distB="0" distL="114300" distR="114300" simplePos="0" relativeHeight="251674624" behindDoc="0" locked="0" layoutInCell="1" allowOverlap="1" wp14:anchorId="01EADE97" wp14:editId="1DB00F5E">
             <wp:simplePos x="0" y="0"/>
             <wp:positionH relativeFrom="column">
               <wp:posOffset>3861747</wp:posOffset>
@@ -4827,15 +4904,15 @@
         <w:jc w:val="both"/>
         <w:rPr>
           <w:rFonts w:ascii="Times New Roman" w:hAnsi="Times New Roman" w:cs="Times New Roman"/>
-          <w:sz w:val="36"/>
-          <w:szCs w:val="36"/>
+          <w:sz w:val="28"/>
+          <w:szCs w:val="28"/>
           <w:u w:val="single"/>
         </w:rPr>
       </w:pPr>
     </w:p>
     <w:p>
       <w:pPr>
-        <w:spacing w:after="0" w:line="480" w:lineRule="auto"/>
+        <w:spacing w:after="0" w:line="276" w:lineRule="auto"/>
         <w:jc w:val="both"/>
         <w:rPr>
           <w:rFonts w:ascii="Times New Roman" w:hAnsi="Times New Roman" w:cs="Times New Roman"/>
@@ -5148,16 +5225,16 @@
           <w:lang w:bidi="ar-SA"/>
         </w:rPr>
         <w:drawing>
-          <wp:anchor distT="0" distB="0" distL="114300" distR="114300" simplePos="0" relativeHeight="251677696" behindDoc="0" locked="0" layoutInCell="1" allowOverlap="1" wp14:anchorId="657EAC0C" wp14:editId="35BD2CE9">
+          <wp:anchor distT="0" distB="0" distL="114300" distR="114300" simplePos="0" relativeHeight="251677696" behindDoc="0" locked="0" layoutInCell="1" allowOverlap="1" wp14:anchorId="657EAC0C" wp14:editId="162F32D0">
             <wp:simplePos x="0" y="0"/>
             <wp:positionH relativeFrom="column">
-              <wp:posOffset>1151433</wp:posOffset>
+              <wp:posOffset>741872</wp:posOffset>
             </wp:positionH>
             <wp:positionV relativeFrom="paragraph">
-              <wp:posOffset>26670</wp:posOffset>
+              <wp:posOffset>25448</wp:posOffset>
             </wp:positionV>
-            <wp:extent cx="3843222" cy="3827721"/>
-            <wp:effectExtent l="0" t="0" r="5080" b="1905"/>
+            <wp:extent cx="4865298" cy="4200997"/>
+            <wp:effectExtent l="0" t="0" r="0" b="0"/>
             <wp:wrapNone/>
             <wp:docPr id="122" name="Picture 122"/>
             <wp:cNvGraphicFramePr>
@@ -5184,7 +5261,7 @@
                   <pic:spPr bwMode="auto">
                     <a:xfrm>
                       <a:off x="0" y="0"/>
-                      <a:ext cx="3843222" cy="3827721"/>
+                      <a:ext cx="4877322" cy="4211380"/>
                     </a:xfrm>
                     <a:prstGeom prst="rect">
                       <a:avLst/>
@@ -5253,6 +5330,17 @@
         </w:rPr>
         <w:tab/>
       </w:r>
+    </w:p>
+    <w:p>
+      <w:pPr>
+        <w:spacing w:after="0" w:line="360" w:lineRule="auto"/>
+        <w:jc w:val="both"/>
+        <w:rPr>
+          <w:rFonts w:ascii="Times New Roman" w:hAnsi="Times New Roman" w:cs="Times New Roman"/>
+          <w:sz w:val="36"/>
+          <w:szCs w:val="36"/>
+        </w:rPr>
+      </w:pPr>
     </w:p>
     <w:p>
       <w:pPr>
